--- a/file/jobsheet10/DerasPangestuGusti_Jobsheet10_PASD.docx
+++ b/file/jobsheet10/DerasPangestuGusti_Jobsheet10_PASD.docx
@@ -13424,7 +13424,7 @@
           </mc:Choice>
           <mc:Fallback>
             <w:pict>
-              <v:group w14:anchorId="68894DD0" id="Group 30" o:spid="_x0000_s1026" style="position:absolute;margin-left:94.05pt;margin-top:46.15pt;width:443.6pt;height:540.55pt;z-index:-15723520;mso-wrap-distance-left:0;mso-wrap-distance-right:0;mso-position-horizontal-relative:page" coordsize="56337,68649" o:gfxdata="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">
+              <v:group w14:anchorId="67D6368D" id="Group 30" o:spid="_x0000_s1026" style="position:absolute;margin-left:94.05pt;margin-top:46.15pt;width:443.6pt;height:540.55pt;z-index:-15723520;mso-wrap-distance-left:0;mso-wrap-distance-right:0;mso-position-horizontal-relative:page" coordsize="56337,68649" o:gfxdata="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">
                 <v:shapetype id="_x0000_t75" coordsize="21600,21600" o:spt="75" o:preferrelative="t" path="m@4@5l@4@11@9@11@9@5xe" filled="f" stroked="f">
                   <v:stroke joinstyle="miter"/>
                   <v:formulas>
@@ -19356,12 +19356,91 @@
     <w:p>
       <w:pPr>
         <w:pStyle w:val="BodyText"/>
-      </w:pPr>
+        <w:spacing w:before="3"/>
+      </w:pPr>
+      <w:r>
+        <w:rPr>
+          <w:noProof/>
+        </w:rPr>
+        <w:lastRenderedPageBreak/>
+        <w:drawing>
+          <wp:inline distT="0" distB="0" distL="0" distR="0" wp14:anchorId="750D68D5" wp14:editId="3C281670">
+            <wp:extent cx="5943600" cy="2556510"/>
+            <wp:effectExtent l="0" t="0" r="0" b="0"/>
+            <wp:docPr id="102989343" name="Picture 1"/>
+            <wp:cNvGraphicFramePr>
+              <a:graphicFrameLocks xmlns:a="http://schemas.openxmlformats.org/drawingml/2006/main" noChangeAspect="1"/>
+            </wp:cNvGraphicFramePr>
+            <a:graphic xmlns:a="http://schemas.openxmlformats.org/drawingml/2006/main">
+              <a:graphicData uri="http://schemas.openxmlformats.org/drawingml/2006/picture">
+                <pic:pic xmlns:pic="http://schemas.openxmlformats.org/drawingml/2006/picture">
+                  <pic:nvPicPr>
+                    <pic:cNvPr id="102989343" name=""/>
+                    <pic:cNvPicPr/>
+                  </pic:nvPicPr>
+                  <pic:blipFill>
+                    <a:blip r:embed="rId27"/>
+                    <a:stretch>
+                      <a:fillRect/>
+                    </a:stretch>
+                  </pic:blipFill>
+                  <pic:spPr>
+                    <a:xfrm>
+                      <a:off x="0" y="0"/>
+                      <a:ext cx="5943600" cy="2556510"/>
+                    </a:xfrm>
+                    <a:prstGeom prst="rect">
+                      <a:avLst/>
+                    </a:prstGeom>
+                  </pic:spPr>
+                </pic:pic>
+              </a:graphicData>
+            </a:graphic>
+          </wp:inline>
+        </w:drawing>
+      </w:r>
     </w:p>
     <w:p>
       <w:pPr>
         <w:pStyle w:val="BodyText"/>
         <w:spacing w:before="3"/>
+      </w:pPr>
+    </w:p>
+    <w:p>
+      <w:pPr>
+        <w:pStyle w:val="BodyText"/>
+        <w:spacing w:before="3"/>
+        <w:rPr>
+          <w:rFonts w:ascii="Times New Roman" w:hAnsi="Times New Roman" w:cs="Times New Roman"/>
+          <w:b/>
+          <w:bCs/>
+          <w:i/>
+          <w:iCs/>
+        </w:rPr>
+      </w:pPr>
+      <w:hyperlink r:id="rId28" w:history="1">
+        <w:r>
+          <w:rPr>
+            <w:rStyle w:val="Hyperlink"/>
+            <w:rFonts w:ascii="Times New Roman" w:hAnsi="Times New Roman" w:cs="Times New Roman"/>
+            <w:b/>
+            <w:bCs/>
+            <w:i/>
+            <w:iCs/>
+          </w:rPr>
+          <w:t>https://github.com/guramedadar/Praktikum-Algoritma-Struktur-Data/tree/main/src/com/jobsheet10</w:t>
+        </w:r>
+      </w:hyperlink>
+    </w:p>
+    <w:p>
+      <w:pPr>
+        <w:pStyle w:val="BodyText"/>
+        <w:spacing w:before="3"/>
+        <w:rPr>
+          <w:rFonts w:ascii="Times New Roman" w:hAnsi="Times New Roman" w:cs="Times New Roman"/>
+          <w:i/>
+          <w:iCs/>
+        </w:rPr>
       </w:pPr>
     </w:p>
     <w:p>
@@ -29031,6 +29110,202 @@
     </w:p>
     <w:p>
       <w:pPr>
+        <w:pStyle w:val="ListParagraph"/>
+      </w:pPr>
+    </w:p>
+    <w:p>
+      <w:pPr>
+        <w:pStyle w:val="ListParagraph"/>
+        <w:tabs>
+          <w:tab w:val="left" w:pos="409"/>
+        </w:tabs>
+        <w:spacing w:before="1"/>
+        <w:ind w:left="409" w:firstLine="0"/>
+      </w:pPr>
+      <w:r>
+        <w:lastRenderedPageBreak/>
+        <w:drawing>
+          <wp:inline distT="0" distB="0" distL="0" distR="0" wp14:anchorId="1B465CE1" wp14:editId="7565E66C">
+            <wp:extent cx="4925112" cy="3200847"/>
+            <wp:effectExtent l="0" t="0" r="0" b="0"/>
+            <wp:docPr id="657301581" name="Picture 1"/>
+            <wp:cNvGraphicFramePr>
+              <a:graphicFrameLocks xmlns:a="http://schemas.openxmlformats.org/drawingml/2006/main" noChangeAspect="1"/>
+            </wp:cNvGraphicFramePr>
+            <a:graphic xmlns:a="http://schemas.openxmlformats.org/drawingml/2006/main">
+              <a:graphicData uri="http://schemas.openxmlformats.org/drawingml/2006/picture">
+                <pic:pic xmlns:pic="http://schemas.openxmlformats.org/drawingml/2006/picture">
+                  <pic:nvPicPr>
+                    <pic:cNvPr id="657301581" name=""/>
+                    <pic:cNvPicPr/>
+                  </pic:nvPicPr>
+                  <pic:blipFill>
+                    <a:blip r:embed="rId29"/>
+                    <a:stretch>
+                      <a:fillRect/>
+                    </a:stretch>
+                  </pic:blipFill>
+                  <pic:spPr>
+                    <a:xfrm>
+                      <a:off x="0" y="0"/>
+                      <a:ext cx="4925112" cy="3200847"/>
+                    </a:xfrm>
+                    <a:prstGeom prst="rect">
+                      <a:avLst/>
+                    </a:prstGeom>
+                  </pic:spPr>
+                </pic:pic>
+              </a:graphicData>
+            </a:graphic>
+          </wp:inline>
+        </w:drawing>
+      </w:r>
+    </w:p>
+    <w:p>
+      <w:pPr>
+        <w:pStyle w:val="ListParagraph"/>
+        <w:tabs>
+          <w:tab w:val="left" w:pos="409"/>
+        </w:tabs>
+        <w:spacing w:before="1"/>
+        <w:ind w:left="409" w:firstLine="0"/>
+      </w:pPr>
+      <w:r>
+        <w:lastRenderedPageBreak/>
+        <w:drawing>
+          <wp:inline distT="0" distB="0" distL="0" distR="0" wp14:anchorId="383F3705" wp14:editId="6C2E8644">
+            <wp:extent cx="5220429" cy="8040222"/>
+            <wp:effectExtent l="0" t="0" r="0" b="0"/>
+            <wp:docPr id="1056888782" name="Picture 1"/>
+            <wp:cNvGraphicFramePr>
+              <a:graphicFrameLocks xmlns:a="http://schemas.openxmlformats.org/drawingml/2006/main" noChangeAspect="1"/>
+            </wp:cNvGraphicFramePr>
+            <a:graphic xmlns:a="http://schemas.openxmlformats.org/drawingml/2006/main">
+              <a:graphicData uri="http://schemas.openxmlformats.org/drawingml/2006/picture">
+                <pic:pic xmlns:pic="http://schemas.openxmlformats.org/drawingml/2006/picture">
+                  <pic:nvPicPr>
+                    <pic:cNvPr id="1056888782" name=""/>
+                    <pic:cNvPicPr/>
+                  </pic:nvPicPr>
+                  <pic:blipFill>
+                    <a:blip r:embed="rId30"/>
+                    <a:stretch>
+                      <a:fillRect/>
+                    </a:stretch>
+                  </pic:blipFill>
+                  <pic:spPr>
+                    <a:xfrm>
+                      <a:off x="0" y="0"/>
+                      <a:ext cx="5220429" cy="8040222"/>
+                    </a:xfrm>
+                    <a:prstGeom prst="rect">
+                      <a:avLst/>
+                    </a:prstGeom>
+                  </pic:spPr>
+                </pic:pic>
+              </a:graphicData>
+            </a:graphic>
+          </wp:inline>
+        </w:drawing>
+      </w:r>
+    </w:p>
+    <w:p>
+      <w:pPr>
+        <w:pStyle w:val="ListParagraph"/>
+        <w:tabs>
+          <w:tab w:val="left" w:pos="409"/>
+        </w:tabs>
+        <w:spacing w:before="1"/>
+        <w:ind w:left="409" w:firstLine="0"/>
+      </w:pPr>
+      <w:r>
+        <w:lastRenderedPageBreak/>
+        <w:drawing>
+          <wp:inline distT="0" distB="0" distL="0" distR="0" wp14:anchorId="1D7D459C" wp14:editId="20B0810C">
+            <wp:extent cx="5943600" cy="2038350"/>
+            <wp:effectExtent l="0" t="0" r="0" b="0"/>
+            <wp:docPr id="1340147240" name="Picture 1"/>
+            <wp:cNvGraphicFramePr>
+              <a:graphicFrameLocks xmlns:a="http://schemas.openxmlformats.org/drawingml/2006/main" noChangeAspect="1"/>
+            </wp:cNvGraphicFramePr>
+            <a:graphic xmlns:a="http://schemas.openxmlformats.org/drawingml/2006/main">
+              <a:graphicData uri="http://schemas.openxmlformats.org/drawingml/2006/picture">
+                <pic:pic xmlns:pic="http://schemas.openxmlformats.org/drawingml/2006/picture">
+                  <pic:nvPicPr>
+                    <pic:cNvPr id="1340147240" name=""/>
+                    <pic:cNvPicPr/>
+                  </pic:nvPicPr>
+                  <pic:blipFill>
+                    <a:blip r:embed="rId31"/>
+                    <a:stretch>
+                      <a:fillRect/>
+                    </a:stretch>
+                  </pic:blipFill>
+                  <pic:spPr>
+                    <a:xfrm>
+                      <a:off x="0" y="0"/>
+                      <a:ext cx="5943600" cy="2038350"/>
+                    </a:xfrm>
+                    <a:prstGeom prst="rect">
+                      <a:avLst/>
+                    </a:prstGeom>
+                  </pic:spPr>
+                </pic:pic>
+              </a:graphicData>
+            </a:graphic>
+          </wp:inline>
+        </w:drawing>
+      </w:r>
+    </w:p>
+    <w:p>
+      <w:pPr>
+        <w:pStyle w:val="ListParagraph"/>
+        <w:tabs>
+          <w:tab w:val="left" w:pos="409"/>
+        </w:tabs>
+        <w:spacing w:before="1"/>
+        <w:ind w:left="409" w:firstLine="0"/>
+      </w:pPr>
+      <w:r>
+        <w:drawing>
+          <wp:inline distT="0" distB="0" distL="0" distR="0" wp14:anchorId="7E63E1CA" wp14:editId="58D9FB04">
+            <wp:extent cx="4553585" cy="5839640"/>
+            <wp:effectExtent l="0" t="0" r="0" b="8890"/>
+            <wp:docPr id="145145739" name="Picture 1"/>
+            <wp:cNvGraphicFramePr>
+              <a:graphicFrameLocks xmlns:a="http://schemas.openxmlformats.org/drawingml/2006/main" noChangeAspect="1"/>
+            </wp:cNvGraphicFramePr>
+            <a:graphic xmlns:a="http://schemas.openxmlformats.org/drawingml/2006/main">
+              <a:graphicData uri="http://schemas.openxmlformats.org/drawingml/2006/picture">
+                <pic:pic xmlns:pic="http://schemas.openxmlformats.org/drawingml/2006/picture">
+                  <pic:nvPicPr>
+                    <pic:cNvPr id="145145739" name=""/>
+                    <pic:cNvPicPr/>
+                  </pic:nvPicPr>
+                  <pic:blipFill>
+                    <a:blip r:embed="rId32"/>
+                    <a:stretch>
+                      <a:fillRect/>
+                    </a:stretch>
+                  </pic:blipFill>
+                  <pic:spPr>
+                    <a:xfrm>
+                      <a:off x="0" y="0"/>
+                      <a:ext cx="4553585" cy="5839640"/>
+                    </a:xfrm>
+                    <a:prstGeom prst="rect">
+                      <a:avLst/>
+                    </a:prstGeom>
+                  </pic:spPr>
+                </pic:pic>
+              </a:graphicData>
+            </a:graphic>
+          </wp:inline>
+        </w:drawing>
+      </w:r>
+    </w:p>
+    <w:p>
+      <w:pPr>
         <w:pStyle w:val="Heading2"/>
         <w:numPr>
           <w:ilvl w:val="0"/>
@@ -29122,6 +29397,16 @@
     </w:p>
     <w:p>
       <w:pPr>
+        <w:pStyle w:val="Heading2"/>
+        <w:tabs>
+          <w:tab w:val="left" w:pos="409"/>
+        </w:tabs>
+        <w:spacing w:before="135"/>
+        <w:ind w:left="409" w:firstLine="0"/>
+      </w:pPr>
+    </w:p>
+    <w:p>
+      <w:pPr>
         <w:pStyle w:val="BodyText"/>
         <w:spacing w:before="267"/>
         <w:rPr>
@@ -29159,6 +29444,7 @@
         <w:ind w:left="447"/>
       </w:pPr>
       <w:r>
+        <w:lastRenderedPageBreak/>
         <w:t>Compare</w:t>
       </w:r>
       <w:r>
@@ -31851,7 +32137,7 @@
         </mc:Choice>
         <mc:Fallback>
           <w:pict>
-            <v:group w14:anchorId="2A9A6CE6" id="Group 9" o:spid="_x0000_s1026" style="position:absolute;margin-left:85pt;margin-top:798.95pt;width:269.75pt;height:13.2pt;z-index:-16051712;mso-wrap-distance-left:0;mso-wrap-distance-right:0;mso-position-horizontal-relative:page;mso-position-vertical-relative:page" coordsize="34258,1676" o:gfxdata="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">
+            <v:group w14:anchorId="4B80DA13" id="Group 9" o:spid="_x0000_s1026" style="position:absolute;margin-left:85pt;margin-top:798.95pt;width:269.75pt;height:13.2pt;z-index:-16051712;mso-wrap-distance-left:0;mso-wrap-distance-right:0;mso-position-horizontal-relative:page;mso-position-vertical-relative:page" coordsize="34258,1676" o:gfxdata="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">
               <v:shapetype id="_x0000_t75" coordsize="21600,21600" o:spt="75" o:preferrelative="t" path="m@4@5l@4@11@9@11@9@5xe" filled="f" stroked="f">
                 <v:stroke joinstyle="miter"/>
                 <v:formulas>
@@ -32036,7 +32322,7 @@
         </mc:Choice>
         <mc:Fallback>
           <w:pict>
-            <v:group w14:anchorId="55AB74BE" id="Group 13" o:spid="_x0000_s1026" style="position:absolute;margin-left:85pt;margin-top:779.15pt;width:256.5pt;height:13.2pt;z-index:-16051200;mso-wrap-distance-left:0;mso-wrap-distance-right:0;mso-position-horizontal-relative:page;mso-position-vertical-relative:page" coordsize="32575,1676" o:gfxdata="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">
+            <v:group w14:anchorId="58D8D766" id="Group 13" o:spid="_x0000_s1026" style="position:absolute;margin-left:85pt;margin-top:779.15pt;width:256.5pt;height:13.2pt;z-index:-16051200;mso-wrap-distance-left:0;mso-wrap-distance-right:0;mso-position-horizontal-relative:page;mso-position-vertical-relative:page" coordsize="32575,1676" o:gfxdata="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">
               <v:shape id="Image 14" o:spid="_x0000_s1027" type="#_x0000_t75" style="position:absolute;width:28753;height:1676;visibility:visible;mso-wrap-style:square" o:gfxdata="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">
                 <v:imagedata r:id="rId11" o:title=""/>
               </v:shape>
@@ -32432,7 +32718,7 @@
         </mc:Choice>
         <mc:Fallback>
           <w:pict>
-            <v:group w14:anchorId="623D095A" id="Group 2" o:spid="_x0000_s1026" style="position:absolute;margin-left:73.4pt;margin-top:36pt;width:179.7pt;height:13.2pt;z-index:-16052736;mso-wrap-distance-left:0;mso-wrap-distance-right:0;mso-position-horizontal-relative:page;mso-position-vertical-relative:page" coordsize="22821,1676" o:gfxdata="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">
+            <v:group w14:anchorId="7843C2C8" id="Group 2" o:spid="_x0000_s1026" style="position:absolute;margin-left:73.4pt;margin-top:36pt;width:179.7pt;height:13.2pt;z-index:-16052736;mso-wrap-distance-left:0;mso-wrap-distance-right:0;mso-position-horizontal-relative:page;mso-position-vertical-relative:page" coordsize="22821,1676" o:gfxdata="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">
               <v:shapetype id="_x0000_t75" coordsize="21600,21600" o:spt="75" o:preferrelative="t" path="m@4@5l@4@11@9@11@9@5xe" filled="f" stroked="f">
                 <v:stroke joinstyle="miter"/>
                 <v:formulas>
@@ -32545,7 +32831,7 @@
         </mc:Choice>
         <mc:Fallback>
           <w:pict>
-            <v:shape w14:anchorId="661E19F6" id="Graphic 8" o:spid="_x0000_s1026" style="position:absolute;margin-left:73.45pt;margin-top:66pt;width:454.5pt;height:1.5pt;z-index:-16052224;visibility:visible;mso-wrap-style:square;mso-wrap-distance-left:0;mso-wrap-distance-top:0;mso-wrap-distance-right:0;mso-wrap-distance-bottom:0;mso-position-horizontal:absolute;mso-position-horizontal-relative:page;mso-position-vertical:absolute;mso-position-vertical-relative:page;v-text-anchor:top" coordsize="5772150,19050" o:gfxdata="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" path="m,l5772150,19050e" filled="f" strokeweight="2.5pt">
+            <v:shape w14:anchorId="20721915" id="Graphic 8" o:spid="_x0000_s1026" style="position:absolute;margin-left:73.45pt;margin-top:66pt;width:454.5pt;height:1.5pt;z-index:-16052224;visibility:visible;mso-wrap-style:square;mso-wrap-distance-left:0;mso-wrap-distance-top:0;mso-wrap-distance-right:0;mso-wrap-distance-bottom:0;mso-position-horizontal:absolute;mso-position-horizontal-relative:page;mso-position-vertical:absolute;mso-position-vertical-relative:page;v-text-anchor:top" coordsize="5772150,19050" o:gfxdata="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" path="m,l5772150,19050e" filled="f" strokeweight="2.5pt">
               <v:path arrowok="t"/>
               <w10:wrap anchorx="page" anchory="page"/>
             </v:shape>
@@ -35342,6 +35628,29 @@
       <w:ind w:left="174"/>
     </w:pPr>
   </w:style>
+  <w:style w:type="character" w:styleId="Hyperlink">
+    <w:name w:val="Hyperlink"/>
+    <w:basedOn w:val="DefaultParagraphFont"/>
+    <w:uiPriority w:val="99"/>
+    <w:unhideWhenUsed/>
+    <w:rsid w:val="00607976"/>
+    <w:rPr>
+      <w:color w:val="0000FF" w:themeColor="hyperlink"/>
+      <w:u w:val="single"/>
+    </w:rPr>
+  </w:style>
+  <w:style w:type="character" w:styleId="UnresolvedMention">
+    <w:name w:val="Unresolved Mention"/>
+    <w:basedOn w:val="DefaultParagraphFont"/>
+    <w:uiPriority w:val="99"/>
+    <w:semiHidden/>
+    <w:unhideWhenUsed/>
+    <w:rsid w:val="00607976"/>
+    <w:rPr>
+      <w:color w:val="605E5C"/>
+      <w:shd w:val="clear" w:color="auto" w:fill="E1DFDD"/>
+    </w:rPr>
+  </w:style>
 </w:styles>
 </file>
 

--- a/file/jobsheet10/DerasPangestuGusti_Jobsheet10_PASD.docx
+++ b/file/jobsheet10/DerasPangestuGusti_Jobsheet10_PASD.docx
@@ -1619,8 +1619,8 @@
         <w:pStyle w:val="TableParagraph"/>
         <w:spacing w:line="244" w:lineRule="exact"/>
         <w:sectPr>
-          <w:headerReference w:type="default" r:id="rId7"/>
-          <w:footerReference w:type="default" r:id="rId8"/>
+          <w:headerReference w:type="default" r:id="rId8"/>
+          <w:footerReference w:type="default" r:id="rId9"/>
           <w:type w:val="continuous"/>
           <w:pgSz w:w="11910" w:h="16840"/>
           <w:pgMar w:top="1360" w:right="1133" w:bottom="1240" w:left="1417" w:header="125" w:footer="1053" w:gutter="0"/>
@@ -13359,7 +13359,7 @@
                           <pic:cNvPicPr/>
                         </pic:nvPicPr>
                         <pic:blipFill>
-                          <a:blip r:embed="rId9" cstate="print"/>
+                          <a:blip r:embed="rId10" cstate="print"/>
                           <a:stretch>
                             <a:fillRect/>
                           </a:stretch>
@@ -13380,7 +13380,7 @@
                           <pic:cNvPicPr/>
                         </pic:nvPicPr>
                         <pic:blipFill>
-                          <a:blip r:embed="rId10" cstate="print"/>
+                          <a:blip r:embed="rId11" cstate="print"/>
                           <a:stretch>
                             <a:fillRect/>
                           </a:stretch>
@@ -13401,7 +13401,7 @@
                           <pic:cNvPicPr/>
                         </pic:nvPicPr>
                         <pic:blipFill>
-                          <a:blip r:embed="rId11" cstate="print"/>
+                          <a:blip r:embed="rId12" cstate="print"/>
                           <a:stretch>
                             <a:fillRect/>
                           </a:stretch>
@@ -13424,7 +13424,7 @@
           </mc:Choice>
           <mc:Fallback>
             <w:pict>
-              <v:group w14:anchorId="67D6368D" id="Group 30" o:spid="_x0000_s1026" style="position:absolute;margin-left:94.05pt;margin-top:46.15pt;width:443.6pt;height:540.55pt;z-index:-15723520;mso-wrap-distance-left:0;mso-wrap-distance-right:0;mso-position-horizontal-relative:page" coordsize="56337,68649" o:gfxdata="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">
+              <v:group w14:anchorId="2AFDDCBC" id="Group 30" o:spid="_x0000_s1026" style="position:absolute;margin-left:94.05pt;margin-top:46.15pt;width:443.6pt;height:540.55pt;z-index:-15723520;mso-wrap-distance-left:0;mso-wrap-distance-right:0;mso-position-horizontal-relative:page" coordsize="56337,68649" o:gfxdata="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">
                 <v:shapetype id="_x0000_t75" coordsize="21600,21600" o:spt="75" o:preferrelative="t" path="m@4@5l@4@11@9@11@9@5xe" filled="f" stroked="f">
                   <v:stroke joinstyle="miter"/>
                   <v:formulas>
@@ -13445,13 +13445,13 @@
                   <o:lock v:ext="edit" aspectratio="t"/>
                 </v:shapetype>
                 <v:shape id="Image 31" o:spid="_x0000_s1027" type="#_x0000_t75" alt="A screen shot of a computer program  AI-generated content may be incorrect." style="position:absolute;left:2;width:46269;height:31579;visibility:visible;mso-wrap-style:square" o:gfxdata="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">
-                  <v:imagedata r:id="rId12" o:title="A screen shot of a computer program  AI-generated content may be incorrect"/>
+                  <v:imagedata r:id="rId13" o:title="A screen shot of a computer program  AI-generated content may be incorrect"/>
                 </v:shape>
                 <v:shape id="Image 32" o:spid="_x0000_s1028" type="#_x0000_t75" alt="A screen shot of a computer code  AI-generated content may be incorrect." style="position:absolute;top:31668;width:56332;height:23940;visibility:visible;mso-wrap-style:square" o:gfxdata="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">
-                  <v:imagedata r:id="rId13" o:title="A screen shot of a computer code  AI-generated content may be incorrect"/>
+                  <v:imagedata r:id="rId14" o:title="A screen shot of a computer code  AI-generated content may be incorrect"/>
                 </v:shape>
                 <v:shape id="Image 33" o:spid="_x0000_s1029" type="#_x0000_t75" alt="A computer screen shot of a computer code  AI-generated content may be incorrect." style="position:absolute;left:56;top:55671;width:33994;height:12975;visibility:visible;mso-wrap-style:square" o:gfxdata="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">
-                  <v:imagedata r:id="rId14" o:title="A computer screen shot of a computer code  AI-generated content may be incorrect"/>
+                  <v:imagedata r:id="rId15" o:title="A computer screen shot of a computer code  AI-generated content may be incorrect"/>
                 </v:shape>
                 <w10:wrap type="topAndBottom" anchorx="page"/>
               </v:group>
@@ -13643,7 +13643,7 @@
                     <pic:cNvPicPr/>
                   </pic:nvPicPr>
                   <pic:blipFill>
-                    <a:blip r:embed="rId15"/>
+                    <a:blip r:embed="rId16"/>
                     <a:stretch>
                       <a:fillRect/>
                     </a:stretch>
@@ -13691,7 +13691,7 @@
                     <pic:cNvPicPr/>
                   </pic:nvPicPr>
                   <pic:blipFill>
-                    <a:blip r:embed="rId16"/>
+                    <a:blip r:embed="rId17"/>
                     <a:stretch>
                       <a:fillRect/>
                     </a:stretch>
@@ -13739,7 +13739,7 @@
                     <pic:cNvPicPr/>
                   </pic:nvPicPr>
                   <pic:blipFill>
-                    <a:blip r:embed="rId17"/>
+                    <a:blip r:embed="rId18"/>
                     <a:stretch>
                       <a:fillRect/>
                     </a:stretch>
@@ -13787,7 +13787,7 @@
                     <pic:cNvPicPr/>
                   </pic:nvPicPr>
                   <pic:blipFill>
-                    <a:blip r:embed="rId18"/>
+                    <a:blip r:embed="rId19"/>
                     <a:stretch>
                       <a:fillRect/>
                     </a:stretch>
@@ -13835,7 +13835,7 @@
                     <pic:cNvPicPr/>
                   </pic:nvPicPr>
                   <pic:blipFill>
-                    <a:blip r:embed="rId19"/>
+                    <a:blip r:embed="rId20"/>
                     <a:stretch>
                       <a:fillRect/>
                     </a:stretch>
@@ -13883,7 +13883,7 @@
                     <pic:cNvPicPr/>
                   </pic:nvPicPr>
                   <pic:blipFill>
-                    <a:blip r:embed="rId20"/>
+                    <a:blip r:embed="rId21"/>
                     <a:stretch>
                       <a:fillRect/>
                     </a:stretch>
@@ -13931,7 +13931,7 @@
                     <pic:cNvPicPr/>
                   </pic:nvPicPr>
                   <pic:blipFill>
-                    <a:blip r:embed="rId21"/>
+                    <a:blip r:embed="rId22"/>
                     <a:stretch>
                       <a:fillRect/>
                     </a:stretch>
@@ -13979,7 +13979,7 @@
                     <pic:cNvPicPr/>
                   </pic:nvPicPr>
                   <pic:blipFill>
-                    <a:blip r:embed="rId22"/>
+                    <a:blip r:embed="rId23"/>
                     <a:stretch>
                       <a:fillRect/>
                     </a:stretch>
@@ -18489,7 +18489,7 @@
                     <pic:cNvPicPr/>
                   </pic:nvPicPr>
                   <pic:blipFill>
-                    <a:blip r:embed="rId23"/>
+                    <a:blip r:embed="rId24"/>
                     <a:stretch>
                       <a:fillRect/>
                     </a:stretch>
@@ -18792,7 +18792,7 @@
                     <pic:cNvPicPr/>
                   </pic:nvPicPr>
                   <pic:blipFill>
-                    <a:blip r:embed="rId24"/>
+                    <a:blip r:embed="rId25"/>
                     <a:stretch>
                       <a:fillRect/>
                     </a:stretch>
@@ -18844,7 +18844,7 @@
                     <pic:cNvPicPr/>
                   </pic:nvPicPr>
                   <pic:blipFill>
-                    <a:blip r:embed="rId25"/>
+                    <a:blip r:embed="rId26"/>
                     <a:stretch>
                       <a:fillRect/>
                     </a:stretch>
@@ -19055,7 +19055,7 @@
                     <pic:cNvPicPr/>
                   </pic:nvPicPr>
                   <pic:blipFill>
-                    <a:blip r:embed="rId26"/>
+                    <a:blip r:embed="rId27"/>
                     <a:stretch>
                       <a:fillRect/>
                     </a:stretch>
@@ -19379,7 +19379,7 @@
                     <pic:cNvPicPr/>
                   </pic:nvPicPr>
                   <pic:blipFill>
-                    <a:blip r:embed="rId27"/>
+                    <a:blip r:embed="rId28"/>
                     <a:stretch>
                       <a:fillRect/>
                     </a:stretch>
@@ -19418,7 +19418,7 @@
           <w:iCs/>
         </w:rPr>
       </w:pPr>
-      <w:hyperlink r:id="rId28" w:history="1">
+      <w:hyperlink r:id="rId29" w:history="1">
         <w:r>
           <w:rPr>
             <w:rStyle w:val="Hyperlink"/>
@@ -29140,7 +29140,7 @@
                     <pic:cNvPicPr/>
                   </pic:nvPicPr>
                   <pic:blipFill>
-                    <a:blip r:embed="rId29"/>
+                    <a:blip r:embed="rId30"/>
                     <a:stretch>
                       <a:fillRect/>
                     </a:stretch>
@@ -29188,7 +29188,7 @@
                     <pic:cNvPicPr/>
                   </pic:nvPicPr>
                   <pic:blipFill>
-                    <a:blip r:embed="rId30"/>
+                    <a:blip r:embed="rId31"/>
                     <a:stretch>
                       <a:fillRect/>
                     </a:stretch>
@@ -29236,7 +29236,7 @@
                     <pic:cNvPicPr/>
                   </pic:nvPicPr>
                   <pic:blipFill>
-                    <a:blip r:embed="rId31"/>
+                    <a:blip r:embed="rId32"/>
                     <a:stretch>
                       <a:fillRect/>
                     </a:stretch>
@@ -29283,7 +29283,7 @@
                     <pic:cNvPicPr/>
                   </pic:nvPicPr>
                   <pic:blipFill>
-                    <a:blip r:embed="rId32"/>
+                    <a:blip r:embed="rId33"/>
                     <a:stretch>
                       <a:fillRect/>
                     </a:stretch>
@@ -29404,6 +29404,74 @@
         <w:spacing w:before="135"/>
         <w:ind w:left="409" w:firstLine="0"/>
       </w:pPr>
+      <w:r>
+        <w:lastRenderedPageBreak/>
+        <w:drawing>
+          <wp:inline distT="0" distB="0" distL="0" distR="0" wp14:anchorId="379BF65C" wp14:editId="44F6B516">
+            <wp:extent cx="5943600" cy="1403985"/>
+            <wp:effectExtent l="0" t="0" r="0" b="5715"/>
+            <wp:docPr id="197749458" name="Picture 1"/>
+            <wp:cNvGraphicFramePr>
+              <a:graphicFrameLocks xmlns:a="http://schemas.openxmlformats.org/drawingml/2006/main" noChangeAspect="1"/>
+            </wp:cNvGraphicFramePr>
+            <a:graphic xmlns:a="http://schemas.openxmlformats.org/drawingml/2006/main">
+              <a:graphicData uri="http://schemas.openxmlformats.org/drawingml/2006/picture">
+                <pic:pic xmlns:pic="http://schemas.openxmlformats.org/drawingml/2006/picture">
+                  <pic:nvPicPr>
+                    <pic:cNvPr id="197749458" name=""/>
+                    <pic:cNvPicPr/>
+                  </pic:nvPicPr>
+                  <pic:blipFill>
+                    <a:blip r:embed="rId34"/>
+                    <a:stretch>
+                      <a:fillRect/>
+                    </a:stretch>
+                  </pic:blipFill>
+                  <pic:spPr>
+                    <a:xfrm>
+                      <a:off x="0" y="0"/>
+                      <a:ext cx="5943600" cy="1403985"/>
+                    </a:xfrm>
+                    <a:prstGeom prst="rect">
+                      <a:avLst/>
+                    </a:prstGeom>
+                  </pic:spPr>
+                </pic:pic>
+              </a:graphicData>
+            </a:graphic>
+          </wp:inline>
+        </w:drawing>
+      </w:r>
+    </w:p>
+    <w:p>
+      <w:pPr>
+        <w:pStyle w:val="Heading2"/>
+        <w:tabs>
+          <w:tab w:val="left" w:pos="409"/>
+        </w:tabs>
+        <w:spacing w:before="135"/>
+        <w:ind w:left="409" w:firstLine="0"/>
+        <w:rPr>
+          <w:rFonts w:ascii="Times New Roman" w:hAnsi="Times New Roman" w:cs="Times New Roman"/>
+          <w:i/>
+          <w:iCs/>
+          <w:sz w:val="20"/>
+          <w:szCs w:val="20"/>
+        </w:rPr>
+      </w:pPr>
+      <w:hyperlink r:id="rId35" w:history="1">
+        <w:r>
+          <w:rPr>
+            <w:rStyle w:val="Hyperlink"/>
+            <w:rFonts w:ascii="Times New Roman" w:hAnsi="Times New Roman" w:cs="Times New Roman"/>
+            <w:i/>
+            <w:iCs/>
+            <w:sz w:val="20"/>
+            <w:szCs w:val="20"/>
+          </w:rPr>
+          <w:t>https://github.com/guramedadar/Praktikum-Algoritma-Struktur-Data/tree/main/src/com/jobsheet10</w:t>
+        </w:r>
+      </w:hyperlink>
     </w:p>
     <w:p>
       <w:pPr>
@@ -29444,7 +29512,6 @@
         <w:ind w:left="447"/>
       </w:pPr>
       <w:r>
-        <w:lastRenderedPageBreak/>
         <w:t>Compare</w:t>
       </w:r>
       <w:r>
@@ -30448,6 +30515,242 @@
           <w:spacing w:val="-2"/>
         </w:rPr>
         <w:t>method.</w:t>
+      </w:r>
+      <w:r>
+        <w:rPr>
+          <w:spacing w:val="-2"/>
+        </w:rPr>
+        <w:t xml:space="preserve"> </w:t>
+      </w:r>
+    </w:p>
+    <w:p>
+      <w:pPr>
+        <w:pStyle w:val="ListParagraph"/>
+        <w:numPr>
+          <w:ilvl w:val="0"/>
+          <w:numId w:val="19"/>
+        </w:numPr>
+        <w:tabs>
+          <w:tab w:val="left" w:pos="409"/>
+        </w:tabs>
+        <w:spacing w:before="135"/>
+        <w:rPr>
+          <w:rFonts w:ascii="Times New Roman" w:hAnsi="Times New Roman" w:cs="Times New Roman"/>
+          <w:i/>
+          <w:iCs/>
+          <w:sz w:val="20"/>
+          <w:szCs w:val="20"/>
+        </w:rPr>
+      </w:pPr>
+      <w:r>
+        <w:rPr>
+          <w:rFonts w:ascii="Times New Roman" w:hAnsi="Times New Roman" w:cs="Times New Roman"/>
+          <w:i/>
+          <w:iCs/>
+          <w:sz w:val="20"/>
+          <w:szCs w:val="20"/>
+        </w:rPr>
+        <w:t xml:space="preserve">First, a </w:t>
+      </w:r>
+      <w:proofErr w:type="spellStart"/>
+      <w:r>
+        <w:rPr>
+          <w:rStyle w:val="HTMLCode"/>
+          <w:rFonts w:ascii="Times New Roman" w:eastAsia="Calibri" w:hAnsi="Times New Roman" w:cs="Times New Roman"/>
+          <w:i/>
+          <w:iCs/>
+        </w:rPr>
+        <w:t>ConversionStack</w:t>
+      </w:r>
+      <w:proofErr w:type="spellEnd"/>
+      <w:r>
+        <w:rPr>
+          <w:rFonts w:ascii="Times New Roman" w:hAnsi="Times New Roman" w:cs="Times New Roman"/>
+          <w:i/>
+          <w:iCs/>
+          <w:sz w:val="20"/>
+          <w:szCs w:val="20"/>
+        </w:rPr>
+        <w:t xml:space="preserve"> object is created to store remainders.</w:t>
+      </w:r>
+      <w:r>
+        <w:rPr>
+          <w:rFonts w:ascii="Times New Roman" w:hAnsi="Times New Roman" w:cs="Times New Roman"/>
+          <w:i/>
+          <w:iCs/>
+          <w:sz w:val="20"/>
+          <w:szCs w:val="20"/>
+        </w:rPr>
+        <w:t xml:space="preserve"> </w:t>
+      </w:r>
+    </w:p>
+    <w:p>
+      <w:pPr>
+        <w:pStyle w:val="ListParagraph"/>
+        <w:numPr>
+          <w:ilvl w:val="0"/>
+          <w:numId w:val="19"/>
+        </w:numPr>
+        <w:tabs>
+          <w:tab w:val="left" w:pos="409"/>
+        </w:tabs>
+        <w:spacing w:before="135"/>
+        <w:rPr>
+          <w:rFonts w:ascii="Times New Roman" w:hAnsi="Times New Roman" w:cs="Times New Roman"/>
+          <w:i/>
+          <w:iCs/>
+          <w:sz w:val="20"/>
+          <w:szCs w:val="20"/>
+        </w:rPr>
+      </w:pPr>
+      <w:r>
+        <w:rPr>
+          <w:rFonts w:ascii="Times New Roman" w:hAnsi="Times New Roman" w:cs="Times New Roman"/>
+          <w:i/>
+          <w:iCs/>
+          <w:sz w:val="20"/>
+          <w:szCs w:val="20"/>
+        </w:rPr>
+        <w:t>The method repeatedly divides the integer by 2, pushing the remainder (</w:t>
+      </w:r>
+      <w:r>
+        <w:rPr>
+          <w:rStyle w:val="HTMLCode"/>
+          <w:rFonts w:ascii="Times New Roman" w:eastAsia="Calibri" w:hAnsi="Times New Roman" w:cs="Times New Roman"/>
+          <w:i/>
+          <w:iCs/>
+        </w:rPr>
+        <w:t>grade % 2</w:t>
+      </w:r>
+      <w:r>
+        <w:rPr>
+          <w:rFonts w:ascii="Times New Roman" w:hAnsi="Times New Roman" w:cs="Times New Roman"/>
+          <w:i/>
+          <w:iCs/>
+          <w:sz w:val="20"/>
+          <w:szCs w:val="20"/>
+        </w:rPr>
+        <w:t>) onto the stack. This ensures that the least significant bit is stored first.</w:t>
+      </w:r>
+      <w:r>
+        <w:rPr>
+          <w:rFonts w:ascii="Times New Roman" w:hAnsi="Times New Roman" w:cs="Times New Roman"/>
+          <w:i/>
+          <w:iCs/>
+          <w:sz w:val="20"/>
+          <w:szCs w:val="20"/>
+        </w:rPr>
+        <w:t xml:space="preserve"> </w:t>
+      </w:r>
+    </w:p>
+    <w:p>
+      <w:pPr>
+        <w:pStyle w:val="ListParagraph"/>
+        <w:numPr>
+          <w:ilvl w:val="0"/>
+          <w:numId w:val="19"/>
+        </w:numPr>
+        <w:tabs>
+          <w:tab w:val="left" w:pos="409"/>
+        </w:tabs>
+        <w:spacing w:before="135"/>
+        <w:rPr>
+          <w:rFonts w:ascii="Times New Roman" w:hAnsi="Times New Roman" w:cs="Times New Roman"/>
+          <w:i/>
+          <w:iCs/>
+          <w:sz w:val="20"/>
+          <w:szCs w:val="20"/>
+        </w:rPr>
+      </w:pPr>
+      <w:r>
+        <w:rPr>
+          <w:rFonts w:ascii="Times New Roman" w:hAnsi="Times New Roman" w:cs="Times New Roman"/>
+          <w:i/>
+          <w:iCs/>
+          <w:sz w:val="20"/>
+          <w:szCs w:val="20"/>
+        </w:rPr>
+        <w:t xml:space="preserve">Once the integer becomes 0, the loop ends. </w:t>
+      </w:r>
+    </w:p>
+    <w:p>
+      <w:pPr>
+        <w:pStyle w:val="ListParagraph"/>
+        <w:numPr>
+          <w:ilvl w:val="0"/>
+          <w:numId w:val="19"/>
+        </w:numPr>
+        <w:tabs>
+          <w:tab w:val="left" w:pos="409"/>
+        </w:tabs>
+        <w:spacing w:before="135"/>
+        <w:rPr>
+          <w:rFonts w:ascii="Times New Roman" w:hAnsi="Times New Roman" w:cs="Times New Roman"/>
+          <w:i/>
+          <w:iCs/>
+          <w:sz w:val="20"/>
+          <w:szCs w:val="20"/>
+        </w:rPr>
+      </w:pPr>
+      <w:r>
+        <w:rPr>
+          <w:rFonts w:ascii="Times New Roman" w:hAnsi="Times New Roman" w:cs="Times New Roman"/>
+          <w:i/>
+          <w:iCs/>
+          <w:sz w:val="20"/>
+          <w:szCs w:val="20"/>
+        </w:rPr>
+        <w:t>Then, the method pops all elements from the stack one by one, appending them to a string.</w:t>
+      </w:r>
+      <w:r>
+        <w:rPr>
+          <w:rFonts w:ascii="Times New Roman" w:hAnsi="Times New Roman" w:cs="Times New Roman"/>
+          <w:i/>
+          <w:iCs/>
+          <w:sz w:val="20"/>
+          <w:szCs w:val="20"/>
+        </w:rPr>
+        <w:t xml:space="preserve"> </w:t>
+      </w:r>
+      <w:r>
+        <w:rPr>
+          <w:rFonts w:ascii="Times New Roman" w:hAnsi="Times New Roman" w:cs="Times New Roman"/>
+          <w:i/>
+          <w:iCs/>
+          <w:sz w:val="20"/>
+          <w:szCs w:val="20"/>
+        </w:rPr>
+        <w:t xml:space="preserve">Because stacks are LIFO, this reverses the order of remainders, producing the correct binary sequence. </w:t>
+      </w:r>
+    </w:p>
+    <w:p>
+      <w:pPr>
+        <w:pStyle w:val="ListParagraph"/>
+        <w:numPr>
+          <w:ilvl w:val="0"/>
+          <w:numId w:val="19"/>
+        </w:numPr>
+        <w:tabs>
+          <w:tab w:val="left" w:pos="409"/>
+        </w:tabs>
+        <w:spacing w:before="135"/>
+        <w:rPr>
+          <w:rFonts w:ascii="Times New Roman" w:hAnsi="Times New Roman" w:cs="Times New Roman"/>
+          <w:i/>
+          <w:iCs/>
+          <w:sz w:val="20"/>
+          <w:szCs w:val="20"/>
+        </w:rPr>
+      </w:pPr>
+      <w:r>
+        <w:rPr>
+          <w:rFonts w:ascii="Times New Roman" w:hAnsi="Times New Roman" w:cs="Times New Roman"/>
+          <w:i/>
+          <w:iCs/>
+          <w:sz w:val="20"/>
+          <w:szCs w:val="20"/>
+        </w:rPr>
+        <w:t>Finally, the binary string is returned.</w:t>
       </w:r>
     </w:p>
     <w:p>
@@ -30514,6 +30817,163 @@
       </w:r>
       <w:r>
         <w:t>. What is the result? Explain the reason!</w:t>
+      </w:r>
+    </w:p>
+    <w:p>
+      <w:pPr>
+        <w:pStyle w:val="ListParagraph"/>
+        <w:tabs>
+          <w:tab w:val="left" w:pos="409"/>
+          <w:tab w:val="left" w:pos="411"/>
+        </w:tabs>
+        <w:spacing w:before="135" w:line="357" w:lineRule="auto"/>
+        <w:ind w:left="411" w:right="307" w:firstLine="0"/>
+      </w:pPr>
+      <w:r>
+        <w:drawing>
+          <wp:inline distT="0" distB="0" distL="0" distR="0" wp14:anchorId="45DB1FC6" wp14:editId="025EC1CE">
+            <wp:extent cx="5611008" cy="3810532"/>
+            <wp:effectExtent l="0" t="0" r="8890" b="0"/>
+            <wp:docPr id="1484103978" name="Picture 1"/>
+            <wp:cNvGraphicFramePr>
+              <a:graphicFrameLocks xmlns:a="http://schemas.openxmlformats.org/drawingml/2006/main" noChangeAspect="1"/>
+            </wp:cNvGraphicFramePr>
+            <a:graphic xmlns:a="http://schemas.openxmlformats.org/drawingml/2006/main">
+              <a:graphicData uri="http://schemas.openxmlformats.org/drawingml/2006/picture">
+                <pic:pic xmlns:pic="http://schemas.openxmlformats.org/drawingml/2006/picture">
+                  <pic:nvPicPr>
+                    <pic:cNvPr id="1484103978" name=""/>
+                    <pic:cNvPicPr/>
+                  </pic:nvPicPr>
+                  <pic:blipFill>
+                    <a:blip r:embed="rId36"/>
+                    <a:stretch>
+                      <a:fillRect/>
+                    </a:stretch>
+                  </pic:blipFill>
+                  <pic:spPr>
+                    <a:xfrm>
+                      <a:off x="0" y="0"/>
+                      <a:ext cx="5611008" cy="3810532"/>
+                    </a:xfrm>
+                    <a:prstGeom prst="rect">
+                      <a:avLst/>
+                    </a:prstGeom>
+                  </pic:spPr>
+                </pic:pic>
+              </a:graphicData>
+            </a:graphic>
+          </wp:inline>
+        </w:drawing>
+      </w:r>
+    </w:p>
+    <w:p>
+      <w:pPr>
+        <w:pStyle w:val="ListParagraph"/>
+        <w:tabs>
+          <w:tab w:val="left" w:pos="409"/>
+          <w:tab w:val="left" w:pos="411"/>
+        </w:tabs>
+        <w:spacing w:before="135" w:line="357" w:lineRule="auto"/>
+        <w:ind w:left="411" w:right="307" w:firstLine="0"/>
+        <w:rPr>
+          <w:rFonts w:ascii="Times New Roman" w:hAnsi="Times New Roman" w:cs="Times New Roman"/>
+          <w:i/>
+          <w:iCs/>
+          <w:sz w:val="20"/>
+          <w:szCs w:val="20"/>
+        </w:rPr>
+      </w:pPr>
+      <w:r>
+        <w:rPr>
+          <w:rFonts w:ascii="Times New Roman" w:hAnsi="Times New Roman" w:cs="Times New Roman"/>
+          <w:i/>
+          <w:iCs/>
+          <w:sz w:val="20"/>
+          <w:szCs w:val="20"/>
+        </w:rPr>
+        <w:lastRenderedPageBreak/>
+        <w:t>The result is essentially the same as while (grade &gt; 0) because both conditions terminate when grade reaches 0</w:t>
+      </w:r>
+      <w:r>
+        <w:rPr>
+          <w:rFonts w:ascii="Times New Roman" w:hAnsi="Times New Roman" w:cs="Times New Roman"/>
+          <w:i/>
+          <w:iCs/>
+          <w:sz w:val="20"/>
+          <w:szCs w:val="20"/>
+        </w:rPr>
+        <w:t>.</w:t>
+      </w:r>
+    </w:p>
+    <w:p>
+      <w:pPr>
+        <w:pStyle w:val="ListParagraph"/>
+        <w:tabs>
+          <w:tab w:val="left" w:pos="409"/>
+          <w:tab w:val="left" w:pos="411"/>
+        </w:tabs>
+        <w:spacing w:before="135" w:line="357" w:lineRule="auto"/>
+        <w:ind w:left="411" w:right="307" w:firstLine="0"/>
+        <w:rPr>
+          <w:rFonts w:ascii="Times New Roman" w:hAnsi="Times New Roman" w:cs="Times New Roman"/>
+          <w:i/>
+          <w:iCs/>
+          <w:sz w:val="20"/>
+          <w:szCs w:val="20"/>
+        </w:rPr>
+      </w:pPr>
+      <w:r>
+        <w:rPr>
+          <w:rFonts w:ascii="Times New Roman" w:hAnsi="Times New Roman" w:cs="Times New Roman"/>
+          <w:i/>
+          <w:iCs/>
+          <w:sz w:val="20"/>
+          <w:szCs w:val="20"/>
+        </w:rPr>
+        <w:t>With while (grade &gt; 0), the loop only runs when the integer is positive. If grade is 0 at the start, the loop is skipped entirely, and the binary string remains empty.</w:t>
+      </w:r>
+      <w:r>
+        <w:rPr>
+          <w:rFonts w:ascii="Times New Roman" w:hAnsi="Times New Roman" w:cs="Times New Roman"/>
+          <w:i/>
+          <w:iCs/>
+          <w:sz w:val="20"/>
+          <w:szCs w:val="20"/>
+        </w:rPr>
+        <w:t xml:space="preserve"> </w:t>
+      </w:r>
+      <w:r>
+        <w:rPr>
+          <w:rFonts w:ascii="Times New Roman" w:hAnsi="Times New Roman" w:cs="Times New Roman"/>
+          <w:i/>
+          <w:iCs/>
+          <w:sz w:val="20"/>
+          <w:szCs w:val="20"/>
+        </w:rPr>
+        <w:t>With while (</w:t>
+      </w:r>
+      <w:proofErr w:type="gramStart"/>
+      <w:r>
+        <w:rPr>
+          <w:rFonts w:ascii="Times New Roman" w:hAnsi="Times New Roman" w:cs="Times New Roman"/>
+          <w:i/>
+          <w:iCs/>
+          <w:sz w:val="20"/>
+          <w:szCs w:val="20"/>
+        </w:rPr>
+        <w:t>grade !</w:t>
+      </w:r>
+      <w:proofErr w:type="gramEnd"/>
+      <w:r>
+        <w:rPr>
+          <w:rFonts w:ascii="Times New Roman" w:hAnsi="Times New Roman" w:cs="Times New Roman"/>
+          <w:i/>
+          <w:iCs/>
+          <w:sz w:val="20"/>
+          <w:szCs w:val="20"/>
+        </w:rPr>
+        <w:t>= 0), the loop would also run for negative values, which is not intended in this context. Negative integers would cause an infinite loop because dividing by 2 never reaches exactly 0.</w:t>
       </w:r>
     </w:p>
     <w:p>
@@ -31991,6 +32451,700 @@
         <w:t>name</w:t>
       </w:r>
     </w:p>
+    <w:p>
+      <w:pPr>
+        <w:tabs>
+          <w:tab w:val="left" w:pos="1491"/>
+        </w:tabs>
+        <w:spacing w:before="135"/>
+        <w:rPr>
+          <w:b/>
+        </w:rPr>
+      </w:pPr>
+    </w:p>
+    <w:p>
+      <w:pPr>
+        <w:tabs>
+          <w:tab w:val="left" w:pos="1491"/>
+        </w:tabs>
+        <w:spacing w:before="135"/>
+        <w:rPr>
+          <w:b/>
+        </w:rPr>
+      </w:pPr>
+      <w:r>
+        <w:rPr>
+          <w:b/>
+        </w:rPr>
+        <w:drawing>
+          <wp:inline distT="0" distB="0" distL="0" distR="0" wp14:anchorId="48DADCC8" wp14:editId="51D9F0A1">
+            <wp:extent cx="5943600" cy="2873375"/>
+            <wp:effectExtent l="0" t="0" r="0" b="3175"/>
+            <wp:docPr id="1262951590" name="Picture 1"/>
+            <wp:cNvGraphicFramePr>
+              <a:graphicFrameLocks xmlns:a="http://schemas.openxmlformats.org/drawingml/2006/main" noChangeAspect="1"/>
+            </wp:cNvGraphicFramePr>
+            <a:graphic xmlns:a="http://schemas.openxmlformats.org/drawingml/2006/main">
+              <a:graphicData uri="http://schemas.openxmlformats.org/drawingml/2006/picture">
+                <pic:pic xmlns:pic="http://schemas.openxmlformats.org/drawingml/2006/picture">
+                  <pic:nvPicPr>
+                    <pic:cNvPr id="1262951590" name=""/>
+                    <pic:cNvPicPr/>
+                  </pic:nvPicPr>
+                  <pic:blipFill>
+                    <a:blip r:embed="rId37"/>
+                    <a:stretch>
+                      <a:fillRect/>
+                    </a:stretch>
+                  </pic:blipFill>
+                  <pic:spPr>
+                    <a:xfrm>
+                      <a:off x="0" y="0"/>
+                      <a:ext cx="5943600" cy="2873375"/>
+                    </a:xfrm>
+                    <a:prstGeom prst="rect">
+                      <a:avLst/>
+                    </a:prstGeom>
+                  </pic:spPr>
+                </pic:pic>
+              </a:graphicData>
+            </a:graphic>
+          </wp:inline>
+        </w:drawing>
+      </w:r>
+    </w:p>
+    <w:p>
+      <w:pPr>
+        <w:tabs>
+          <w:tab w:val="left" w:pos="1491"/>
+        </w:tabs>
+        <w:spacing w:before="135"/>
+        <w:rPr>
+          <w:b/>
+        </w:rPr>
+      </w:pPr>
+      <w:r>
+        <w:rPr>
+          <w:b/>
+        </w:rPr>
+        <w:lastRenderedPageBreak/>
+        <w:drawing>
+          <wp:inline distT="0" distB="0" distL="0" distR="0" wp14:anchorId="54B975F9" wp14:editId="46CAD3AE">
+            <wp:extent cx="5943600" cy="7262495"/>
+            <wp:effectExtent l="0" t="0" r="0" b="0"/>
+            <wp:docPr id="748324704" name="Picture 1"/>
+            <wp:cNvGraphicFramePr>
+              <a:graphicFrameLocks xmlns:a="http://schemas.openxmlformats.org/drawingml/2006/main" noChangeAspect="1"/>
+            </wp:cNvGraphicFramePr>
+            <a:graphic xmlns:a="http://schemas.openxmlformats.org/drawingml/2006/main">
+              <a:graphicData uri="http://schemas.openxmlformats.org/drawingml/2006/picture">
+                <pic:pic xmlns:pic="http://schemas.openxmlformats.org/drawingml/2006/picture">
+                  <pic:nvPicPr>
+                    <pic:cNvPr id="748324704" name=""/>
+                    <pic:cNvPicPr/>
+                  </pic:nvPicPr>
+                  <pic:blipFill>
+                    <a:blip r:embed="rId38"/>
+                    <a:stretch>
+                      <a:fillRect/>
+                    </a:stretch>
+                  </pic:blipFill>
+                  <pic:spPr>
+                    <a:xfrm>
+                      <a:off x="0" y="0"/>
+                      <a:ext cx="5943600" cy="7262495"/>
+                    </a:xfrm>
+                    <a:prstGeom prst="rect">
+                      <a:avLst/>
+                    </a:prstGeom>
+                  </pic:spPr>
+                </pic:pic>
+              </a:graphicData>
+            </a:graphic>
+          </wp:inline>
+        </w:drawing>
+      </w:r>
+    </w:p>
+    <w:p>
+      <w:pPr>
+        <w:tabs>
+          <w:tab w:val="left" w:pos="1491"/>
+        </w:tabs>
+        <w:spacing w:before="135"/>
+        <w:rPr>
+          <w:b/>
+        </w:rPr>
+      </w:pPr>
+      <w:r>
+        <w:rPr>
+          <w:b/>
+        </w:rPr>
+        <w:lastRenderedPageBreak/>
+        <w:drawing>
+          <wp:inline distT="0" distB="0" distL="0" distR="0" wp14:anchorId="27F658BD" wp14:editId="0D508749">
+            <wp:extent cx="5943600" cy="4799330"/>
+            <wp:effectExtent l="0" t="0" r="0" b="1270"/>
+            <wp:docPr id="847315880" name="Picture 1"/>
+            <wp:cNvGraphicFramePr>
+              <a:graphicFrameLocks xmlns:a="http://schemas.openxmlformats.org/drawingml/2006/main" noChangeAspect="1"/>
+            </wp:cNvGraphicFramePr>
+            <a:graphic xmlns:a="http://schemas.openxmlformats.org/drawingml/2006/main">
+              <a:graphicData uri="http://schemas.openxmlformats.org/drawingml/2006/picture">
+                <pic:pic xmlns:pic="http://schemas.openxmlformats.org/drawingml/2006/picture">
+                  <pic:nvPicPr>
+                    <pic:cNvPr id="847315880" name=""/>
+                    <pic:cNvPicPr/>
+                  </pic:nvPicPr>
+                  <pic:blipFill>
+                    <a:blip r:embed="rId39"/>
+                    <a:stretch>
+                      <a:fillRect/>
+                    </a:stretch>
+                  </pic:blipFill>
+                  <pic:spPr>
+                    <a:xfrm>
+                      <a:off x="0" y="0"/>
+                      <a:ext cx="5943600" cy="4799330"/>
+                    </a:xfrm>
+                    <a:prstGeom prst="rect">
+                      <a:avLst/>
+                    </a:prstGeom>
+                  </pic:spPr>
+                </pic:pic>
+              </a:graphicData>
+            </a:graphic>
+          </wp:inline>
+        </w:drawing>
+      </w:r>
+    </w:p>
+    <w:p>
+      <w:pPr>
+        <w:tabs>
+          <w:tab w:val="left" w:pos="1491"/>
+        </w:tabs>
+        <w:spacing w:before="135"/>
+        <w:rPr>
+          <w:b/>
+        </w:rPr>
+      </w:pPr>
+      <w:r>
+        <w:rPr>
+          <w:b/>
+        </w:rPr>
+        <w:lastRenderedPageBreak/>
+        <w:drawing>
+          <wp:inline distT="0" distB="0" distL="0" distR="0" wp14:anchorId="00520D67" wp14:editId="418F4D7C">
+            <wp:extent cx="5943600" cy="4768850"/>
+            <wp:effectExtent l="0" t="0" r="0" b="0"/>
+            <wp:docPr id="1300524677" name="Picture 1"/>
+            <wp:cNvGraphicFramePr>
+              <a:graphicFrameLocks xmlns:a="http://schemas.openxmlformats.org/drawingml/2006/main" noChangeAspect="1"/>
+            </wp:cNvGraphicFramePr>
+            <a:graphic xmlns:a="http://schemas.openxmlformats.org/drawingml/2006/main">
+              <a:graphicData uri="http://schemas.openxmlformats.org/drawingml/2006/picture">
+                <pic:pic xmlns:pic="http://schemas.openxmlformats.org/drawingml/2006/picture">
+                  <pic:nvPicPr>
+                    <pic:cNvPr id="1300524677" name=""/>
+                    <pic:cNvPicPr/>
+                  </pic:nvPicPr>
+                  <pic:blipFill>
+                    <a:blip r:embed="rId40"/>
+                    <a:stretch>
+                      <a:fillRect/>
+                    </a:stretch>
+                  </pic:blipFill>
+                  <pic:spPr>
+                    <a:xfrm>
+                      <a:off x="0" y="0"/>
+                      <a:ext cx="5943600" cy="4768850"/>
+                    </a:xfrm>
+                    <a:prstGeom prst="rect">
+                      <a:avLst/>
+                    </a:prstGeom>
+                  </pic:spPr>
+                </pic:pic>
+              </a:graphicData>
+            </a:graphic>
+          </wp:inline>
+        </w:drawing>
+      </w:r>
+    </w:p>
+    <w:p>
+      <w:pPr>
+        <w:tabs>
+          <w:tab w:val="left" w:pos="1491"/>
+        </w:tabs>
+        <w:spacing w:before="135"/>
+        <w:rPr>
+          <w:b/>
+        </w:rPr>
+      </w:pPr>
+      <w:r>
+        <w:rPr>
+          <w:b/>
+        </w:rPr>
+        <w:lastRenderedPageBreak/>
+        <w:drawing>
+          <wp:inline distT="0" distB="0" distL="0" distR="0" wp14:anchorId="2490D1FD" wp14:editId="55A37143">
+            <wp:extent cx="5943600" cy="5594350"/>
+            <wp:effectExtent l="0" t="0" r="0" b="6350"/>
+            <wp:docPr id="968855037" name="Picture 1"/>
+            <wp:cNvGraphicFramePr>
+              <a:graphicFrameLocks xmlns:a="http://schemas.openxmlformats.org/drawingml/2006/main" noChangeAspect="1"/>
+            </wp:cNvGraphicFramePr>
+            <a:graphic xmlns:a="http://schemas.openxmlformats.org/drawingml/2006/main">
+              <a:graphicData uri="http://schemas.openxmlformats.org/drawingml/2006/picture">
+                <pic:pic xmlns:pic="http://schemas.openxmlformats.org/drawingml/2006/picture">
+                  <pic:nvPicPr>
+                    <pic:cNvPr id="968855037" name=""/>
+                    <pic:cNvPicPr/>
+                  </pic:nvPicPr>
+                  <pic:blipFill>
+                    <a:blip r:embed="rId41"/>
+                    <a:stretch>
+                      <a:fillRect/>
+                    </a:stretch>
+                  </pic:blipFill>
+                  <pic:spPr>
+                    <a:xfrm>
+                      <a:off x="0" y="0"/>
+                      <a:ext cx="5943600" cy="5594350"/>
+                    </a:xfrm>
+                    <a:prstGeom prst="rect">
+                      <a:avLst/>
+                    </a:prstGeom>
+                  </pic:spPr>
+                </pic:pic>
+              </a:graphicData>
+            </a:graphic>
+          </wp:inline>
+        </w:drawing>
+      </w:r>
+    </w:p>
+    <w:p>
+      <w:pPr>
+        <w:tabs>
+          <w:tab w:val="left" w:pos="1491"/>
+        </w:tabs>
+        <w:spacing w:before="135"/>
+        <w:rPr>
+          <w:b/>
+        </w:rPr>
+      </w:pPr>
+      <w:r>
+        <w:rPr>
+          <w:b/>
+        </w:rPr>
+        <w:drawing>
+          <wp:inline distT="0" distB="0" distL="0" distR="0" wp14:anchorId="4991F852" wp14:editId="56ABF167">
+            <wp:extent cx="5943600" cy="3352165"/>
+            <wp:effectExtent l="0" t="0" r="0" b="635"/>
+            <wp:docPr id="1417307612" name="Picture 1"/>
+            <wp:cNvGraphicFramePr>
+              <a:graphicFrameLocks xmlns:a="http://schemas.openxmlformats.org/drawingml/2006/main" noChangeAspect="1"/>
+            </wp:cNvGraphicFramePr>
+            <a:graphic xmlns:a="http://schemas.openxmlformats.org/drawingml/2006/main">
+              <a:graphicData uri="http://schemas.openxmlformats.org/drawingml/2006/picture">
+                <pic:pic xmlns:pic="http://schemas.openxmlformats.org/drawingml/2006/picture">
+                  <pic:nvPicPr>
+                    <pic:cNvPr id="1417307612" name=""/>
+                    <pic:cNvPicPr/>
+                  </pic:nvPicPr>
+                  <pic:blipFill>
+                    <a:blip r:embed="rId42"/>
+                    <a:stretch>
+                      <a:fillRect/>
+                    </a:stretch>
+                  </pic:blipFill>
+                  <pic:spPr>
+                    <a:xfrm>
+                      <a:off x="0" y="0"/>
+                      <a:ext cx="5943600" cy="3352165"/>
+                    </a:xfrm>
+                    <a:prstGeom prst="rect">
+                      <a:avLst/>
+                    </a:prstGeom>
+                  </pic:spPr>
+                </pic:pic>
+              </a:graphicData>
+            </a:graphic>
+          </wp:inline>
+        </w:drawing>
+      </w:r>
+    </w:p>
+    <w:p>
+      <w:pPr>
+        <w:tabs>
+          <w:tab w:val="left" w:pos="1491"/>
+        </w:tabs>
+        <w:spacing w:before="135"/>
+        <w:rPr>
+          <w:b/>
+        </w:rPr>
+      </w:pPr>
+      <w:r>
+        <w:rPr>
+          <w:b/>
+        </w:rPr>
+        <w:lastRenderedPageBreak/>
+        <w:drawing>
+          <wp:inline distT="0" distB="0" distL="0" distR="0" wp14:anchorId="47F48015" wp14:editId="0F64224E">
+            <wp:extent cx="5943600" cy="5527675"/>
+            <wp:effectExtent l="0" t="0" r="0" b="0"/>
+            <wp:docPr id="917622627" name="Picture 1"/>
+            <wp:cNvGraphicFramePr>
+              <a:graphicFrameLocks xmlns:a="http://schemas.openxmlformats.org/drawingml/2006/main" noChangeAspect="1"/>
+            </wp:cNvGraphicFramePr>
+            <a:graphic xmlns:a="http://schemas.openxmlformats.org/drawingml/2006/main">
+              <a:graphicData uri="http://schemas.openxmlformats.org/drawingml/2006/picture">
+                <pic:pic xmlns:pic="http://schemas.openxmlformats.org/drawingml/2006/picture">
+                  <pic:nvPicPr>
+                    <pic:cNvPr id="917622627" name=""/>
+                    <pic:cNvPicPr/>
+                  </pic:nvPicPr>
+                  <pic:blipFill>
+                    <a:blip r:embed="rId43"/>
+                    <a:stretch>
+                      <a:fillRect/>
+                    </a:stretch>
+                  </pic:blipFill>
+                  <pic:spPr>
+                    <a:xfrm>
+                      <a:off x="0" y="0"/>
+                      <a:ext cx="5943600" cy="5527675"/>
+                    </a:xfrm>
+                    <a:prstGeom prst="rect">
+                      <a:avLst/>
+                    </a:prstGeom>
+                  </pic:spPr>
+                </pic:pic>
+              </a:graphicData>
+            </a:graphic>
+          </wp:inline>
+        </w:drawing>
+      </w:r>
+    </w:p>
+    <w:p>
+      <w:pPr>
+        <w:tabs>
+          <w:tab w:val="left" w:pos="1491"/>
+        </w:tabs>
+        <w:spacing w:before="135"/>
+        <w:rPr>
+          <w:b/>
+        </w:rPr>
+      </w:pPr>
+      <w:r>
+        <w:rPr>
+          <w:b/>
+        </w:rPr>
+        <w:lastRenderedPageBreak/>
+        <w:drawing>
+          <wp:inline distT="0" distB="0" distL="0" distR="0" wp14:anchorId="69B0305F" wp14:editId="273C9B8F">
+            <wp:extent cx="4239217" cy="6373114"/>
+            <wp:effectExtent l="0" t="0" r="9525" b="0"/>
+            <wp:docPr id="1987478783" name="Picture 1"/>
+            <wp:cNvGraphicFramePr>
+              <a:graphicFrameLocks xmlns:a="http://schemas.openxmlformats.org/drawingml/2006/main" noChangeAspect="1"/>
+            </wp:cNvGraphicFramePr>
+            <a:graphic xmlns:a="http://schemas.openxmlformats.org/drawingml/2006/main">
+              <a:graphicData uri="http://schemas.openxmlformats.org/drawingml/2006/picture">
+                <pic:pic xmlns:pic="http://schemas.openxmlformats.org/drawingml/2006/picture">
+                  <pic:nvPicPr>
+                    <pic:cNvPr id="1987478783" name=""/>
+                    <pic:cNvPicPr/>
+                  </pic:nvPicPr>
+                  <pic:blipFill>
+                    <a:blip r:embed="rId44"/>
+                    <a:stretch>
+                      <a:fillRect/>
+                    </a:stretch>
+                  </pic:blipFill>
+                  <pic:spPr>
+                    <a:xfrm>
+                      <a:off x="0" y="0"/>
+                      <a:ext cx="4239217" cy="6373114"/>
+                    </a:xfrm>
+                    <a:prstGeom prst="rect">
+                      <a:avLst/>
+                    </a:prstGeom>
+                  </pic:spPr>
+                </pic:pic>
+              </a:graphicData>
+            </a:graphic>
+          </wp:inline>
+        </w:drawing>
+      </w:r>
+    </w:p>
+    <w:p>
+      <w:pPr>
+        <w:tabs>
+          <w:tab w:val="left" w:pos="1491"/>
+        </w:tabs>
+        <w:spacing w:before="135"/>
+        <w:rPr>
+          <w:b/>
+        </w:rPr>
+      </w:pPr>
+      <w:r>
+        <w:rPr>
+          <w:b/>
+        </w:rPr>
+        <w:lastRenderedPageBreak/>
+        <w:drawing>
+          <wp:inline distT="0" distB="0" distL="0" distR="0" wp14:anchorId="5651464A" wp14:editId="0702761A">
+            <wp:extent cx="4839375" cy="6173061"/>
+            <wp:effectExtent l="0" t="0" r="0" b="0"/>
+            <wp:docPr id="147618177" name="Picture 1"/>
+            <wp:cNvGraphicFramePr>
+              <a:graphicFrameLocks xmlns:a="http://schemas.openxmlformats.org/drawingml/2006/main" noChangeAspect="1"/>
+            </wp:cNvGraphicFramePr>
+            <a:graphic xmlns:a="http://schemas.openxmlformats.org/drawingml/2006/main">
+              <a:graphicData uri="http://schemas.openxmlformats.org/drawingml/2006/picture">
+                <pic:pic xmlns:pic="http://schemas.openxmlformats.org/drawingml/2006/picture">
+                  <pic:nvPicPr>
+                    <pic:cNvPr id="147618177" name=""/>
+                    <pic:cNvPicPr/>
+                  </pic:nvPicPr>
+                  <pic:blipFill>
+                    <a:blip r:embed="rId45"/>
+                    <a:stretch>
+                      <a:fillRect/>
+                    </a:stretch>
+                  </pic:blipFill>
+                  <pic:spPr>
+                    <a:xfrm>
+                      <a:off x="0" y="0"/>
+                      <a:ext cx="4839375" cy="6173061"/>
+                    </a:xfrm>
+                    <a:prstGeom prst="rect">
+                      <a:avLst/>
+                    </a:prstGeom>
+                  </pic:spPr>
+                </pic:pic>
+              </a:graphicData>
+            </a:graphic>
+          </wp:inline>
+        </w:drawing>
+      </w:r>
+    </w:p>
+    <w:p>
+      <w:pPr>
+        <w:tabs>
+          <w:tab w:val="left" w:pos="1491"/>
+        </w:tabs>
+        <w:spacing w:before="135"/>
+        <w:rPr>
+          <w:b/>
+        </w:rPr>
+      </w:pPr>
+      <w:r>
+        <w:rPr>
+          <w:b/>
+        </w:rPr>
+        <w:lastRenderedPageBreak/>
+        <w:drawing>
+          <wp:inline distT="0" distB="0" distL="0" distR="0" wp14:anchorId="7A2B9B76" wp14:editId="75F7FB5E">
+            <wp:extent cx="4448796" cy="7039957"/>
+            <wp:effectExtent l="0" t="0" r="9525" b="0"/>
+            <wp:docPr id="790095706" name="Picture 1"/>
+            <wp:cNvGraphicFramePr>
+              <a:graphicFrameLocks xmlns:a="http://schemas.openxmlformats.org/drawingml/2006/main" noChangeAspect="1"/>
+            </wp:cNvGraphicFramePr>
+            <a:graphic xmlns:a="http://schemas.openxmlformats.org/drawingml/2006/main">
+              <a:graphicData uri="http://schemas.openxmlformats.org/drawingml/2006/picture">
+                <pic:pic xmlns:pic="http://schemas.openxmlformats.org/drawingml/2006/picture">
+                  <pic:nvPicPr>
+                    <pic:cNvPr id="790095706" name=""/>
+                    <pic:cNvPicPr/>
+                  </pic:nvPicPr>
+                  <pic:blipFill>
+                    <a:blip r:embed="rId46"/>
+                    <a:stretch>
+                      <a:fillRect/>
+                    </a:stretch>
+                  </pic:blipFill>
+                  <pic:spPr>
+                    <a:xfrm>
+                      <a:off x="0" y="0"/>
+                      <a:ext cx="4448796" cy="7039957"/>
+                    </a:xfrm>
+                    <a:prstGeom prst="rect">
+                      <a:avLst/>
+                    </a:prstGeom>
+                  </pic:spPr>
+                </pic:pic>
+              </a:graphicData>
+            </a:graphic>
+          </wp:inline>
+        </w:drawing>
+      </w:r>
+    </w:p>
+    <w:p>
+      <w:pPr>
+        <w:tabs>
+          <w:tab w:val="left" w:pos="1491"/>
+        </w:tabs>
+        <w:spacing w:before="135"/>
+        <w:rPr>
+          <w:b/>
+        </w:rPr>
+      </w:pPr>
+      <w:r>
+        <w:rPr>
+          <w:b/>
+        </w:rPr>
+        <w:lastRenderedPageBreak/>
+        <w:drawing>
+          <wp:inline distT="0" distB="0" distL="0" distR="0" wp14:anchorId="1AD6D1DC" wp14:editId="3E3DB492">
+            <wp:extent cx="5468113" cy="7878274"/>
+            <wp:effectExtent l="0" t="0" r="0" b="8890"/>
+            <wp:docPr id="1007474955" name="Picture 1"/>
+            <wp:cNvGraphicFramePr>
+              <a:graphicFrameLocks xmlns:a="http://schemas.openxmlformats.org/drawingml/2006/main" noChangeAspect="1"/>
+            </wp:cNvGraphicFramePr>
+            <a:graphic xmlns:a="http://schemas.openxmlformats.org/drawingml/2006/main">
+              <a:graphicData uri="http://schemas.openxmlformats.org/drawingml/2006/picture">
+                <pic:pic xmlns:pic="http://schemas.openxmlformats.org/drawingml/2006/picture">
+                  <pic:nvPicPr>
+                    <pic:cNvPr id="1007474955" name=""/>
+                    <pic:cNvPicPr/>
+                  </pic:nvPicPr>
+                  <pic:blipFill>
+                    <a:blip r:embed="rId47"/>
+                    <a:stretch>
+                      <a:fillRect/>
+                    </a:stretch>
+                  </pic:blipFill>
+                  <pic:spPr>
+                    <a:xfrm>
+                      <a:off x="0" y="0"/>
+                      <a:ext cx="5468113" cy="7878274"/>
+                    </a:xfrm>
+                    <a:prstGeom prst="rect">
+                      <a:avLst/>
+                    </a:prstGeom>
+                  </pic:spPr>
+                </pic:pic>
+              </a:graphicData>
+            </a:graphic>
+          </wp:inline>
+        </w:drawing>
+      </w:r>
+    </w:p>
+    <w:p>
+      <w:pPr>
+        <w:tabs>
+          <w:tab w:val="left" w:pos="1491"/>
+        </w:tabs>
+        <w:spacing w:before="135"/>
+        <w:rPr>
+          <w:b/>
+        </w:rPr>
+      </w:pPr>
+      <w:r>
+        <w:rPr>
+          <w:b/>
+        </w:rPr>
+        <w:lastRenderedPageBreak/>
+        <w:drawing>
+          <wp:inline distT="0" distB="0" distL="0" distR="0" wp14:anchorId="08670E50" wp14:editId="749CD320">
+            <wp:extent cx="2972215" cy="3791479"/>
+            <wp:effectExtent l="0" t="0" r="0" b="0"/>
+            <wp:docPr id="1823714993" name="Picture 1"/>
+            <wp:cNvGraphicFramePr>
+              <a:graphicFrameLocks xmlns:a="http://schemas.openxmlformats.org/drawingml/2006/main" noChangeAspect="1"/>
+            </wp:cNvGraphicFramePr>
+            <a:graphic xmlns:a="http://schemas.openxmlformats.org/drawingml/2006/main">
+              <a:graphicData uri="http://schemas.openxmlformats.org/drawingml/2006/picture">
+                <pic:pic xmlns:pic="http://schemas.openxmlformats.org/drawingml/2006/picture">
+                  <pic:nvPicPr>
+                    <pic:cNvPr id="1823714993" name=""/>
+                    <pic:cNvPicPr/>
+                  </pic:nvPicPr>
+                  <pic:blipFill>
+                    <a:blip r:embed="rId48"/>
+                    <a:stretch>
+                      <a:fillRect/>
+                    </a:stretch>
+                  </pic:blipFill>
+                  <pic:spPr>
+                    <a:xfrm>
+                      <a:off x="0" y="0"/>
+                      <a:ext cx="2972215" cy="3791479"/>
+                    </a:xfrm>
+                    <a:prstGeom prst="rect">
+                      <a:avLst/>
+                    </a:prstGeom>
+                  </pic:spPr>
+                </pic:pic>
+              </a:graphicData>
+            </a:graphic>
+          </wp:inline>
+        </w:drawing>
+      </w:r>
+    </w:p>
+    <w:p>
+      <w:pPr>
+        <w:tabs>
+          <w:tab w:val="left" w:pos="1491"/>
+        </w:tabs>
+        <w:spacing w:before="135"/>
+        <w:rPr>
+          <w:b/>
+        </w:rPr>
+      </w:pPr>
+    </w:p>
+    <w:p>
+      <w:pPr>
+        <w:tabs>
+          <w:tab w:val="left" w:pos="1491"/>
+        </w:tabs>
+        <w:spacing w:before="135"/>
+        <w:rPr>
+          <w:rFonts w:ascii="Times New Roman" w:hAnsi="Times New Roman" w:cs="Times New Roman"/>
+          <w:b/>
+          <w:i/>
+          <w:iCs/>
+        </w:rPr>
+      </w:pPr>
+      <w:proofErr w:type="spellStart"/>
+      <w:r>
+        <w:rPr>
+          <w:rFonts w:ascii="Times New Roman" w:hAnsi="Times New Roman" w:cs="Times New Roman"/>
+          <w:b/>
+          <w:i/>
+          <w:iCs/>
+        </w:rPr>
+        <w:t>Github</w:t>
+      </w:r>
+      <w:proofErr w:type="spellEnd"/>
+      <w:r>
+        <w:rPr>
+          <w:rFonts w:ascii="Times New Roman" w:hAnsi="Times New Roman" w:cs="Times New Roman"/>
+          <w:b/>
+          <w:i/>
+          <w:iCs/>
+        </w:rPr>
+        <w:t>:</w:t>
+      </w:r>
+    </w:p>
+    <w:p>
+      <w:pPr>
+        <w:tabs>
+          <w:tab w:val="left" w:pos="1491"/>
+        </w:tabs>
+        <w:spacing w:before="135"/>
+        <w:rPr>
+          <w:rFonts w:ascii="Times New Roman" w:hAnsi="Times New Roman" w:cs="Times New Roman"/>
+          <w:b/>
+          <w:i/>
+          <w:iCs/>
+          <w:sz w:val="20"/>
+          <w:szCs w:val="20"/>
+        </w:rPr>
+      </w:pPr>
+    </w:p>
     <w:sectPr>
       <w:pgSz w:w="11910" w:h="16840"/>
       <w:pgMar w:top="1360" w:right="1133" w:bottom="1240" w:left="1417" w:header="125" w:footer="1053" w:gutter="0"/>
@@ -32137,7 +33291,7 @@
         </mc:Choice>
         <mc:Fallback>
           <w:pict>
-            <v:group w14:anchorId="4B80DA13" id="Group 9" o:spid="_x0000_s1026" style="position:absolute;margin-left:85pt;margin-top:798.95pt;width:269.75pt;height:13.2pt;z-index:-16051712;mso-wrap-distance-left:0;mso-wrap-distance-right:0;mso-position-horizontal-relative:page;mso-position-vertical-relative:page" coordsize="34258,1676" o:gfxdata="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">
+            <v:group w14:anchorId="616AC2DC" id="Group 9" o:spid="_x0000_s1026" style="position:absolute;margin-left:85pt;margin-top:798.95pt;width:269.75pt;height:13.2pt;z-index:-16051712;mso-wrap-distance-left:0;mso-wrap-distance-right:0;mso-position-horizontal-relative:page;mso-position-vertical-relative:page" coordsize="34258,1676" o:gfxdata="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">
               <v:shapetype id="_x0000_t75" coordsize="21600,21600" o:spt="75" o:preferrelative="t" path="m@4@5l@4@11@9@11@9@5xe" filled="f" stroked="f">
                 <v:stroke joinstyle="miter"/>
                 <v:formulas>
@@ -32322,7 +33476,7 @@
         </mc:Choice>
         <mc:Fallback>
           <w:pict>
-            <v:group w14:anchorId="58D8D766" id="Group 13" o:spid="_x0000_s1026" style="position:absolute;margin-left:85pt;margin-top:779.15pt;width:256.5pt;height:13.2pt;z-index:-16051200;mso-wrap-distance-left:0;mso-wrap-distance-right:0;mso-position-horizontal-relative:page;mso-position-vertical-relative:page" coordsize="32575,1676" o:gfxdata="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">
+            <v:group w14:anchorId="21EC955A" id="Group 13" o:spid="_x0000_s1026" style="position:absolute;margin-left:85pt;margin-top:779.15pt;width:256.5pt;height:13.2pt;z-index:-16051200;mso-wrap-distance-left:0;mso-wrap-distance-right:0;mso-position-horizontal-relative:page;mso-position-vertical-relative:page" coordsize="32575,1676" o:gfxdata="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">
               <v:shape id="Image 14" o:spid="_x0000_s1027" type="#_x0000_t75" style="position:absolute;width:28753;height:1676;visibility:visible;mso-wrap-style:square" o:gfxdata="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">
                 <v:imagedata r:id="rId11" o:title=""/>
               </v:shape>
@@ -32718,7 +33872,7 @@
         </mc:Choice>
         <mc:Fallback>
           <w:pict>
-            <v:group w14:anchorId="7843C2C8" id="Group 2" o:spid="_x0000_s1026" style="position:absolute;margin-left:73.4pt;margin-top:36pt;width:179.7pt;height:13.2pt;z-index:-16052736;mso-wrap-distance-left:0;mso-wrap-distance-right:0;mso-position-horizontal-relative:page;mso-position-vertical-relative:page" coordsize="22821,1676" o:gfxdata="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">
+            <v:group w14:anchorId="03581FB0" id="Group 2" o:spid="_x0000_s1026" style="position:absolute;margin-left:73.4pt;margin-top:36pt;width:179.7pt;height:13.2pt;z-index:-16052736;mso-wrap-distance-left:0;mso-wrap-distance-right:0;mso-position-horizontal-relative:page;mso-position-vertical-relative:page" coordsize="22821,1676" o:gfxdata="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">
               <v:shapetype id="_x0000_t75" coordsize="21600,21600" o:spt="75" o:preferrelative="t" path="m@4@5l@4@11@9@11@9@5xe" filled="f" stroked="f">
                 <v:stroke joinstyle="miter"/>
                 <v:formulas>
@@ -32831,7 +33985,7 @@
         </mc:Choice>
         <mc:Fallback>
           <w:pict>
-            <v:shape w14:anchorId="20721915" id="Graphic 8" o:spid="_x0000_s1026" style="position:absolute;margin-left:73.45pt;margin-top:66pt;width:454.5pt;height:1.5pt;z-index:-16052224;visibility:visible;mso-wrap-style:square;mso-wrap-distance-left:0;mso-wrap-distance-top:0;mso-wrap-distance-right:0;mso-wrap-distance-bottom:0;mso-position-horizontal:absolute;mso-position-horizontal-relative:page;mso-position-vertical:absolute;mso-position-vertical-relative:page;v-text-anchor:top" coordsize="5772150,19050" o:gfxdata="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" path="m,l5772150,19050e" filled="f" strokeweight="2.5pt">
+            <v:shape w14:anchorId="32B83DAA" id="Graphic 8" o:spid="_x0000_s1026" style="position:absolute;margin-left:73.45pt;margin-top:66pt;width:454.5pt;height:1.5pt;z-index:-16052224;visibility:visible;mso-wrap-style:square;mso-wrap-distance-left:0;mso-wrap-distance-top:0;mso-wrap-distance-right:0;mso-wrap-distance-bottom:0;mso-position-horizontal:absolute;mso-position-horizontal-relative:page;mso-position-vertical:absolute;mso-position-vertical-relative:page;v-text-anchor:top" coordsize="5772150,19050" o:gfxdata="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" path="m,l5772150,19050e" filled="f" strokeweight="2.5pt">
               <v:path arrowok="t"/>
               <w10:wrap anchorx="page" anchory="page"/>
             </v:shape>
@@ -33090,6 +34244,95 @@
     </w:lvl>
   </w:abstractNum>
   <w:abstractNum w:abstractNumId="2" w15:restartNumberingAfterBreak="0">
+    <w:nsid w:val="10C21D7A"/>
+    <w:multiLevelType w:val="hybridMultilevel"/>
+    <w:tmpl w:val="4AC85022"/>
+    <w:lvl w:ilvl="0" w:tplc="B65C8ED6">
+      <w:start w:val="1"/>
+      <w:numFmt w:val="lowerLetter"/>
+      <w:lvlText w:val="%1."/>
+      <w:lvlJc w:val="left"/>
+      <w:pPr>
+        <w:ind w:left="769" w:hanging="360"/>
+      </w:pPr>
+      <w:rPr>
+        <w:rFonts w:hint="default"/>
+      </w:rPr>
+    </w:lvl>
+    <w:lvl w:ilvl="1" w:tplc="38090019" w:tentative="1">
+      <w:start w:val="1"/>
+      <w:numFmt w:val="lowerLetter"/>
+      <w:lvlText w:val="%2."/>
+      <w:lvlJc w:val="left"/>
+      <w:pPr>
+        <w:ind w:left="1489" w:hanging="360"/>
+      </w:pPr>
+    </w:lvl>
+    <w:lvl w:ilvl="2" w:tplc="3809001B" w:tentative="1">
+      <w:start w:val="1"/>
+      <w:numFmt w:val="lowerRoman"/>
+      <w:lvlText w:val="%3."/>
+      <w:lvlJc w:val="right"/>
+      <w:pPr>
+        <w:ind w:left="2209" w:hanging="180"/>
+      </w:pPr>
+    </w:lvl>
+    <w:lvl w:ilvl="3" w:tplc="3809000F" w:tentative="1">
+      <w:start w:val="1"/>
+      <w:numFmt w:val="decimal"/>
+      <w:lvlText w:val="%4."/>
+      <w:lvlJc w:val="left"/>
+      <w:pPr>
+        <w:ind w:left="2929" w:hanging="360"/>
+      </w:pPr>
+    </w:lvl>
+    <w:lvl w:ilvl="4" w:tplc="38090019" w:tentative="1">
+      <w:start w:val="1"/>
+      <w:numFmt w:val="lowerLetter"/>
+      <w:lvlText w:val="%5."/>
+      <w:lvlJc w:val="left"/>
+      <w:pPr>
+        <w:ind w:left="3649" w:hanging="360"/>
+      </w:pPr>
+    </w:lvl>
+    <w:lvl w:ilvl="5" w:tplc="3809001B" w:tentative="1">
+      <w:start w:val="1"/>
+      <w:numFmt w:val="lowerRoman"/>
+      <w:lvlText w:val="%6."/>
+      <w:lvlJc w:val="right"/>
+      <w:pPr>
+        <w:ind w:left="4369" w:hanging="180"/>
+      </w:pPr>
+    </w:lvl>
+    <w:lvl w:ilvl="6" w:tplc="3809000F" w:tentative="1">
+      <w:start w:val="1"/>
+      <w:numFmt w:val="decimal"/>
+      <w:lvlText w:val="%7."/>
+      <w:lvlJc w:val="left"/>
+      <w:pPr>
+        <w:ind w:left="5089" w:hanging="360"/>
+      </w:pPr>
+    </w:lvl>
+    <w:lvl w:ilvl="7" w:tplc="38090019" w:tentative="1">
+      <w:start w:val="1"/>
+      <w:numFmt w:val="lowerLetter"/>
+      <w:lvlText w:val="%8."/>
+      <w:lvlJc w:val="left"/>
+      <w:pPr>
+        <w:ind w:left="5809" w:hanging="360"/>
+      </w:pPr>
+    </w:lvl>
+    <w:lvl w:ilvl="8" w:tplc="3809001B" w:tentative="1">
+      <w:start w:val="1"/>
+      <w:numFmt w:val="lowerRoman"/>
+      <w:lvlText w:val="%9."/>
+      <w:lvlJc w:val="right"/>
+      <w:pPr>
+        <w:ind w:left="6529" w:hanging="180"/>
+      </w:pPr>
+    </w:lvl>
+  </w:abstractNum>
+  <w:abstractNum w:abstractNumId="3" w15:restartNumberingAfterBreak="0">
     <w:nsid w:val="150B7FAA"/>
     <w:multiLevelType w:val="hybridMultilevel"/>
     <w:tmpl w:val="51D0FDBA"/>
@@ -33211,7 +34454,7 @@
       </w:rPr>
     </w:lvl>
   </w:abstractNum>
-  <w:abstractNum w:abstractNumId="3" w15:restartNumberingAfterBreak="0">
+  <w:abstractNum w:abstractNumId="4" w15:restartNumberingAfterBreak="0">
     <w:nsid w:val="17776200"/>
     <w:multiLevelType w:val="hybridMultilevel"/>
     <w:tmpl w:val="BF5220CE"/>
@@ -33333,7 +34576,7 @@
       </w:rPr>
     </w:lvl>
   </w:abstractNum>
-  <w:abstractNum w:abstractNumId="4" w15:restartNumberingAfterBreak="0">
+  <w:abstractNum w:abstractNumId="5" w15:restartNumberingAfterBreak="0">
     <w:nsid w:val="20EA5AC5"/>
     <w:multiLevelType w:val="hybridMultilevel"/>
     <w:tmpl w:val="16D082E8"/>
@@ -33455,7 +34698,7 @@
       </w:rPr>
     </w:lvl>
   </w:abstractNum>
-  <w:abstractNum w:abstractNumId="5" w15:restartNumberingAfterBreak="0">
+  <w:abstractNum w:abstractNumId="6" w15:restartNumberingAfterBreak="0">
     <w:nsid w:val="32CE405D"/>
     <w:multiLevelType w:val="hybridMultilevel"/>
     <w:tmpl w:val="BE382276"/>
@@ -33577,7 +34820,7 @@
       </w:rPr>
     </w:lvl>
   </w:abstractNum>
-  <w:abstractNum w:abstractNumId="6" w15:restartNumberingAfterBreak="0">
+  <w:abstractNum w:abstractNumId="7" w15:restartNumberingAfterBreak="0">
     <w:nsid w:val="352E6482"/>
     <w:multiLevelType w:val="hybridMultilevel"/>
     <w:tmpl w:val="3F1A5574"/>
@@ -33699,7 +34942,7 @@
       </w:rPr>
     </w:lvl>
   </w:abstractNum>
-  <w:abstractNum w:abstractNumId="7" w15:restartNumberingAfterBreak="0">
+  <w:abstractNum w:abstractNumId="8" w15:restartNumberingAfterBreak="0">
     <w:nsid w:val="37160A60"/>
     <w:multiLevelType w:val="hybridMultilevel"/>
     <w:tmpl w:val="6388CA9C"/>
@@ -33821,7 +35064,7 @@
       </w:rPr>
     </w:lvl>
   </w:abstractNum>
-  <w:abstractNum w:abstractNumId="8" w15:restartNumberingAfterBreak="0">
+  <w:abstractNum w:abstractNumId="9" w15:restartNumberingAfterBreak="0">
     <w:nsid w:val="387B0C36"/>
     <w:multiLevelType w:val="hybridMultilevel"/>
     <w:tmpl w:val="2F16A78A"/>
@@ -33943,7 +35186,7 @@
       </w:rPr>
     </w:lvl>
   </w:abstractNum>
-  <w:abstractNum w:abstractNumId="9" w15:restartNumberingAfterBreak="0">
+  <w:abstractNum w:abstractNumId="10" w15:restartNumberingAfterBreak="0">
     <w:nsid w:val="4C022198"/>
     <w:multiLevelType w:val="hybridMultilevel"/>
     <w:tmpl w:val="D37CE4C8"/>
@@ -34065,7 +35308,7 @@
       </w:rPr>
     </w:lvl>
   </w:abstractNum>
-  <w:abstractNum w:abstractNumId="10" w15:restartNumberingAfterBreak="0">
+  <w:abstractNum w:abstractNumId="11" w15:restartNumberingAfterBreak="0">
     <w:nsid w:val="4EC17674"/>
     <w:multiLevelType w:val="multilevel"/>
     <w:tmpl w:val="01DC9A14"/>
@@ -34214,7 +35457,7 @@
       </w:rPr>
     </w:lvl>
   </w:abstractNum>
-  <w:abstractNum w:abstractNumId="11" w15:restartNumberingAfterBreak="0">
+  <w:abstractNum w:abstractNumId="12" w15:restartNumberingAfterBreak="0">
     <w:nsid w:val="51742447"/>
     <w:multiLevelType w:val="hybridMultilevel"/>
     <w:tmpl w:val="0220FD8C"/>
@@ -34336,7 +35579,7 @@
       </w:rPr>
     </w:lvl>
   </w:abstractNum>
-  <w:abstractNum w:abstractNumId="12" w15:restartNumberingAfterBreak="0">
+  <w:abstractNum w:abstractNumId="13" w15:restartNumberingAfterBreak="0">
     <w:nsid w:val="525A201D"/>
     <w:multiLevelType w:val="hybridMultilevel"/>
     <w:tmpl w:val="547EFA02"/>
@@ -34458,7 +35701,7 @@
       </w:rPr>
     </w:lvl>
   </w:abstractNum>
-  <w:abstractNum w:abstractNumId="13" w15:restartNumberingAfterBreak="0">
+  <w:abstractNum w:abstractNumId="14" w15:restartNumberingAfterBreak="0">
     <w:nsid w:val="5B022D52"/>
     <w:multiLevelType w:val="hybridMultilevel"/>
     <w:tmpl w:val="CC3A44A2"/>
@@ -34580,7 +35823,7 @@
       </w:rPr>
     </w:lvl>
   </w:abstractNum>
-  <w:abstractNum w:abstractNumId="14" w15:restartNumberingAfterBreak="0">
+  <w:abstractNum w:abstractNumId="15" w15:restartNumberingAfterBreak="0">
     <w:nsid w:val="5BB87064"/>
     <w:multiLevelType w:val="hybridMultilevel"/>
     <w:tmpl w:val="EBA26076"/>
@@ -34702,7 +35945,7 @@
       </w:rPr>
     </w:lvl>
   </w:abstractNum>
-  <w:abstractNum w:abstractNumId="15" w15:restartNumberingAfterBreak="0">
+  <w:abstractNum w:abstractNumId="16" w15:restartNumberingAfterBreak="0">
     <w:nsid w:val="615B1B49"/>
     <w:multiLevelType w:val="hybridMultilevel"/>
     <w:tmpl w:val="E8524964"/>
@@ -34824,7 +36067,7 @@
       </w:rPr>
     </w:lvl>
   </w:abstractNum>
-  <w:abstractNum w:abstractNumId="16" w15:restartNumberingAfterBreak="0">
+  <w:abstractNum w:abstractNumId="17" w15:restartNumberingAfterBreak="0">
     <w:nsid w:val="67601300"/>
     <w:multiLevelType w:val="hybridMultilevel"/>
     <w:tmpl w:val="51C2FC2E"/>
@@ -34946,7 +36189,7 @@
       </w:rPr>
     </w:lvl>
   </w:abstractNum>
-  <w:abstractNum w:abstractNumId="17" w15:restartNumberingAfterBreak="0">
+  <w:abstractNum w:abstractNumId="18" w15:restartNumberingAfterBreak="0">
     <w:nsid w:val="725572B5"/>
     <w:multiLevelType w:val="hybridMultilevel"/>
     <w:tmpl w:val="B0BA5572"/>
@@ -35069,58 +36312,61 @@
     </w:lvl>
   </w:abstractNum>
   <w:num w:numId="1" w16cid:durableId="1806506455">
-    <w:abstractNumId w:val="2"/>
+    <w:abstractNumId w:val="3"/>
   </w:num>
   <w:num w:numId="2" w16cid:durableId="1413818023">
-    <w:abstractNumId w:val="6"/>
+    <w:abstractNumId w:val="7"/>
   </w:num>
   <w:num w:numId="3" w16cid:durableId="299117638">
-    <w:abstractNumId w:val="12"/>
+    <w:abstractNumId w:val="13"/>
   </w:num>
   <w:num w:numId="4" w16cid:durableId="1301765925">
-    <w:abstractNumId w:val="13"/>
+    <w:abstractNumId w:val="14"/>
   </w:num>
   <w:num w:numId="5" w16cid:durableId="686103824">
-    <w:abstractNumId w:val="15"/>
+    <w:abstractNumId w:val="16"/>
   </w:num>
   <w:num w:numId="6" w16cid:durableId="2112897097">
     <w:abstractNumId w:val="1"/>
   </w:num>
   <w:num w:numId="7" w16cid:durableId="1581527061">
-    <w:abstractNumId w:val="5"/>
+    <w:abstractNumId w:val="6"/>
   </w:num>
   <w:num w:numId="8" w16cid:durableId="237518033">
+    <w:abstractNumId w:val="18"/>
+  </w:num>
+  <w:num w:numId="9" w16cid:durableId="2072267257">
     <w:abstractNumId w:val="17"/>
   </w:num>
-  <w:num w:numId="9" w16cid:durableId="2072267257">
-    <w:abstractNumId w:val="16"/>
-  </w:num>
   <w:num w:numId="10" w16cid:durableId="2065323301">
-    <w:abstractNumId w:val="11"/>
+    <w:abstractNumId w:val="12"/>
   </w:num>
   <w:num w:numId="11" w16cid:durableId="1311209032">
-    <w:abstractNumId w:val="9"/>
+    <w:abstractNumId w:val="10"/>
   </w:num>
   <w:num w:numId="12" w16cid:durableId="1999723847">
     <w:abstractNumId w:val="0"/>
   </w:num>
   <w:num w:numId="13" w16cid:durableId="1986928060">
+    <w:abstractNumId w:val="5"/>
+  </w:num>
+  <w:num w:numId="14" w16cid:durableId="1301576893">
     <w:abstractNumId w:val="4"/>
   </w:num>
-  <w:num w:numId="14" w16cid:durableId="1301576893">
-    <w:abstractNumId w:val="3"/>
-  </w:num>
   <w:num w:numId="15" w16cid:durableId="2053118013">
-    <w:abstractNumId w:val="7"/>
+    <w:abstractNumId w:val="8"/>
   </w:num>
   <w:num w:numId="16" w16cid:durableId="932780243">
-    <w:abstractNumId w:val="14"/>
+    <w:abstractNumId w:val="15"/>
   </w:num>
   <w:num w:numId="17" w16cid:durableId="940525804">
-    <w:abstractNumId w:val="8"/>
+    <w:abstractNumId w:val="9"/>
   </w:num>
   <w:num w:numId="18" w16cid:durableId="2101441959">
-    <w:abstractNumId w:val="10"/>
+    <w:abstractNumId w:val="11"/>
+  </w:num>
+  <w:num w:numId="19" w16cid:durableId="1641573672">
+    <w:abstractNumId w:val="2"/>
   </w:num>
 </w:numbering>
 </file>
@@ -35651,6 +36897,39 @@
       <w:shd w:val="clear" w:color="auto" w:fill="E1DFDD"/>
     </w:rPr>
   </w:style>
+  <w:style w:type="paragraph" w:styleId="NormalWeb">
+    <w:name w:val="Normal (Web)"/>
+    <w:basedOn w:val="Normal"/>
+    <w:uiPriority w:val="99"/>
+    <w:semiHidden/>
+    <w:unhideWhenUsed/>
+    <w:rsid w:val="00B37991"/>
+    <w:pPr>
+      <w:widowControl/>
+      <w:autoSpaceDE/>
+      <w:autoSpaceDN/>
+      <w:spacing w:before="100" w:beforeAutospacing="1" w:after="100" w:afterAutospacing="1"/>
+    </w:pPr>
+    <w:rPr>
+      <w:rFonts w:ascii="Times New Roman" w:eastAsia="Times New Roman" w:hAnsi="Times New Roman" w:cs="Times New Roman"/>
+      <w:sz w:val="24"/>
+      <w:szCs w:val="24"/>
+      <w:lang w:val="en-ID" w:eastAsia="en-ID"/>
+    </w:rPr>
+  </w:style>
+  <w:style w:type="character" w:styleId="HTMLCode">
+    <w:name w:val="HTML Code"/>
+    <w:basedOn w:val="DefaultParagraphFont"/>
+    <w:uiPriority w:val="99"/>
+    <w:semiHidden/>
+    <w:unhideWhenUsed/>
+    <w:rsid w:val="00B37991"/>
+    <w:rPr>
+      <w:rFonts w:ascii="Courier New" w:eastAsia="Times New Roman" w:hAnsi="Courier New" w:cs="Courier New"/>
+      <w:sz w:val="20"/>
+      <w:szCs w:val="20"/>
+    </w:rPr>
+  </w:style>
 </w:styles>
 </file>
 
@@ -35935,4 +37214,16 @@
   <a:objectDefaults/>
   <a:extraClrSchemeLst/>
 </a:theme>
+</file>
+
+<file path=customXml/item1.xml><?xml version="1.0" encoding="utf-8"?>
+<b:Sources xmlns:b="http://schemas.openxmlformats.org/officeDocument/2006/bibliography" xmlns="http://schemas.openxmlformats.org/officeDocument/2006/bibliography" SelectedStyle="\APASixthEditionOfficeOnline.xsl" StyleName="APA" Version="6"/>
+</file>
+
+<file path=customXml/itemProps1.xml><?xml version="1.0" encoding="utf-8"?>
+<ds:datastoreItem xmlns:ds="http://schemas.openxmlformats.org/officeDocument/2006/customXml" ds:itemID="{3B3886A9-F988-4D8C-ADEF-96D0932056EE}">
+  <ds:schemaRefs>
+    <ds:schemaRef ds:uri="http://schemas.openxmlformats.org/officeDocument/2006/bibliography"/>
+  </ds:schemaRefs>
+</ds:datastoreItem>
 </file>
--- a/file/jobsheet10/DerasPangestuGusti_Jobsheet10_PASD.docx
+++ b/file/jobsheet10/DerasPangestuGusti_Jobsheet10_PASD.docx
@@ -208,14 +208,12 @@
         </w:rPr>
         <w:t xml:space="preserve"> </w:t>
       </w:r>
-      <w:proofErr w:type="gramStart"/>
       <w:r>
         <w:rPr>
           <w:spacing w:val="-4"/>
         </w:rPr>
         <w:t>to::</w:t>
       </w:r>
-      <w:proofErr w:type="gramEnd"/>
     </w:p>
     <w:p>
       <w:pPr>
@@ -450,11 +448,9 @@
         </w:rPr>
         <w:t xml:space="preserve"> </w:t>
       </w:r>
-      <w:proofErr w:type="gramStart"/>
       <w:r>
         <w:t>time :</w:t>
       </w:r>
-      <w:proofErr w:type="gramEnd"/>
       <w:r>
         <w:rPr>
           <w:spacing w:val="-3"/>
@@ -753,7 +749,6 @@
               <w:t>AttendanceNumber</w:t>
             </w:r>
             <w:proofErr w:type="spellEnd"/>
-            <w:proofErr w:type="gramStart"/>
             <w:r>
               <w:rPr>
                 <w:b/>
@@ -766,14 +761,7 @@
               <w:rPr>
                 <w:spacing w:val="-2"/>
               </w:rPr>
-              <w:t>(</w:t>
-            </w:r>
-            <w:proofErr w:type="gramEnd"/>
-            <w:r>
-              <w:rPr>
-                <w:spacing w:val="-2"/>
-              </w:rPr>
-              <w:t>)</w:t>
+              <w:t>()</w:t>
             </w:r>
           </w:p>
         </w:tc>
@@ -876,7 +864,6 @@
               <w:t>AttendanceNumber</w:t>
             </w:r>
             <w:proofErr w:type="spellEnd"/>
-            <w:proofErr w:type="gramStart"/>
             <w:r>
               <w:rPr>
                 <w:b/>
@@ -889,14 +876,7 @@
               <w:rPr>
                 <w:spacing w:val="-2"/>
               </w:rPr>
-              <w:t>(</w:t>
-            </w:r>
-            <w:proofErr w:type="gramEnd"/>
-            <w:r>
-              <w:rPr>
-                <w:spacing w:val="-2"/>
-              </w:rPr>
-              <w:t>nim:</w:t>
+              <w:t>(nim:</w:t>
             </w:r>
           </w:p>
         </w:tc>
@@ -1066,13 +1046,8 @@
               <w:pStyle w:val="TableParagraph"/>
               <w:spacing w:line="226" w:lineRule="exact"/>
             </w:pPr>
-            <w:proofErr w:type="gramStart"/>
             <w:r>
-              <w:t>grading(</w:t>
-            </w:r>
-            <w:proofErr w:type="gramEnd"/>
-            <w:r>
-              <w:t>grade:</w:t>
+              <w:t>grading(grade:</w:t>
             </w:r>
             <w:r>
               <w:rPr>
@@ -1407,13 +1382,8 @@
               </w:rPr>
               <w:t xml:space="preserve"> </w:t>
             </w:r>
-            <w:proofErr w:type="gramStart"/>
             <w:r>
-              <w:t>Student[</w:t>
-            </w:r>
-            <w:proofErr w:type="gramEnd"/>
-            <w:r>
-              <w:t>] size: int</w:t>
+              <w:t>Student[] size: int</w:t>
             </w:r>
           </w:p>
           <w:p>
@@ -1484,7 +1454,6 @@
               </w:rPr>
               <w:t xml:space="preserve"> </w:t>
             </w:r>
-            <w:proofErr w:type="gramStart"/>
             <w:r>
               <w:rPr>
                 <w:b/>
@@ -1493,11 +1462,7 @@
               <w:t>&gt;</w:t>
             </w:r>
             <w:r>
-              <w:t>(</w:t>
-            </w:r>
-            <w:proofErr w:type="gramEnd"/>
-            <w:r>
-              <w:t>size:</w:t>
+              <w:t>(size:</w:t>
             </w:r>
             <w:r>
               <w:rPr>
@@ -1509,17 +1474,12 @@
               <w:t xml:space="preserve">int) </w:t>
             </w:r>
             <w:proofErr w:type="spellStart"/>
-            <w:proofErr w:type="gramStart"/>
             <w:r>
               <w:t>isFull</w:t>
             </w:r>
             <w:proofErr w:type="spellEnd"/>
             <w:r>
-              <w:t>(</w:t>
-            </w:r>
-            <w:proofErr w:type="gramEnd"/>
-            <w:r>
-              <w:t xml:space="preserve">): </w:t>
+              <w:t xml:space="preserve">(): </w:t>
             </w:r>
             <w:proofErr w:type="spellStart"/>
             <w:r>
@@ -1534,17 +1494,12 @@
               <w:ind w:right="4223"/>
             </w:pPr>
             <w:proofErr w:type="spellStart"/>
-            <w:proofErr w:type="gramStart"/>
             <w:r>
               <w:t>isEmpty</w:t>
             </w:r>
             <w:proofErr w:type="spellEnd"/>
             <w:r>
-              <w:t>(</w:t>
-            </w:r>
-            <w:proofErr w:type="gramEnd"/>
-            <w:r>
-              <w:t>):</w:t>
+              <w:t>():</w:t>
             </w:r>
             <w:r>
               <w:rPr>
@@ -1566,37 +1521,22 @@
             </w:r>
             <w:proofErr w:type="spellEnd"/>
             <w:r>
-              <w:t xml:space="preserve">): void </w:t>
+              <w:t xml:space="preserve">): void pop(): Student </w:t>
             </w:r>
-            <w:proofErr w:type="gramStart"/>
-            <w:r>
-              <w:t>pop(</w:t>
-            </w:r>
-            <w:proofErr w:type="gramEnd"/>
-            <w:r>
-              <w:t xml:space="preserve">): Student </w:t>
-            </w:r>
-            <w:proofErr w:type="gramStart"/>
             <w:r>
               <w:rPr>
                 <w:spacing w:val="-2"/>
               </w:rPr>
               <w:t>peek():Student</w:t>
             </w:r>
-            <w:proofErr w:type="gramEnd"/>
           </w:p>
           <w:p>
             <w:pPr>
               <w:pStyle w:val="TableParagraph"/>
               <w:spacing w:before="1" w:line="244" w:lineRule="exact"/>
             </w:pPr>
-            <w:proofErr w:type="gramStart"/>
             <w:r>
-              <w:t>print(</w:t>
-            </w:r>
-            <w:proofErr w:type="gramEnd"/>
-            <w:r>
-              <w:t>):</w:t>
+              <w:t>print():</w:t>
             </w:r>
             <w:r>
               <w:rPr>
@@ -2103,15 +2043,7 @@
         <w:t xml:space="preserve">Jobsheet10 </w:t>
       </w:r>
       <w:r>
-        <w:t xml:space="preserve">inside your repository. Then, create a new file and name </w:t>
-      </w:r>
-      <w:proofErr w:type="gramStart"/>
-      <w:r>
-        <w:t>it</w:t>
-      </w:r>
-      <w:proofErr w:type="gramEnd"/>
-      <w:r>
-        <w:t xml:space="preserve"> </w:t>
+        <w:t xml:space="preserve">inside your repository. Then, create a new file and name it </w:t>
       </w:r>
       <w:r>
         <w:rPr>
@@ -2164,19 +2096,11 @@
       <w:r>
         <w:t xml:space="preserve">class by adding the attributes shown in the </w:t>
       </w:r>
-      <w:proofErr w:type="gramStart"/>
       <w:r>
         <w:rPr>
           <w:b/>
         </w:rPr>
-        <w:t>Student</w:t>
-      </w:r>
-      <w:proofErr w:type="gramEnd"/>
-      <w:r>
-        <w:rPr>
-          <w:b/>
-        </w:rPr>
-        <w:t xml:space="preserve"> </w:t>
+        <w:t xml:space="preserve">Student </w:t>
       </w:r>
       <w:r>
         <w:t xml:space="preserve">class diagram, which include </w:t>
@@ -2286,7 +2210,6 @@
                                 <w:sz w:val="21"/>
                               </w:rPr>
                             </w:pPr>
-                            <w:proofErr w:type="gramStart"/>
                             <w:r>
                               <w:rPr>
                                 <w:rFonts w:ascii="Consolas"/>
@@ -2304,7 +2227,6 @@
                               </w:rPr>
                               <w:t>(</w:t>
                             </w:r>
-                            <w:proofErr w:type="gramEnd"/>
                             <w:r>
                               <w:rPr>
                                 <w:rFonts w:ascii="Consolas"/>
@@ -2413,7 +2335,6 @@
                               <w:t xml:space="preserve"> </w:t>
                             </w:r>
                             <w:proofErr w:type="spellStart"/>
-                            <w:proofErr w:type="gramStart"/>
                             <w:r>
                               <w:rPr>
                                 <w:rFonts w:ascii="Consolas"/>
@@ -2429,16 +2350,7 @@
                                 <w:color w:val="777777"/>
                                 <w:sz w:val="21"/>
                               </w:rPr>
-                              <w:t>){</w:t>
-                            </w:r>
-                            <w:proofErr w:type="gramEnd"/>
-                            <w:r>
-                              <w:rPr>
-                                <w:rFonts w:ascii="Consolas"/>
-                                <w:color w:val="777777"/>
-                                <w:sz w:val="21"/>
-                              </w:rPr>
-                              <w:t xml:space="preserve"> </w:t>
+                              <w:t xml:space="preserve">){ </w:t>
                             </w:r>
                             <w:proofErr w:type="spellStart"/>
                             <w:r>
@@ -2558,7 +2470,6 @@
                               <w:t xml:space="preserve">; </w:t>
                             </w:r>
                             <w:proofErr w:type="spellStart"/>
-                            <w:proofErr w:type="gramStart"/>
                             <w:r>
                               <w:rPr>
                                 <w:rFonts w:ascii="Consolas"/>
@@ -2584,7 +2495,6 @@
                               <w:t>className</w:t>
                             </w:r>
                             <w:proofErr w:type="spellEnd"/>
-                            <w:proofErr w:type="gramEnd"/>
                             <w:r>
                               <w:rPr>
                                 <w:rFonts w:ascii="Consolas"/>
@@ -2630,7 +2540,6 @@
                               <w:t xml:space="preserve">; </w:t>
                             </w:r>
                             <w:proofErr w:type="spellStart"/>
-                            <w:proofErr w:type="gramStart"/>
                             <w:r>
                               <w:rPr>
                                 <w:rFonts w:ascii="Consolas"/>
@@ -2656,7 +2565,6 @@
                               <w:t>grade</w:t>
                             </w:r>
                             <w:proofErr w:type="spellEnd"/>
-                            <w:proofErr w:type="gramEnd"/>
                             <w:r>
                               <w:rPr>
                                 <w:rFonts w:ascii="Consolas"/>
@@ -2740,7 +2648,6 @@
                           <w:sz w:val="21"/>
                         </w:rPr>
                       </w:pPr>
-                      <w:proofErr w:type="gramStart"/>
                       <w:r>
                         <w:rPr>
                           <w:rFonts w:ascii="Consolas"/>
@@ -2758,7 +2665,6 @@
                         </w:rPr>
                         <w:t>(</w:t>
                       </w:r>
-                      <w:proofErr w:type="gramEnd"/>
                       <w:r>
                         <w:rPr>
                           <w:rFonts w:ascii="Consolas"/>
@@ -2867,7 +2773,6 @@
                         <w:t xml:space="preserve"> </w:t>
                       </w:r>
                       <w:proofErr w:type="spellStart"/>
-                      <w:proofErr w:type="gramStart"/>
                       <w:r>
                         <w:rPr>
                           <w:rFonts w:ascii="Consolas"/>
@@ -2883,16 +2788,7 @@
                           <w:color w:val="777777"/>
                           <w:sz w:val="21"/>
                         </w:rPr>
-                        <w:t>){</w:t>
-                      </w:r>
-                      <w:proofErr w:type="gramEnd"/>
-                      <w:r>
-                        <w:rPr>
-                          <w:rFonts w:ascii="Consolas"/>
-                          <w:color w:val="777777"/>
-                          <w:sz w:val="21"/>
-                        </w:rPr>
-                        <w:t xml:space="preserve"> </w:t>
+                        <w:t xml:space="preserve">){ </w:t>
                       </w:r>
                       <w:proofErr w:type="spellStart"/>
                       <w:r>
@@ -3012,7 +2908,6 @@
                         <w:t xml:space="preserve">; </w:t>
                       </w:r>
                       <w:proofErr w:type="spellStart"/>
-                      <w:proofErr w:type="gramStart"/>
                       <w:r>
                         <w:rPr>
                           <w:rFonts w:ascii="Consolas"/>
@@ -3038,7 +2933,6 @@
                         <w:t>className</w:t>
                       </w:r>
                       <w:proofErr w:type="spellEnd"/>
-                      <w:proofErr w:type="gramEnd"/>
                       <w:r>
                         <w:rPr>
                           <w:rFonts w:ascii="Consolas"/>
@@ -3084,7 +2978,6 @@
                         <w:t xml:space="preserve">; </w:t>
                       </w:r>
                       <w:proofErr w:type="spellStart"/>
-                      <w:proofErr w:type="gramStart"/>
                       <w:r>
                         <w:rPr>
                           <w:rFonts w:ascii="Consolas"/>
@@ -3110,7 +3003,6 @@
                         <w:t>grade</w:t>
                       </w:r>
                       <w:proofErr w:type="spellEnd"/>
-                      <w:proofErr w:type="gramEnd"/>
                       <w:r>
                         <w:rPr>
                           <w:rFonts w:ascii="Consolas"/>
@@ -3175,36 +3067,20 @@
       <w:r>
         <w:t xml:space="preserve">Add a parameterized constructor to the </w:t>
       </w:r>
-      <w:proofErr w:type="gramStart"/>
       <w:r>
         <w:rPr>
           <w:b/>
         </w:rPr>
-        <w:t>Student</w:t>
-      </w:r>
-      <w:proofErr w:type="gramEnd"/>
+        <w:t xml:space="preserve">Student </w:t>
+      </w:r>
+      <w:r>
+        <w:t xml:space="preserve">class as specified in the </w:t>
+      </w:r>
       <w:r>
         <w:rPr>
           <w:b/>
         </w:rPr>
-        <w:t xml:space="preserve"> </w:t>
-      </w:r>
-      <w:r>
-        <w:t xml:space="preserve">class as specified in the </w:t>
-      </w:r>
-      <w:proofErr w:type="gramStart"/>
-      <w:r>
-        <w:rPr>
-          <w:b/>
-        </w:rPr>
-        <w:t>Student</w:t>
-      </w:r>
-      <w:proofErr w:type="gramEnd"/>
-      <w:r>
-        <w:rPr>
-          <w:b/>
-        </w:rPr>
-        <w:t xml:space="preserve"> </w:t>
+        <w:t xml:space="preserve">Student </w:t>
       </w:r>
       <w:r>
         <w:t xml:space="preserve">class diagram. Set a default value of </w:t>
@@ -3316,7 +3192,6 @@
                               </w:rPr>
                               <w:t xml:space="preserve"> </w:t>
                             </w:r>
-                            <w:proofErr w:type="gramStart"/>
                             <w:r>
                               <w:rPr>
                                 <w:rFonts w:ascii="Consolas"/>
@@ -3334,7 +3209,6 @@
                               </w:rPr>
                               <w:t>(</w:t>
                             </w:r>
-                            <w:proofErr w:type="gramEnd"/>
                             <w:r>
                               <w:rPr>
                                 <w:rFonts w:ascii="Consolas"/>
@@ -3352,7 +3226,6 @@
                               </w:rPr>
                               <w:t xml:space="preserve"> </w:t>
                             </w:r>
-                            <w:proofErr w:type="gramStart"/>
                             <w:r>
                               <w:rPr>
                                 <w:rFonts w:ascii="Consolas"/>
@@ -3371,7 +3244,6 @@
                               </w:rPr>
                               <w:t>){</w:t>
                             </w:r>
-                            <w:proofErr w:type="gramEnd"/>
                           </w:p>
                           <w:p>
                             <w:pPr>
@@ -3384,7 +3256,6 @@
                               </w:rPr>
                             </w:pPr>
                             <w:proofErr w:type="spellStart"/>
-                            <w:proofErr w:type="gramStart"/>
                             <w:r>
                               <w:rPr>
                                 <w:rFonts w:ascii="Consolas"/>
@@ -3410,7 +3281,6 @@
                               <w:t>grade</w:t>
                             </w:r>
                             <w:proofErr w:type="spellEnd"/>
-                            <w:proofErr w:type="gramEnd"/>
                             <w:r>
                               <w:rPr>
                                 <w:rFonts w:ascii="Consolas"/>
@@ -3519,7 +3389,6 @@
                         </w:rPr>
                         <w:t xml:space="preserve"> </w:t>
                       </w:r>
-                      <w:proofErr w:type="gramStart"/>
                       <w:r>
                         <w:rPr>
                           <w:rFonts w:ascii="Consolas"/>
@@ -3537,7 +3406,6 @@
                         </w:rPr>
                         <w:t>(</w:t>
                       </w:r>
-                      <w:proofErr w:type="gramEnd"/>
                       <w:r>
                         <w:rPr>
                           <w:rFonts w:ascii="Consolas"/>
@@ -3555,7 +3423,6 @@
                         </w:rPr>
                         <w:t xml:space="preserve"> </w:t>
                       </w:r>
-                      <w:proofErr w:type="gramStart"/>
                       <w:r>
                         <w:rPr>
                           <w:rFonts w:ascii="Consolas"/>
@@ -3574,7 +3441,6 @@
                         </w:rPr>
                         <w:t>){</w:t>
                       </w:r>
-                      <w:proofErr w:type="gramEnd"/>
                     </w:p>
                     <w:p>
                       <w:pPr>
@@ -3587,7 +3453,6 @@
                         </w:rPr>
                       </w:pPr>
                       <w:proofErr w:type="spellStart"/>
-                      <w:proofErr w:type="gramStart"/>
                       <w:r>
                         <w:rPr>
                           <w:rFonts w:ascii="Consolas"/>
@@ -3613,7 +3478,6 @@
                         <w:t>grade</w:t>
                       </w:r>
                       <w:proofErr w:type="spellEnd"/>
-                      <w:proofErr w:type="gramEnd"/>
                       <w:r>
                         <w:rPr>
                           <w:rFonts w:ascii="Consolas"/>
@@ -3690,36 +3554,20 @@
       <w:r>
         <w:t xml:space="preserve">Add a </w:t>
       </w:r>
-      <w:proofErr w:type="gramStart"/>
       <w:r>
         <w:rPr>
           <w:b/>
         </w:rPr>
-        <w:t>grading(</w:t>
-      </w:r>
-      <w:proofErr w:type="gramEnd"/>
+        <w:t xml:space="preserve">grading() </w:t>
+      </w:r>
+      <w:r>
+        <w:t xml:space="preserve">method to the </w:t>
+      </w:r>
       <w:r>
         <w:rPr>
           <w:b/>
         </w:rPr>
-        <w:t xml:space="preserve">) </w:t>
-      </w:r>
-      <w:r>
-        <w:t xml:space="preserve">method to the </w:t>
-      </w:r>
-      <w:proofErr w:type="gramStart"/>
-      <w:r>
-        <w:rPr>
-          <w:b/>
-        </w:rPr>
-        <w:t>Student</w:t>
-      </w:r>
-      <w:proofErr w:type="gramEnd"/>
-      <w:r>
-        <w:rPr>
-          <w:b/>
-        </w:rPr>
-        <w:t xml:space="preserve"> </w:t>
+        <w:t xml:space="preserve">Student </w:t>
       </w:r>
       <w:r>
         <w:t>class, which is used to set the grade when a student's</w:t>
@@ -3786,7 +3634,6 @@
           <w:b/>
         </w:rPr>
       </w:pPr>
-      <w:proofErr w:type="gramStart"/>
       <w:r>
         <w:t>After</w:t>
       </w:r>
@@ -3799,14 +3646,12 @@
       <w:r>
         <w:t>creating</w:t>
       </w:r>
-      <w:proofErr w:type="gramEnd"/>
       <w:r>
         <w:rPr>
           <w:spacing w:val="37"/>
         </w:rPr>
         <w:t xml:space="preserve">  </w:t>
       </w:r>
-      <w:proofErr w:type="gramStart"/>
       <w:r>
         <w:t>the</w:t>
       </w:r>
@@ -3822,7 +3667,6 @@
         </w:rPr>
         <w:t>Student</w:t>
       </w:r>
-      <w:proofErr w:type="gramEnd"/>
       <w:r>
         <w:rPr>
           <w:b/>
@@ -3830,7 +3674,6 @@
         </w:rPr>
         <w:t xml:space="preserve">  </w:t>
       </w:r>
-      <w:proofErr w:type="gramStart"/>
       <w:r>
         <w:t>class,</w:t>
       </w:r>
@@ -3843,14 +3686,12 @@
       <w:r>
         <w:t>you</w:t>
       </w:r>
-      <w:proofErr w:type="gramEnd"/>
       <w:r>
         <w:rPr>
           <w:spacing w:val="34"/>
         </w:rPr>
         <w:t xml:space="preserve">  </w:t>
       </w:r>
-      <w:proofErr w:type="gramStart"/>
       <w:r>
         <w:t>will</w:t>
       </w:r>
@@ -3863,14 +3704,12 @@
       <w:r>
         <w:t>then</w:t>
       </w:r>
-      <w:proofErr w:type="gramEnd"/>
       <w:r>
         <w:rPr>
           <w:spacing w:val="37"/>
         </w:rPr>
         <w:t xml:space="preserve">  </w:t>
       </w:r>
-      <w:proofErr w:type="gramStart"/>
       <w:r>
         <w:t>create</w:t>
       </w:r>
@@ -3883,7 +3722,6 @@
       <w:r>
         <w:t>the</w:t>
       </w:r>
-      <w:proofErr w:type="gramEnd"/>
       <w:r>
         <w:rPr>
           <w:spacing w:val="38"/>
@@ -4116,7 +3954,6 @@
         <w:spacing w:before="132"/>
         <w:ind w:left="409" w:hanging="358"/>
       </w:pPr>
-      <w:proofErr w:type="gramStart"/>
       <w:r>
         <w:t>Complete</w:t>
       </w:r>
@@ -4129,7 +3966,6 @@
       <w:r>
         <w:t>the</w:t>
       </w:r>
-      <w:proofErr w:type="gramEnd"/>
       <w:r>
         <w:rPr>
           <w:spacing w:val="34"/>
@@ -4137,7 +3973,6 @@
         <w:t xml:space="preserve">  </w:t>
       </w:r>
       <w:proofErr w:type="spellStart"/>
-      <w:proofErr w:type="gramStart"/>
       <w:r>
         <w:rPr>
           <w:b/>
@@ -4155,14 +3990,12 @@
       <w:r>
         <w:t>class</w:t>
       </w:r>
-      <w:proofErr w:type="gramEnd"/>
       <w:r>
         <w:rPr>
           <w:spacing w:val="34"/>
         </w:rPr>
         <w:t xml:space="preserve">  </w:t>
       </w:r>
-      <w:proofErr w:type="gramStart"/>
       <w:r>
         <w:t>by</w:t>
       </w:r>
@@ -4175,14 +4008,12 @@
       <w:r>
         <w:t>adding</w:t>
       </w:r>
-      <w:proofErr w:type="gramEnd"/>
       <w:r>
         <w:rPr>
           <w:spacing w:val="34"/>
         </w:rPr>
         <w:t xml:space="preserve">  </w:t>
       </w:r>
-      <w:proofErr w:type="gramStart"/>
       <w:r>
         <w:t>the</w:t>
       </w:r>
@@ -4195,14 +4026,12 @@
       <w:r>
         <w:t>attributes</w:t>
       </w:r>
-      <w:proofErr w:type="gramEnd"/>
       <w:r>
         <w:rPr>
           <w:spacing w:val="36"/>
         </w:rPr>
         <w:t xml:space="preserve">  </w:t>
       </w:r>
-      <w:proofErr w:type="gramStart"/>
       <w:r>
         <w:t>shown</w:t>
       </w:r>
@@ -4215,7 +4044,6 @@
       <w:r>
         <w:t>in</w:t>
       </w:r>
-      <w:proofErr w:type="gramEnd"/>
       <w:r>
         <w:rPr>
           <w:spacing w:val="34"/>
@@ -4399,7 +4227,6 @@
                                 <w:sz w:val="21"/>
                               </w:rPr>
                             </w:pPr>
-                            <w:proofErr w:type="gramStart"/>
                             <w:r>
                               <w:rPr>
                                 <w:rFonts w:ascii="Consolas"/>
@@ -4415,16 +4242,7 @@
                                 <w:color w:val="777777"/>
                                 <w:sz w:val="21"/>
                               </w:rPr>
-                              <w:t>[</w:t>
-                            </w:r>
-                            <w:proofErr w:type="gramEnd"/>
-                            <w:r>
-                              <w:rPr>
-                                <w:rFonts w:ascii="Consolas"/>
-                                <w:color w:val="777777"/>
-                                <w:sz w:val="21"/>
-                              </w:rPr>
-                              <w:t>]</w:t>
+                              <w:t>[]</w:t>
                             </w:r>
                             <w:r>
                               <w:rPr>
@@ -4551,7 +4369,6 @@
                           <w:sz w:val="21"/>
                         </w:rPr>
                       </w:pPr>
-                      <w:proofErr w:type="gramStart"/>
                       <w:r>
                         <w:rPr>
                           <w:rFonts w:ascii="Consolas"/>
@@ -4567,16 +4384,7 @@
                           <w:color w:val="777777"/>
                           <w:sz w:val="21"/>
                         </w:rPr>
-                        <w:t>[</w:t>
-                      </w:r>
-                      <w:proofErr w:type="gramEnd"/>
-                      <w:r>
-                        <w:rPr>
-                          <w:rFonts w:ascii="Consolas"/>
-                          <w:color w:val="777777"/>
-                          <w:sz w:val="21"/>
-                        </w:rPr>
-                        <w:t>]</w:t>
+                        <w:t>[]</w:t>
                       </w:r>
                       <w:r>
                         <w:rPr>
@@ -4894,7 +4702,6 @@
                               </w:rPr>
                             </w:pPr>
                             <w:proofErr w:type="spellStart"/>
-                            <w:proofErr w:type="gramStart"/>
                             <w:r>
                               <w:rPr>
                                 <w:rFonts w:ascii="Consolas"/>
@@ -4913,7 +4720,6 @@
                               </w:rPr>
                               <w:t>(</w:t>
                             </w:r>
-                            <w:proofErr w:type="gramEnd"/>
                             <w:r>
                               <w:rPr>
                                 <w:rFonts w:ascii="Consolas"/>
@@ -4931,7 +4737,6 @@
                               </w:rPr>
                               <w:t xml:space="preserve"> </w:t>
                             </w:r>
-                            <w:proofErr w:type="gramStart"/>
                             <w:r>
                               <w:rPr>
                                 <w:rFonts w:ascii="Consolas"/>
@@ -4946,33 +4751,23 @@
                                 <w:color w:val="777777"/>
                                 <w:sz w:val="21"/>
                               </w:rPr>
-                              <w:t>){</w:t>
-                            </w:r>
-                            <w:proofErr w:type="gramEnd"/>
+                              <w:t xml:space="preserve">){ </w:t>
+                            </w:r>
+                            <w:proofErr w:type="spellStart"/>
+                            <w:r>
+                              <w:rPr>
+                                <w:rFonts w:ascii="Consolas"/>
+                                <w:color w:val="9C5D27"/>
+                                <w:sz w:val="21"/>
+                              </w:rPr>
+                              <w:t>this</w:t>
+                            </w:r>
                             <w:r>
                               <w:rPr>
                                 <w:rFonts w:ascii="Consolas"/>
                                 <w:color w:val="777777"/>
                                 <w:sz w:val="21"/>
                               </w:rPr>
-                              <w:t xml:space="preserve"> </w:t>
-                            </w:r>
-                            <w:proofErr w:type="spellStart"/>
-                            <w:proofErr w:type="gramStart"/>
-                            <w:r>
-                              <w:rPr>
-                                <w:rFonts w:ascii="Consolas"/>
-                                <w:color w:val="9C5D27"/>
-                                <w:sz w:val="21"/>
-                              </w:rPr>
-                              <w:t>this</w:t>
-                            </w:r>
-                            <w:r>
-                              <w:rPr>
-                                <w:rFonts w:ascii="Consolas"/>
-                                <w:color w:val="777777"/>
-                                <w:sz w:val="21"/>
-                              </w:rPr>
                               <w:t>.</w:t>
                             </w:r>
                             <w:r>
@@ -4984,7 +4779,6 @@
                               <w:t>size</w:t>
                             </w:r>
                             <w:proofErr w:type="spellEnd"/>
-                            <w:proofErr w:type="gramEnd"/>
                             <w:r>
                               <w:rPr>
                                 <w:rFonts w:ascii="Consolas"/>
@@ -5235,7 +5029,6 @@
                         </w:rPr>
                       </w:pPr>
                       <w:proofErr w:type="spellStart"/>
-                      <w:proofErr w:type="gramStart"/>
                       <w:r>
                         <w:rPr>
                           <w:rFonts w:ascii="Consolas"/>
@@ -5254,7 +5047,6 @@
                         </w:rPr>
                         <w:t>(</w:t>
                       </w:r>
-                      <w:proofErr w:type="gramEnd"/>
                       <w:r>
                         <w:rPr>
                           <w:rFonts w:ascii="Consolas"/>
@@ -5272,7 +5064,6 @@
                         </w:rPr>
                         <w:t xml:space="preserve"> </w:t>
                       </w:r>
-                      <w:proofErr w:type="gramStart"/>
                       <w:r>
                         <w:rPr>
                           <w:rFonts w:ascii="Consolas"/>
@@ -5287,33 +5078,23 @@
                           <w:color w:val="777777"/>
                           <w:sz w:val="21"/>
                         </w:rPr>
-                        <w:t>){</w:t>
-                      </w:r>
-                      <w:proofErr w:type="gramEnd"/>
+                        <w:t xml:space="preserve">){ </w:t>
+                      </w:r>
+                      <w:proofErr w:type="spellStart"/>
+                      <w:r>
+                        <w:rPr>
+                          <w:rFonts w:ascii="Consolas"/>
+                          <w:color w:val="9C5D27"/>
+                          <w:sz w:val="21"/>
+                        </w:rPr>
+                        <w:t>this</w:t>
+                      </w:r>
                       <w:r>
                         <w:rPr>
                           <w:rFonts w:ascii="Consolas"/>
                           <w:color w:val="777777"/>
                           <w:sz w:val="21"/>
                         </w:rPr>
-                        <w:t xml:space="preserve"> </w:t>
-                      </w:r>
-                      <w:proofErr w:type="spellStart"/>
-                      <w:proofErr w:type="gramStart"/>
-                      <w:r>
-                        <w:rPr>
-                          <w:rFonts w:ascii="Consolas"/>
-                          <w:color w:val="9C5D27"/>
-                          <w:sz w:val="21"/>
-                        </w:rPr>
-                        <w:t>this</w:t>
-                      </w:r>
-                      <w:r>
-                        <w:rPr>
-                          <w:rFonts w:ascii="Consolas"/>
-                          <w:color w:val="777777"/>
-                          <w:sz w:val="21"/>
-                        </w:rPr>
                         <w:t>.</w:t>
                       </w:r>
                       <w:r>
@@ -5325,7 +5106,6 @@
                         <w:t>size</w:t>
                       </w:r>
                       <w:proofErr w:type="spellEnd"/>
-                      <w:proofErr w:type="gramEnd"/>
                       <w:r>
                         <w:rPr>
                           <w:rFonts w:ascii="Consolas"/>
@@ -5650,7 +5430,6 @@
                               <w:t xml:space="preserve"> </w:t>
                             </w:r>
                             <w:proofErr w:type="spellStart"/>
-                            <w:proofErr w:type="gramStart"/>
                             <w:r>
                               <w:rPr>
                                 <w:rFonts w:ascii="Consolas"/>
@@ -5671,7 +5450,6 @@
                               </w:rPr>
                               <w:t>(){</w:t>
                             </w:r>
-                            <w:proofErr w:type="gramEnd"/>
                           </w:p>
                           <w:p>
                             <w:pPr>
@@ -5737,7 +5515,6 @@
                               </w:rPr>
                               <w:t>-</w:t>
                             </w:r>
-                            <w:proofErr w:type="gramStart"/>
                             <w:r>
                               <w:rPr>
                                 <w:rFonts w:ascii="Consolas"/>
@@ -5754,17 +5531,7 @@
                                 <w:spacing w:val="-2"/>
                                 <w:sz w:val="21"/>
                               </w:rPr>
-                              <w:t>){</w:t>
-                            </w:r>
-                            <w:proofErr w:type="gramEnd"/>
-                            <w:r>
-                              <w:rPr>
-                                <w:rFonts w:ascii="Consolas"/>
-                                <w:color w:val="777777"/>
-                                <w:spacing w:val="-2"/>
-                                <w:sz w:val="21"/>
-                              </w:rPr>
-                              <w:t xml:space="preserve"> </w:t>
+                              <w:t xml:space="preserve">){ </w:t>
                             </w:r>
                             <w:r>
                               <w:rPr>
@@ -5812,7 +5579,6 @@
                                 <w:sz w:val="21"/>
                               </w:rPr>
                             </w:pPr>
-                            <w:proofErr w:type="gramStart"/>
                             <w:r>
                               <w:rPr>
                                 <w:rFonts w:ascii="Consolas"/>
@@ -5831,7 +5597,6 @@
                               </w:rPr>
                               <w:t>else</w:t>
                             </w:r>
-                            <w:proofErr w:type="gramEnd"/>
                             <w:r>
                               <w:rPr>
                                 <w:rFonts w:ascii="Consolas"/>
@@ -5974,7 +5739,6 @@
                         <w:t xml:space="preserve"> </w:t>
                       </w:r>
                       <w:proofErr w:type="spellStart"/>
-                      <w:proofErr w:type="gramStart"/>
                       <w:r>
                         <w:rPr>
                           <w:rFonts w:ascii="Consolas"/>
@@ -5995,7 +5759,6 @@
                         </w:rPr>
                         <w:t>(){</w:t>
                       </w:r>
-                      <w:proofErr w:type="gramEnd"/>
                     </w:p>
                     <w:p>
                       <w:pPr>
@@ -6061,7 +5824,6 @@
                         </w:rPr>
                         <w:t>-</w:t>
                       </w:r>
-                      <w:proofErr w:type="gramStart"/>
                       <w:r>
                         <w:rPr>
                           <w:rFonts w:ascii="Consolas"/>
@@ -6078,17 +5840,7 @@
                           <w:spacing w:val="-2"/>
                           <w:sz w:val="21"/>
                         </w:rPr>
-                        <w:t>){</w:t>
-                      </w:r>
-                      <w:proofErr w:type="gramEnd"/>
-                      <w:r>
-                        <w:rPr>
-                          <w:rFonts w:ascii="Consolas"/>
-                          <w:color w:val="777777"/>
-                          <w:spacing w:val="-2"/>
-                          <w:sz w:val="21"/>
-                        </w:rPr>
-                        <w:t xml:space="preserve"> </w:t>
+                        <w:t xml:space="preserve">){ </w:t>
                       </w:r>
                       <w:r>
                         <w:rPr>
@@ -6136,7 +5888,6 @@
                           <w:sz w:val="21"/>
                         </w:rPr>
                       </w:pPr>
-                      <w:proofErr w:type="gramStart"/>
                       <w:r>
                         <w:rPr>
                           <w:rFonts w:ascii="Consolas"/>
@@ -6155,7 +5906,6 @@
                         </w:rPr>
                         <w:t>else</w:t>
                       </w:r>
-                      <w:proofErr w:type="gramEnd"/>
                       <w:r>
                         <w:rPr>
                           <w:rFonts w:ascii="Consolas"/>
@@ -6490,7 +6240,6 @@
                               <w:t xml:space="preserve"> </w:t>
                             </w:r>
                             <w:proofErr w:type="spellStart"/>
-                            <w:proofErr w:type="gramStart"/>
                             <w:r>
                               <w:rPr>
                                 <w:rFonts w:ascii="Consolas"/>
@@ -6511,7 +6260,6 @@
                               </w:rPr>
                               <w:t>(){</w:t>
                             </w:r>
-                            <w:proofErr w:type="gramEnd"/>
                           </w:p>
                           <w:p>
                             <w:pPr>
@@ -6559,7 +6307,6 @@
                               </w:rPr>
                               <w:t>==-</w:t>
                             </w:r>
-                            <w:proofErr w:type="gramStart"/>
                             <w:r>
                               <w:rPr>
                                 <w:rFonts w:ascii="Consolas"/>
@@ -6578,7 +6325,6 @@
                               </w:rPr>
                               <w:t>){</w:t>
                             </w:r>
-                            <w:proofErr w:type="gramEnd"/>
                           </w:p>
                           <w:p>
                             <w:pPr>
@@ -6636,7 +6382,6 @@
                                 <w:sz w:val="21"/>
                               </w:rPr>
                             </w:pPr>
-                            <w:proofErr w:type="gramStart"/>
                             <w:r>
                               <w:rPr>
                                 <w:rFonts w:ascii="Consolas"/>
@@ -6655,7 +6400,6 @@
                               </w:rPr>
                               <w:t>else</w:t>
                             </w:r>
-                            <w:proofErr w:type="gramEnd"/>
                             <w:r>
                               <w:rPr>
                                 <w:rFonts w:ascii="Consolas"/>
@@ -6798,7 +6542,6 @@
                         <w:t xml:space="preserve"> </w:t>
                       </w:r>
                       <w:proofErr w:type="spellStart"/>
-                      <w:proofErr w:type="gramStart"/>
                       <w:r>
                         <w:rPr>
                           <w:rFonts w:ascii="Consolas"/>
@@ -6819,7 +6562,6 @@
                         </w:rPr>
                         <w:t>(){</w:t>
                       </w:r>
-                      <w:proofErr w:type="gramEnd"/>
                     </w:p>
                     <w:p>
                       <w:pPr>
@@ -6867,7 +6609,6 @@
                         </w:rPr>
                         <w:t>==-</w:t>
                       </w:r>
-                      <w:proofErr w:type="gramStart"/>
                       <w:r>
                         <w:rPr>
                           <w:rFonts w:ascii="Consolas"/>
@@ -6886,7 +6627,6 @@
                         </w:rPr>
                         <w:t>){</w:t>
                       </w:r>
-                      <w:proofErr w:type="gramEnd"/>
                     </w:p>
                     <w:p>
                       <w:pPr>
@@ -6944,7 +6684,6 @@
                           <w:sz w:val="21"/>
                         </w:rPr>
                       </w:pPr>
-                      <w:proofErr w:type="gramStart"/>
                       <w:r>
                         <w:rPr>
                           <w:rFonts w:ascii="Consolas"/>
@@ -6963,7 +6702,6 @@
                         </w:rPr>
                         <w:t>else</w:t>
                       </w:r>
-                      <w:proofErr w:type="gramEnd"/>
                       <w:r>
                         <w:rPr>
                           <w:rFonts w:ascii="Consolas"/>
@@ -7291,7 +7029,6 @@
                               </w:rPr>
                               <w:t xml:space="preserve"> </w:t>
                             </w:r>
-                            <w:proofErr w:type="gramStart"/>
                             <w:r>
                               <w:rPr>
                                 <w:rFonts w:ascii="Consolas"/>
@@ -7309,7 +7046,6 @@
                               </w:rPr>
                               <w:t>(</w:t>
                             </w:r>
-                            <w:proofErr w:type="gramEnd"/>
                             <w:r>
                               <w:rPr>
                                 <w:rFonts w:ascii="Consolas"/>
@@ -7329,7 +7065,6 @@
                               </w:rPr>
                               <w:t xml:space="preserve"> </w:t>
                             </w:r>
-                            <w:proofErr w:type="gramStart"/>
                             <w:r>
                               <w:rPr>
                                 <w:rFonts w:ascii="Consolas"/>
@@ -7348,7 +7083,6 @@
                               </w:rPr>
                               <w:t>){</w:t>
                             </w:r>
-                            <w:proofErr w:type="gramEnd"/>
                           </w:p>
                           <w:p>
                             <w:pPr>
@@ -7369,7 +7103,6 @@
                               </w:rPr>
                               <w:t>if</w:t>
                             </w:r>
-                            <w:proofErr w:type="gramStart"/>
                             <w:r>
                               <w:rPr>
                                 <w:rFonts w:ascii="Consolas"/>
@@ -7391,7 +7124,6 @@
                               <w:t>isFull</w:t>
                             </w:r>
                             <w:proofErr w:type="spellEnd"/>
-                            <w:proofErr w:type="gramEnd"/>
                             <w:r>
                               <w:rPr>
                                 <w:rFonts w:ascii="Consolas"/>
@@ -7399,19 +7131,8 @@
                                 <w:spacing w:val="-2"/>
                                 <w:sz w:val="21"/>
                               </w:rPr>
-                              <w:t>(</w:t>
-                            </w:r>
-                            <w:proofErr w:type="gramStart"/>
-                            <w:r>
-                              <w:rPr>
-                                <w:rFonts w:ascii="Consolas"/>
-                                <w:color w:val="777777"/>
-                                <w:spacing w:val="-2"/>
-                                <w:sz w:val="21"/>
-                              </w:rPr>
-                              <w:t>)){</w:t>
-                            </w:r>
-                            <w:proofErr w:type="gramEnd"/>
+                              <w:t>()){</w:t>
+                            </w:r>
                             <w:r>
                               <w:rPr>
                                 <w:rFonts w:ascii="Consolas"/>
@@ -7533,7 +7254,6 @@
                                 <w:sz w:val="21"/>
                               </w:rPr>
                             </w:pPr>
-                            <w:proofErr w:type="gramStart"/>
                             <w:r>
                               <w:rPr>
                                 <w:rFonts w:ascii="Consolas"/>
@@ -7552,7 +7272,6 @@
                               </w:rPr>
                               <w:t>else</w:t>
                             </w:r>
-                            <w:proofErr w:type="gramEnd"/>
                             <w:r>
                               <w:rPr>
                                 <w:rFonts w:ascii="Consolas"/>
@@ -7778,7 +7497,6 @@
                         </w:rPr>
                         <w:t xml:space="preserve"> </w:t>
                       </w:r>
-                      <w:proofErr w:type="gramStart"/>
                       <w:r>
                         <w:rPr>
                           <w:rFonts w:ascii="Consolas"/>
@@ -7796,7 +7514,6 @@
                         </w:rPr>
                         <w:t>(</w:t>
                       </w:r>
-                      <w:proofErr w:type="gramEnd"/>
                       <w:r>
                         <w:rPr>
                           <w:rFonts w:ascii="Consolas"/>
@@ -7816,7 +7533,6 @@
                         </w:rPr>
                         <w:t xml:space="preserve"> </w:t>
                       </w:r>
-                      <w:proofErr w:type="gramStart"/>
                       <w:r>
                         <w:rPr>
                           <w:rFonts w:ascii="Consolas"/>
@@ -7835,7 +7551,6 @@
                         </w:rPr>
                         <w:t>){</w:t>
                       </w:r>
-                      <w:proofErr w:type="gramEnd"/>
                     </w:p>
                     <w:p>
                       <w:pPr>
@@ -7856,7 +7571,6 @@
                         </w:rPr>
                         <w:t>if</w:t>
                       </w:r>
-                      <w:proofErr w:type="gramStart"/>
                       <w:r>
                         <w:rPr>
                           <w:rFonts w:ascii="Consolas"/>
@@ -7878,7 +7592,6 @@
                         <w:t>isFull</w:t>
                       </w:r>
                       <w:proofErr w:type="spellEnd"/>
-                      <w:proofErr w:type="gramEnd"/>
                       <w:r>
                         <w:rPr>
                           <w:rFonts w:ascii="Consolas"/>
@@ -7886,19 +7599,8 @@
                           <w:spacing w:val="-2"/>
                           <w:sz w:val="21"/>
                         </w:rPr>
-                        <w:t>(</w:t>
-                      </w:r>
-                      <w:proofErr w:type="gramStart"/>
-                      <w:r>
-                        <w:rPr>
-                          <w:rFonts w:ascii="Consolas"/>
-                          <w:color w:val="777777"/>
-                          <w:spacing w:val="-2"/>
-                          <w:sz w:val="21"/>
-                        </w:rPr>
-                        <w:t>)){</w:t>
-                      </w:r>
-                      <w:proofErr w:type="gramEnd"/>
+                        <w:t>()){</w:t>
+                      </w:r>
                       <w:r>
                         <w:rPr>
                           <w:rFonts w:ascii="Consolas"/>
@@ -8020,7 +7722,6 @@
                           <w:sz w:val="21"/>
                         </w:rPr>
                       </w:pPr>
-                      <w:proofErr w:type="gramStart"/>
                       <w:r>
                         <w:rPr>
                           <w:rFonts w:ascii="Consolas"/>
@@ -8039,7 +7740,6 @@
                         </w:rPr>
                         <w:t>else</w:t>
                       </w:r>
-                      <w:proofErr w:type="gramEnd"/>
                       <w:r>
                         <w:rPr>
                           <w:rFonts w:ascii="Consolas"/>
@@ -8381,19 +8081,11 @@
       <w:r>
         <w:t xml:space="preserve">, which is an object of the </w:t>
       </w:r>
-      <w:proofErr w:type="gramStart"/>
       <w:r>
         <w:rPr>
           <w:b/>
         </w:rPr>
-        <w:t>Student</w:t>
-      </w:r>
-      <w:proofErr w:type="gramEnd"/>
-      <w:r>
-        <w:rPr>
-          <w:b/>
-        </w:rPr>
-        <w:t xml:space="preserve"> </w:t>
+        <w:t xml:space="preserve">Student </w:t>
       </w:r>
       <w:r>
         <w:t>class.</w:t>
@@ -8485,19 +8177,11 @@
       <w:r>
         <w:t xml:space="preserve">the assignment to be graded. This method does not accept any parameters but returns an object of the </w:t>
       </w:r>
-      <w:proofErr w:type="gramStart"/>
       <w:r>
         <w:rPr>
           <w:b/>
         </w:rPr>
-        <w:t>Student</w:t>
-      </w:r>
-      <w:proofErr w:type="gramEnd"/>
-      <w:r>
-        <w:rPr>
-          <w:b/>
-        </w:rPr>
-        <w:t xml:space="preserve"> </w:t>
+        <w:t xml:space="preserve">Student </w:t>
       </w:r>
       <w:r>
         <w:t>class.</w:t>
@@ -8596,7 +8280,6 @@
                               </w:rPr>
                               <w:t xml:space="preserve"> </w:t>
                             </w:r>
-                            <w:proofErr w:type="gramStart"/>
                             <w:r>
                               <w:rPr>
                                 <w:rFonts w:ascii="Consolas"/>
@@ -8616,7 +8299,6 @@
                               </w:rPr>
                               <w:t>(){</w:t>
                             </w:r>
-                            <w:proofErr w:type="gramEnd"/>
                           </w:p>
                           <w:p>
                             <w:pPr>
@@ -8637,7 +8319,6 @@
                               </w:rPr>
                               <w:t>if</w:t>
                             </w:r>
-                            <w:proofErr w:type="gramStart"/>
                             <w:r>
                               <w:rPr>
                                 <w:rFonts w:ascii="Consolas"/>
@@ -8659,7 +8340,6 @@
                               <w:t>isEmpty</w:t>
                             </w:r>
                             <w:proofErr w:type="spellEnd"/>
-                            <w:proofErr w:type="gramEnd"/>
                             <w:r>
                               <w:rPr>
                                 <w:rFonts w:ascii="Consolas"/>
@@ -8667,19 +8347,8 @@
                                 <w:spacing w:val="-2"/>
                                 <w:sz w:val="21"/>
                               </w:rPr>
-                              <w:t>(</w:t>
-                            </w:r>
-                            <w:proofErr w:type="gramStart"/>
-                            <w:r>
-                              <w:rPr>
-                                <w:rFonts w:ascii="Consolas"/>
-                                <w:color w:val="777777"/>
-                                <w:spacing w:val="-2"/>
-                                <w:sz w:val="21"/>
-                              </w:rPr>
-                              <w:t>)){</w:t>
-                            </w:r>
-                            <w:proofErr w:type="gramEnd"/>
+                              <w:t>()){</w:t>
+                            </w:r>
                           </w:p>
                           <w:p>
                             <w:pPr>
@@ -8851,7 +8520,6 @@
                                 <w:sz w:val="21"/>
                               </w:rPr>
                             </w:pPr>
-                            <w:proofErr w:type="gramStart"/>
                             <w:r>
                               <w:rPr>
                                 <w:rFonts w:ascii="Consolas"/>
@@ -8870,7 +8538,6 @@
                               </w:rPr>
                               <w:t>else</w:t>
                             </w:r>
-                            <w:proofErr w:type="gramEnd"/>
                             <w:r>
                               <w:rPr>
                                 <w:rFonts w:ascii="Consolas"/>
@@ -9154,7 +8821,6 @@
                         </w:rPr>
                         <w:t xml:space="preserve"> </w:t>
                       </w:r>
-                      <w:proofErr w:type="gramStart"/>
                       <w:r>
                         <w:rPr>
                           <w:rFonts w:ascii="Consolas"/>
@@ -9174,7 +8840,6 @@
                         </w:rPr>
                         <w:t>(){</w:t>
                       </w:r>
-                      <w:proofErr w:type="gramEnd"/>
                     </w:p>
                     <w:p>
                       <w:pPr>
@@ -9195,7 +8860,6 @@
                         </w:rPr>
                         <w:t>if</w:t>
                       </w:r>
-                      <w:proofErr w:type="gramStart"/>
                       <w:r>
                         <w:rPr>
                           <w:rFonts w:ascii="Consolas"/>
@@ -9217,7 +8881,6 @@
                         <w:t>isEmpty</w:t>
                       </w:r>
                       <w:proofErr w:type="spellEnd"/>
-                      <w:proofErr w:type="gramEnd"/>
                       <w:r>
                         <w:rPr>
                           <w:rFonts w:ascii="Consolas"/>
@@ -9225,19 +8888,8 @@
                           <w:spacing w:val="-2"/>
                           <w:sz w:val="21"/>
                         </w:rPr>
-                        <w:t>(</w:t>
-                      </w:r>
-                      <w:proofErr w:type="gramStart"/>
-                      <w:r>
-                        <w:rPr>
-                          <w:rFonts w:ascii="Consolas"/>
-                          <w:color w:val="777777"/>
-                          <w:spacing w:val="-2"/>
-                          <w:sz w:val="21"/>
-                        </w:rPr>
-                        <w:t>)){</w:t>
-                      </w:r>
-                      <w:proofErr w:type="gramEnd"/>
+                        <w:t>()){</w:t>
+                      </w:r>
                     </w:p>
                     <w:p>
                       <w:pPr>
@@ -9409,7 +9061,6 @@
                           <w:sz w:val="21"/>
                         </w:rPr>
                       </w:pPr>
-                      <w:proofErr w:type="gramStart"/>
                       <w:r>
                         <w:rPr>
                           <w:rFonts w:ascii="Consolas"/>
@@ -9428,7 +9079,6 @@
                         </w:rPr>
                         <w:t>else</w:t>
                       </w:r>
-                      <w:proofErr w:type="gramEnd"/>
                       <w:r>
                         <w:rPr>
                           <w:rFonts w:ascii="Consolas"/>
@@ -9961,7 +9611,6 @@
         </w:rPr>
         <w:t xml:space="preserve">the </w:t>
       </w:r>
-      <w:proofErr w:type="gramStart"/>
       <w:r>
         <w:rPr>
           <w:b/>
@@ -9970,7 +9619,6 @@
         </w:rPr>
         <w:t>Student</w:t>
       </w:r>
-      <w:proofErr w:type="gramEnd"/>
       <w:r>
         <w:rPr>
           <w:b/>
@@ -10434,7 +10082,6 @@
                               </w:rPr>
                               <w:t xml:space="preserve"> </w:t>
                             </w:r>
-                            <w:proofErr w:type="gramStart"/>
                             <w:r>
                               <w:rPr>
                                 <w:rFonts w:ascii="Consolas"/>
@@ -10454,7 +10101,6 @@
                               </w:rPr>
                               <w:t>(){</w:t>
                             </w:r>
-                            <w:proofErr w:type="gramEnd"/>
                           </w:p>
                           <w:p>
                             <w:pPr>
@@ -10475,7 +10121,6 @@
                               </w:rPr>
                               <w:t>if</w:t>
                             </w:r>
-                            <w:proofErr w:type="gramStart"/>
                             <w:r>
                               <w:rPr>
                                 <w:rFonts w:ascii="Consolas"/>
@@ -10497,7 +10142,6 @@
                               <w:t>isEmpty</w:t>
                             </w:r>
                             <w:proofErr w:type="spellEnd"/>
-                            <w:proofErr w:type="gramEnd"/>
                             <w:r>
                               <w:rPr>
                                 <w:rFonts w:ascii="Consolas"/>
@@ -10505,19 +10149,8 @@
                                 <w:spacing w:val="-2"/>
                                 <w:sz w:val="21"/>
                               </w:rPr>
-                              <w:t>(</w:t>
-                            </w:r>
-                            <w:proofErr w:type="gramStart"/>
-                            <w:r>
-                              <w:rPr>
-                                <w:rFonts w:ascii="Consolas"/>
-                                <w:color w:val="777777"/>
-                                <w:spacing w:val="-2"/>
-                                <w:sz w:val="21"/>
-                              </w:rPr>
-                              <w:t>)){</w:t>
-                            </w:r>
-                            <w:proofErr w:type="gramEnd"/>
+                              <w:t>()){</w:t>
+                            </w:r>
                             <w:r>
                               <w:rPr>
                                 <w:rFonts w:ascii="Consolas"/>
@@ -10587,7 +10220,6 @@
                                 <w:sz w:val="21"/>
                               </w:rPr>
                             </w:pPr>
-                            <w:proofErr w:type="gramStart"/>
                             <w:r>
                               <w:rPr>
                                 <w:rFonts w:ascii="Consolas"/>
@@ -10606,7 +10238,6 @@
                               </w:rPr>
                               <w:t>else</w:t>
                             </w:r>
-                            <w:proofErr w:type="gramEnd"/>
                             <w:r>
                               <w:rPr>
                                 <w:rFonts w:ascii="Consolas"/>
@@ -10890,7 +10521,6 @@
                         </w:rPr>
                         <w:t xml:space="preserve"> </w:t>
                       </w:r>
-                      <w:proofErr w:type="gramStart"/>
                       <w:r>
                         <w:rPr>
                           <w:rFonts w:ascii="Consolas"/>
@@ -10910,7 +10540,6 @@
                         </w:rPr>
                         <w:t>(){</w:t>
                       </w:r>
-                      <w:proofErr w:type="gramEnd"/>
                     </w:p>
                     <w:p>
                       <w:pPr>
@@ -10931,7 +10560,6 @@
                         </w:rPr>
                         <w:t>if</w:t>
                       </w:r>
-                      <w:proofErr w:type="gramStart"/>
                       <w:r>
                         <w:rPr>
                           <w:rFonts w:ascii="Consolas"/>
@@ -10953,7 +10581,6 @@
                         <w:t>isEmpty</w:t>
                       </w:r>
                       <w:proofErr w:type="spellEnd"/>
-                      <w:proofErr w:type="gramEnd"/>
                       <w:r>
                         <w:rPr>
                           <w:rFonts w:ascii="Consolas"/>
@@ -10961,19 +10588,8 @@
                           <w:spacing w:val="-2"/>
                           <w:sz w:val="21"/>
                         </w:rPr>
-                        <w:t>(</w:t>
-                      </w:r>
-                      <w:proofErr w:type="gramStart"/>
-                      <w:r>
-                        <w:rPr>
-                          <w:rFonts w:ascii="Consolas"/>
-                          <w:color w:val="777777"/>
-                          <w:spacing w:val="-2"/>
-                          <w:sz w:val="21"/>
-                        </w:rPr>
-                        <w:t>)){</w:t>
-                      </w:r>
-                      <w:proofErr w:type="gramEnd"/>
+                        <w:t>()){</w:t>
+                      </w:r>
                       <w:r>
                         <w:rPr>
                           <w:rFonts w:ascii="Consolas"/>
@@ -11043,7 +10659,6 @@
                           <w:sz w:val="21"/>
                         </w:rPr>
                       </w:pPr>
-                      <w:proofErr w:type="gramStart"/>
                       <w:r>
                         <w:rPr>
                           <w:rFonts w:ascii="Consolas"/>
@@ -11062,7 +10677,6 @@
                         </w:rPr>
                         <w:t>else</w:t>
                       </w:r>
-                      <w:proofErr w:type="gramEnd"/>
                       <w:r>
                         <w:rPr>
                           <w:rFonts w:ascii="Consolas"/>
@@ -11544,7 +11158,6 @@
                               </w:rPr>
                               <w:t xml:space="preserve"> </w:t>
                             </w:r>
-                            <w:proofErr w:type="gramStart"/>
                             <w:r>
                               <w:rPr>
                                 <w:rFonts w:ascii="Consolas"/>
@@ -11564,7 +11177,6 @@
                               </w:rPr>
                               <w:t>(){</w:t>
                             </w:r>
-                            <w:proofErr w:type="gramEnd"/>
                           </w:p>
                           <w:p>
                             <w:pPr>
@@ -11576,7 +11188,6 @@
                                 <w:sz w:val="21"/>
                               </w:rPr>
                             </w:pPr>
-                            <w:proofErr w:type="gramStart"/>
                             <w:r>
                               <w:rPr>
                                 <w:rFonts w:ascii="Consolas"/>
@@ -11593,7 +11204,6 @@
                               </w:rPr>
                               <w:t>(</w:t>
                             </w:r>
-                            <w:proofErr w:type="gramEnd"/>
                             <w:r>
                               <w:rPr>
                                 <w:rFonts w:ascii="Consolas"/>
@@ -11631,7 +11241,6 @@
                               </w:rPr>
                               <w:t>=</w:t>
                             </w:r>
-                            <w:proofErr w:type="gramStart"/>
                             <w:r>
                               <w:rPr>
                                 <w:rFonts w:ascii="Consolas"/>
@@ -11659,7 +11268,6 @@
                               </w:rPr>
                               <w:t>i</w:t>
                             </w:r>
-                            <w:proofErr w:type="gramEnd"/>
                             <w:r>
                               <w:rPr>
                                 <w:rFonts w:ascii="Consolas"/>
@@ -11670,7 +11278,6 @@
                               <w:t>&lt;=</w:t>
                             </w:r>
                             <w:proofErr w:type="spellStart"/>
-                            <w:proofErr w:type="gramStart"/>
                             <w:r>
                               <w:rPr>
                                 <w:rFonts w:ascii="Consolas"/>
@@ -11699,7 +11306,6 @@
                               <w:t>i</w:t>
                             </w:r>
                             <w:proofErr w:type="spellEnd"/>
-                            <w:proofErr w:type="gramEnd"/>
                             <w:r>
                               <w:rPr>
                                 <w:rFonts w:ascii="Consolas"/>
@@ -11707,19 +11313,8 @@
                                 <w:spacing w:val="-2"/>
                                 <w:sz w:val="21"/>
                               </w:rPr>
-                              <w:t>+</w:t>
-                            </w:r>
-                            <w:proofErr w:type="gramStart"/>
-                            <w:r>
-                              <w:rPr>
-                                <w:rFonts w:ascii="Consolas"/>
-                                <w:color w:val="777777"/>
-                                <w:spacing w:val="-2"/>
-                                <w:sz w:val="21"/>
-                              </w:rPr>
-                              <w:t>+){</w:t>
-                            </w:r>
-                            <w:proofErr w:type="gramEnd"/>
+                              <w:t>++){</w:t>
+                            </w:r>
                           </w:p>
                           <w:p>
                             <w:pPr>
@@ -11818,7 +11413,6 @@
                               <w:t>i</w:t>
                             </w:r>
                             <w:proofErr w:type="spellEnd"/>
-                            <w:proofErr w:type="gramStart"/>
                             <w:r>
                               <w:rPr>
                                 <w:rFonts w:ascii="Consolas"/>
@@ -11837,7 +11431,6 @@
                               </w:rPr>
                               <w:t>nim</w:t>
                             </w:r>
-                            <w:proofErr w:type="gramEnd"/>
                             <w:r>
                               <w:rPr>
                                 <w:rFonts w:ascii="Consolas"/>
@@ -11963,7 +11556,6 @@
                               <w:t>i</w:t>
                             </w:r>
                             <w:proofErr w:type="spellEnd"/>
-                            <w:proofErr w:type="gramStart"/>
                             <w:r>
                               <w:rPr>
                                 <w:rFonts w:ascii="Consolas"/>
@@ -11984,7 +11576,6 @@
                               <w:t>className</w:t>
                             </w:r>
                             <w:proofErr w:type="spellEnd"/>
-                            <w:proofErr w:type="gramEnd"/>
                             <w:r>
                               <w:rPr>
                                 <w:rFonts w:ascii="Consolas"/>
@@ -12147,7 +11738,6 @@
                         </w:rPr>
                         <w:t xml:space="preserve"> </w:t>
                       </w:r>
-                      <w:proofErr w:type="gramStart"/>
                       <w:r>
                         <w:rPr>
                           <w:rFonts w:ascii="Consolas"/>
@@ -12167,7 +11757,6 @@
                         </w:rPr>
                         <w:t>(){</w:t>
                       </w:r>
-                      <w:proofErr w:type="gramEnd"/>
                     </w:p>
                     <w:p>
                       <w:pPr>
@@ -12179,7 +11768,6 @@
                           <w:sz w:val="21"/>
                         </w:rPr>
                       </w:pPr>
-                      <w:proofErr w:type="gramStart"/>
                       <w:r>
                         <w:rPr>
                           <w:rFonts w:ascii="Consolas"/>
@@ -12196,7 +11784,6 @@
                         </w:rPr>
                         <w:t>(</w:t>
                       </w:r>
-                      <w:proofErr w:type="gramEnd"/>
                       <w:r>
                         <w:rPr>
                           <w:rFonts w:ascii="Consolas"/>
@@ -12234,7 +11821,6 @@
                         </w:rPr>
                         <w:t>=</w:t>
                       </w:r>
-                      <w:proofErr w:type="gramStart"/>
                       <w:r>
                         <w:rPr>
                           <w:rFonts w:ascii="Consolas"/>
@@ -12262,7 +11848,6 @@
                         </w:rPr>
                         <w:t>i</w:t>
                       </w:r>
-                      <w:proofErr w:type="gramEnd"/>
                       <w:r>
                         <w:rPr>
                           <w:rFonts w:ascii="Consolas"/>
@@ -12273,7 +11858,6 @@
                         <w:t>&lt;=</w:t>
                       </w:r>
                       <w:proofErr w:type="spellStart"/>
-                      <w:proofErr w:type="gramStart"/>
                       <w:r>
                         <w:rPr>
                           <w:rFonts w:ascii="Consolas"/>
@@ -12302,7 +11886,6 @@
                         <w:t>i</w:t>
                       </w:r>
                       <w:proofErr w:type="spellEnd"/>
-                      <w:proofErr w:type="gramEnd"/>
                       <w:r>
                         <w:rPr>
                           <w:rFonts w:ascii="Consolas"/>
@@ -12310,19 +11893,8 @@
                           <w:spacing w:val="-2"/>
                           <w:sz w:val="21"/>
                         </w:rPr>
-                        <w:t>+</w:t>
-                      </w:r>
-                      <w:proofErr w:type="gramStart"/>
-                      <w:r>
-                        <w:rPr>
-                          <w:rFonts w:ascii="Consolas"/>
-                          <w:color w:val="777777"/>
-                          <w:spacing w:val="-2"/>
-                          <w:sz w:val="21"/>
-                        </w:rPr>
-                        <w:t>+){</w:t>
-                      </w:r>
-                      <w:proofErr w:type="gramEnd"/>
+                        <w:t>++){</w:t>
+                      </w:r>
                     </w:p>
                     <w:p>
                       <w:pPr>
@@ -12421,7 +11993,6 @@
                         <w:t>i</w:t>
                       </w:r>
                       <w:proofErr w:type="spellEnd"/>
-                      <w:proofErr w:type="gramStart"/>
                       <w:r>
                         <w:rPr>
                           <w:rFonts w:ascii="Consolas"/>
@@ -12440,7 +12011,6 @@
                         </w:rPr>
                         <w:t>nim</w:t>
                       </w:r>
-                      <w:proofErr w:type="gramEnd"/>
                       <w:r>
                         <w:rPr>
                           <w:rFonts w:ascii="Consolas"/>
@@ -12566,7 +12136,6 @@
                         <w:t>i</w:t>
                       </w:r>
                       <w:proofErr w:type="spellEnd"/>
-                      <w:proofErr w:type="gramStart"/>
                       <w:r>
                         <w:rPr>
                           <w:rFonts w:ascii="Consolas"/>
@@ -12587,7 +12156,6 @@
                         <w:t>className</w:t>
                       </w:r>
                       <w:proofErr w:type="spellEnd"/>
-                      <w:proofErr w:type="gramEnd"/>
                       <w:r>
                         <w:rPr>
                           <w:rFonts w:ascii="Consolas"/>
@@ -12897,19 +12465,11 @@
         </w:rPr>
         <w:t xml:space="preserve"> </w:t>
       </w:r>
-      <w:proofErr w:type="gramStart"/>
       <w:r>
         <w:rPr>
           <w:b/>
         </w:rPr>
-        <w:t>main(</w:t>
-      </w:r>
-      <w:proofErr w:type="gramEnd"/>
-      <w:r>
-        <w:rPr>
-          <w:b/>
-        </w:rPr>
-        <w:t>)</w:t>
+        <w:t>main()</w:t>
       </w:r>
       <w:r>
         <w:rPr>
@@ -12939,15 +12499,7 @@
         <w:ind w:right="306"/>
       </w:pPr>
       <w:r>
-        <w:t xml:space="preserve">Within </w:t>
-      </w:r>
-      <w:proofErr w:type="gramStart"/>
-      <w:r>
-        <w:t>main(</w:t>
-      </w:r>
-      <w:proofErr w:type="gramEnd"/>
-      <w:r>
-        <w:t>) method, instantiate a new object from</w:t>
+        <w:t>Within main() method, instantiate a new object from</w:t>
       </w:r>
       <w:r>
         <w:rPr>
@@ -13094,7 +12646,6 @@
         <w:t xml:space="preserve"> </w:t>
       </w:r>
       <w:proofErr w:type="spellStart"/>
-      <w:proofErr w:type="gramStart"/>
       <w:r>
         <w:rPr>
           <w:rFonts w:ascii="Consolas"/>
@@ -13117,7 +12668,6 @@
         </w:rPr>
         <w:t>(</w:t>
       </w:r>
-      <w:proofErr w:type="gramEnd"/>
       <w:r>
         <w:rPr>
           <w:rFonts w:ascii="Consolas"/>
@@ -13424,7 +12974,7 @@
           </mc:Choice>
           <mc:Fallback>
             <w:pict>
-              <v:group w14:anchorId="2AFDDCBC" id="Group 30" o:spid="_x0000_s1026" style="position:absolute;margin-left:94.05pt;margin-top:46.15pt;width:443.6pt;height:540.55pt;z-index:-15723520;mso-wrap-distance-left:0;mso-wrap-distance-right:0;mso-position-horizontal-relative:page" coordsize="56337,68649" o:gfxdata="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">
+              <v:group w14:anchorId="64F69EA1" id="Group 30" o:spid="_x0000_s1026" style="position:absolute;margin-left:94.05pt;margin-top:46.15pt;width:443.6pt;height:540.55pt;z-index:-15723520;mso-wrap-distance-left:0;mso-wrap-distance-right:0;mso-position-horizontal-relative:page" coordsize="56337,68649" o:gfxdata="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">
                 <v:shapetype id="_x0000_t75" coordsize="21600,21600" o:spt="75" o:preferrelative="t" path="m@4@5l@4@11@9@11@9@5xe" filled="f" stroked="f">
                   <v:stroke joinstyle="miter"/>
                   <v:formulas>
@@ -17760,29 +17310,7 @@
           <w:sz w:val="20"/>
           <w:szCs w:val="20"/>
         </w:rPr>
-        <w:t xml:space="preserve">The stack implements a Last </w:t>
-      </w:r>
-      <w:proofErr w:type="gramStart"/>
-      <w:r>
-        <w:rPr>
-          <w:rFonts w:ascii="Times New Roman" w:hAnsi="Times New Roman" w:cs="Times New Roman"/>
-          <w:i/>
-          <w:iCs/>
-          <w:sz w:val="20"/>
-          <w:szCs w:val="20"/>
-        </w:rPr>
-        <w:t>In</w:t>
-      </w:r>
-      <w:proofErr w:type="gramEnd"/>
-      <w:r>
-        <w:rPr>
-          <w:rFonts w:ascii="Times New Roman" w:hAnsi="Times New Roman" w:cs="Times New Roman"/>
-          <w:i/>
-          <w:iCs/>
-          <w:sz w:val="20"/>
-          <w:szCs w:val="20"/>
-        </w:rPr>
-        <w:t xml:space="preserve"> First Out mechanism so the most recently submitted assignment is assessed first. This matches a workflow where assessors pick the latest submission to mark immediately. A stack was chosen because the program needs LIFO </w:t>
+        <w:t xml:space="preserve">The stack implements a Last In First Out mechanism so the most recently submitted assignment is assessed first. This matches a workflow where assessors pick the latest submission to mark immediately. A stack was chosen because the program needs LIFO </w:t>
       </w:r>
       <w:proofErr w:type="spellStart"/>
       <w:r>
@@ -17874,36 +17402,20 @@
       <w:r>
         <w:t xml:space="preserve">between the </w:t>
       </w:r>
-      <w:proofErr w:type="gramStart"/>
       <w:r>
         <w:rPr>
           <w:b/>
         </w:rPr>
-        <w:t>push(</w:t>
-      </w:r>
-      <w:proofErr w:type="gramEnd"/>
+        <w:t xml:space="preserve">push() </w:t>
+      </w:r>
+      <w:r>
+        <w:t xml:space="preserve">and </w:t>
+      </w:r>
       <w:r>
         <w:rPr>
           <w:b/>
         </w:rPr>
-        <w:t xml:space="preserve">) </w:t>
-      </w:r>
-      <w:r>
-        <w:t xml:space="preserve">and </w:t>
-      </w:r>
-      <w:proofErr w:type="gramStart"/>
-      <w:r>
-        <w:rPr>
-          <w:b/>
-        </w:rPr>
-        <w:t>pop(</w:t>
-      </w:r>
-      <w:proofErr w:type="gramEnd"/>
-      <w:r>
-        <w:rPr>
-          <w:b/>
-        </w:rPr>
-        <w:t>)</w:t>
+        <w:t>pop()</w:t>
       </w:r>
       <w:r>
         <w:rPr>
@@ -17961,7 +17473,6 @@
           <w:szCs w:val="20"/>
         </w:rPr>
       </w:pPr>
-      <w:proofErr w:type="gramStart"/>
       <w:r>
         <w:rPr>
           <w:rFonts w:ascii="Times New Roman" w:hAnsi="Times New Roman" w:cs="Times New Roman"/>
@@ -17970,84 +17481,7 @@
           <w:sz w:val="20"/>
           <w:szCs w:val="20"/>
         </w:rPr>
-        <w:t>push(</w:t>
-      </w:r>
-      <w:proofErr w:type="gramEnd"/>
-      <w:r>
-        <w:rPr>
-          <w:rFonts w:ascii="Times New Roman" w:hAnsi="Times New Roman" w:cs="Times New Roman"/>
-          <w:i/>
-          <w:iCs/>
-          <w:sz w:val="20"/>
-          <w:szCs w:val="20"/>
-        </w:rPr>
-        <w:t xml:space="preserve">) adds a Student8 object to the top of the stack. </w:t>
-      </w:r>
-      <w:proofErr w:type="gramStart"/>
-      <w:r>
-        <w:rPr>
-          <w:rFonts w:ascii="Times New Roman" w:hAnsi="Times New Roman" w:cs="Times New Roman"/>
-          <w:i/>
-          <w:iCs/>
-          <w:sz w:val="20"/>
-          <w:szCs w:val="20"/>
-        </w:rPr>
-        <w:t>pop(</w:t>
-      </w:r>
-      <w:proofErr w:type="gramEnd"/>
-      <w:r>
-        <w:rPr>
-          <w:rFonts w:ascii="Times New Roman" w:hAnsi="Times New Roman" w:cs="Times New Roman"/>
-          <w:i/>
-          <w:iCs/>
-          <w:sz w:val="20"/>
-          <w:szCs w:val="20"/>
-        </w:rPr>
-        <w:t xml:space="preserve">) removes and returns the object currently at the top. In this program </w:t>
-      </w:r>
-      <w:proofErr w:type="gramStart"/>
-      <w:r>
-        <w:rPr>
-          <w:rFonts w:ascii="Times New Roman" w:hAnsi="Times New Roman" w:cs="Times New Roman"/>
-          <w:i/>
-          <w:iCs/>
-          <w:sz w:val="20"/>
-          <w:szCs w:val="20"/>
-        </w:rPr>
-        <w:t>push(</w:t>
-      </w:r>
-      <w:proofErr w:type="gramEnd"/>
-      <w:r>
-        <w:rPr>
-          <w:rFonts w:ascii="Times New Roman" w:hAnsi="Times New Roman" w:cs="Times New Roman"/>
-          <w:i/>
-          <w:iCs/>
-          <w:sz w:val="20"/>
-          <w:szCs w:val="20"/>
-        </w:rPr>
-        <w:t xml:space="preserve">) is used when a student submits an assignment so their Student8 instance is placed on top. </w:t>
-      </w:r>
-      <w:proofErr w:type="gramStart"/>
-      <w:r>
-        <w:rPr>
-          <w:rFonts w:ascii="Times New Roman" w:hAnsi="Times New Roman" w:cs="Times New Roman"/>
-          <w:i/>
-          <w:iCs/>
-          <w:sz w:val="20"/>
-          <w:szCs w:val="20"/>
-        </w:rPr>
-        <w:t>pop(</w:t>
-      </w:r>
-      <w:proofErr w:type="gramEnd"/>
-      <w:r>
-        <w:rPr>
-          <w:rFonts w:ascii="Times New Roman" w:hAnsi="Times New Roman" w:cs="Times New Roman"/>
-          <w:i/>
-          <w:iCs/>
-          <w:sz w:val="20"/>
-          <w:szCs w:val="20"/>
-        </w:rPr>
-        <w:t>) is used when an assessor takes the next assignment to mark, removing that most recent submission from the stack.</w:t>
+        <w:t>push() adds a Student8 object to the top of the stack. pop() removes and returns the object currently at the top. In this program push() is used when a student submits an assignment so their Student8 instance is placed on top. pop() is used when an assessor takes the next assignment to mark, removing that most recent submission from the stack.</w:t>
       </w:r>
     </w:p>
     <w:p>
@@ -18128,7 +17562,6 @@
         </w:rPr>
         <w:t xml:space="preserve"> </w:t>
       </w:r>
-      <w:proofErr w:type="gramStart"/>
       <w:r>
         <w:t xml:space="preserve">condition </w:t>
       </w:r>
@@ -18146,7 +17579,6 @@
         <w:t>isFull</w:t>
       </w:r>
       <w:proofErr w:type="spellEnd"/>
-      <w:proofErr w:type="gramEnd"/>
       <w:r>
         <w:rPr>
           <w:b/>
@@ -18187,19 +17619,11 @@
         </w:rPr>
         <w:t xml:space="preserve"> </w:t>
       </w:r>
-      <w:proofErr w:type="gramStart"/>
       <w:r>
         <w:rPr>
           <w:b/>
         </w:rPr>
-        <w:t>push(</w:t>
-      </w:r>
-      <w:proofErr w:type="gramEnd"/>
-      <w:r>
-        <w:rPr>
-          <w:b/>
-        </w:rPr>
-        <w:t>)</w:t>
+        <w:t>push()</w:t>
       </w:r>
       <w:r>
         <w:rPr>
@@ -18248,7 +17672,6 @@
           <w:szCs w:val="20"/>
         </w:rPr>
       </w:pPr>
-      <w:proofErr w:type="gramStart"/>
       <w:r>
         <w:rPr>
           <w:rFonts w:ascii="Times New Roman" w:hAnsi="Times New Roman" w:cs="Times New Roman"/>
@@ -18271,7 +17694,6 @@
         <w:t>isFull</w:t>
       </w:r>
       <w:proofErr w:type="spellEnd"/>
-      <w:proofErr w:type="gramEnd"/>
       <w:r>
         <w:rPr>
           <w:rFonts w:ascii="Times New Roman" w:hAnsi="Times New Roman" w:cs="Times New Roman"/>
@@ -19102,51 +18524,7 @@
           <w:sz w:val="20"/>
           <w:szCs w:val="20"/>
         </w:rPr>
-        <w:t xml:space="preserve">When the stack is empty top is -1 so top + 1 yields 0. Each </w:t>
-      </w:r>
-      <w:proofErr w:type="gramStart"/>
-      <w:r>
-        <w:rPr>
-          <w:rFonts w:ascii="Times New Roman" w:hAnsi="Times New Roman" w:cs="Times New Roman"/>
-          <w:i/>
-          <w:iCs/>
-          <w:sz w:val="20"/>
-          <w:szCs w:val="20"/>
-        </w:rPr>
-        <w:t>push(</w:t>
-      </w:r>
-      <w:proofErr w:type="gramEnd"/>
-      <w:r>
-        <w:rPr>
-          <w:rFonts w:ascii="Times New Roman" w:hAnsi="Times New Roman" w:cs="Times New Roman"/>
-          <w:i/>
-          <w:iCs/>
-          <w:sz w:val="20"/>
-          <w:szCs w:val="20"/>
-        </w:rPr>
-        <w:t xml:space="preserve">) increments top and each </w:t>
-      </w:r>
-      <w:proofErr w:type="gramStart"/>
-      <w:r>
-        <w:rPr>
-          <w:rFonts w:ascii="Times New Roman" w:hAnsi="Times New Roman" w:cs="Times New Roman"/>
-          <w:i/>
-          <w:iCs/>
-          <w:sz w:val="20"/>
-          <w:szCs w:val="20"/>
-        </w:rPr>
-        <w:t>pop(</w:t>
-      </w:r>
-      <w:proofErr w:type="gramEnd"/>
-      <w:r>
-        <w:rPr>
-          <w:rFonts w:ascii="Times New Roman" w:hAnsi="Times New Roman" w:cs="Times New Roman"/>
-          <w:i/>
-          <w:iCs/>
-          <w:sz w:val="20"/>
-          <w:szCs w:val="20"/>
-        </w:rPr>
-        <w:t>) decrements top, so top + 1 always reflects the current element count.</w:t>
+        <w:t>When the stack is empty top is -1 so top + 1 yields 0. Each push() increments top and each pop() decrements top, so top + 1 always reflects the current element count.</w:t>
       </w:r>
     </w:p>
     <w:p>
@@ -19306,11 +18684,7 @@
         <w:t xml:space="preserve"> </w:t>
       </w:r>
       <w:r>
-        <w:t xml:space="preserve">from </w:t>
-      </w:r>
-      <w:proofErr w:type="gramStart"/>
-      <w:r>
-        <w:t>this</w:t>
+        <w:t>from this</w:t>
       </w:r>
       <w:r>
         <w:rPr>
@@ -19321,7 +18695,6 @@
       <w:r>
         <w:t>questions</w:t>
       </w:r>
-      <w:proofErr w:type="gramEnd"/>
       <w:r>
         <w:rPr>
           <w:spacing w:val="-2"/>
@@ -19959,7 +19332,6 @@
         <w:t xml:space="preserve">named </w:t>
       </w:r>
       <w:proofErr w:type="spellStart"/>
-      <w:proofErr w:type="gramStart"/>
       <w:r>
         <w:rPr>
           <w:b/>
@@ -19971,14 +19343,7 @@
         <w:rPr>
           <w:b/>
         </w:rPr>
-        <w:t>(</w:t>
-      </w:r>
-      <w:proofErr w:type="gramEnd"/>
-      <w:r>
-        <w:rPr>
-          <w:b/>
-        </w:rPr>
-        <w:t>)</w:t>
+        <w:t>()</w:t>
       </w:r>
       <w:r>
         <w:rPr>
@@ -20118,7 +19483,6 @@
                               <w:t xml:space="preserve"> </w:t>
                             </w:r>
                             <w:proofErr w:type="spellStart"/>
-                            <w:proofErr w:type="gramStart"/>
                             <w:r>
                               <w:rPr>
                                 <w:rFonts w:ascii="Consolas"/>
@@ -20137,7 +19501,6 @@
                               </w:rPr>
                               <w:t>(</w:t>
                             </w:r>
-                            <w:proofErr w:type="gramEnd"/>
                             <w:r>
                               <w:rPr>
                                 <w:rFonts w:ascii="Consolas"/>
@@ -20155,7 +19518,6 @@
                               </w:rPr>
                               <w:t xml:space="preserve"> </w:t>
                             </w:r>
-                            <w:proofErr w:type="gramStart"/>
                             <w:r>
                               <w:rPr>
                                 <w:rFonts w:ascii="Consolas"/>
@@ -20174,7 +19536,6 @@
                               </w:rPr>
                               <w:t>){</w:t>
                             </w:r>
-                            <w:proofErr w:type="gramEnd"/>
                           </w:p>
                           <w:p>
                             <w:pPr>
@@ -20259,7 +19620,6 @@
                               <w:t xml:space="preserve"> </w:t>
                             </w:r>
                             <w:proofErr w:type="spellStart"/>
-                            <w:proofErr w:type="gramStart"/>
                             <w:r>
                               <w:rPr>
                                 <w:rFonts w:ascii="Consolas"/>
@@ -20276,16 +19636,7 @@
                                 <w:color w:val="777777"/>
                                 <w:sz w:val="21"/>
                               </w:rPr>
-                              <w:t>(</w:t>
-                            </w:r>
-                            <w:proofErr w:type="gramEnd"/>
-                            <w:r>
-                              <w:rPr>
-                                <w:rFonts w:ascii="Consolas"/>
-                                <w:color w:val="777777"/>
-                                <w:sz w:val="21"/>
-                              </w:rPr>
-                              <w:t xml:space="preserve">); </w:t>
+                              <w:t xml:space="preserve">(); </w:t>
                             </w:r>
                             <w:r>
                               <w:rPr>
@@ -20448,7 +19799,6 @@
                               <w:t xml:space="preserve">; </w:t>
                             </w:r>
                             <w:proofErr w:type="spellStart"/>
-                            <w:proofErr w:type="gramStart"/>
                             <w:r>
                               <w:rPr>
                                 <w:rFonts w:ascii="Consolas"/>
@@ -20478,7 +19828,6 @@
                               <w:t>push</w:t>
                             </w:r>
                             <w:proofErr w:type="spellEnd"/>
-                            <w:proofErr w:type="gramEnd"/>
                             <w:r>
                               <w:rPr>
                                 <w:rFonts w:ascii="Consolas"/>
@@ -20675,7 +20024,6 @@
                               </w:rPr>
                               <w:t xml:space="preserve"> </w:t>
                             </w:r>
-                            <w:proofErr w:type="gramStart"/>
                             <w:r>
                               <w:rPr>
                                 <w:rFonts w:ascii="Consolas"/>
@@ -20693,7 +20041,6 @@
                               </w:rPr>
                               <w:t>stack</w:t>
                             </w:r>
-                            <w:proofErr w:type="gramEnd"/>
                             <w:r>
                               <w:rPr>
                                 <w:rFonts w:ascii="Consolas"/>
@@ -20702,7 +20049,6 @@
                               </w:rPr>
                               <w:t>.</w:t>
                             </w:r>
-                            <w:proofErr w:type="gramStart"/>
                             <w:r>
                               <w:rPr>
                                 <w:rFonts w:ascii="Consolas"/>
@@ -20719,16 +20065,7 @@
                                 <w:color w:val="777777"/>
                                 <w:sz w:val="21"/>
                               </w:rPr>
-                              <w:t>(</w:t>
-                            </w:r>
-                            <w:proofErr w:type="gramEnd"/>
-                            <w:r>
-                              <w:rPr>
-                                <w:rFonts w:ascii="Consolas"/>
-                                <w:color w:val="777777"/>
-                                <w:sz w:val="21"/>
-                              </w:rPr>
-                              <w:t>))</w:t>
+                              <w:t>())</w:t>
                             </w:r>
                             <w:r>
                               <w:rPr>
@@ -20739,7 +20076,6 @@
                               </w:rPr>
                               <w:t xml:space="preserve"> </w:t>
                             </w:r>
-                            <w:proofErr w:type="gramStart"/>
                             <w:r>
                               <w:rPr>
                                 <w:rFonts w:ascii="Consolas"/>
@@ -20756,7 +20092,6 @@
                               </w:rPr>
                               <w:t>binary</w:t>
                             </w:r>
-                            <w:proofErr w:type="gramEnd"/>
                             <w:r>
                               <w:rPr>
                                 <w:rFonts w:ascii="Consolas"/>
@@ -20784,7 +20119,6 @@
                               <w:t xml:space="preserve"> </w:t>
                             </w:r>
                             <w:proofErr w:type="spellStart"/>
-                            <w:proofErr w:type="gramStart"/>
                             <w:r>
                               <w:rPr>
                                 <w:rFonts w:ascii="Consolas"/>
@@ -20821,17 +20155,7 @@
                                 <w:spacing w:val="-2"/>
                                 <w:sz w:val="21"/>
                               </w:rPr>
-                              <w:t>(</w:t>
-                            </w:r>
-                            <w:proofErr w:type="gramEnd"/>
-                            <w:r>
-                              <w:rPr>
-                                <w:rFonts w:ascii="Consolas"/>
-                                <w:color w:val="777777"/>
-                                <w:spacing w:val="-2"/>
-                                <w:sz w:val="21"/>
-                              </w:rPr>
-                              <w:t>);</w:t>
+                              <w:t>();</w:t>
                             </w:r>
                           </w:p>
                           <w:p>
@@ -20966,7 +20290,6 @@
                         <w:t xml:space="preserve"> </w:t>
                       </w:r>
                       <w:proofErr w:type="spellStart"/>
-                      <w:proofErr w:type="gramStart"/>
                       <w:r>
                         <w:rPr>
                           <w:rFonts w:ascii="Consolas"/>
@@ -20985,7 +20308,6 @@
                         </w:rPr>
                         <w:t>(</w:t>
                       </w:r>
-                      <w:proofErr w:type="gramEnd"/>
                       <w:r>
                         <w:rPr>
                           <w:rFonts w:ascii="Consolas"/>
@@ -21003,7 +20325,6 @@
                         </w:rPr>
                         <w:t xml:space="preserve"> </w:t>
                       </w:r>
-                      <w:proofErr w:type="gramStart"/>
                       <w:r>
                         <w:rPr>
                           <w:rFonts w:ascii="Consolas"/>
@@ -21022,7 +20343,6 @@
                         </w:rPr>
                         <w:t>){</w:t>
                       </w:r>
-                      <w:proofErr w:type="gramEnd"/>
                     </w:p>
                     <w:p>
                       <w:pPr>
@@ -21107,7 +20427,6 @@
                         <w:t xml:space="preserve"> </w:t>
                       </w:r>
                       <w:proofErr w:type="spellStart"/>
-                      <w:proofErr w:type="gramStart"/>
                       <w:r>
                         <w:rPr>
                           <w:rFonts w:ascii="Consolas"/>
@@ -21124,16 +20443,7 @@
                           <w:color w:val="777777"/>
                           <w:sz w:val="21"/>
                         </w:rPr>
-                        <w:t>(</w:t>
-                      </w:r>
-                      <w:proofErr w:type="gramEnd"/>
-                      <w:r>
-                        <w:rPr>
-                          <w:rFonts w:ascii="Consolas"/>
-                          <w:color w:val="777777"/>
-                          <w:sz w:val="21"/>
-                        </w:rPr>
-                        <w:t xml:space="preserve">); </w:t>
+                        <w:t xml:space="preserve">(); </w:t>
                       </w:r>
                       <w:r>
                         <w:rPr>
@@ -21296,7 +20606,6 @@
                         <w:t xml:space="preserve">; </w:t>
                       </w:r>
                       <w:proofErr w:type="spellStart"/>
-                      <w:proofErr w:type="gramStart"/>
                       <w:r>
                         <w:rPr>
                           <w:rFonts w:ascii="Consolas"/>
@@ -21326,7 +20635,6 @@
                         <w:t>push</w:t>
                       </w:r>
                       <w:proofErr w:type="spellEnd"/>
-                      <w:proofErr w:type="gramEnd"/>
                       <w:r>
                         <w:rPr>
                           <w:rFonts w:ascii="Consolas"/>
@@ -21523,7 +20831,6 @@
                         </w:rPr>
                         <w:t xml:space="preserve"> </w:t>
                       </w:r>
-                      <w:proofErr w:type="gramStart"/>
                       <w:r>
                         <w:rPr>
                           <w:rFonts w:ascii="Consolas"/>
@@ -21541,7 +20848,6 @@
                         </w:rPr>
                         <w:t>stack</w:t>
                       </w:r>
-                      <w:proofErr w:type="gramEnd"/>
                       <w:r>
                         <w:rPr>
                           <w:rFonts w:ascii="Consolas"/>
@@ -21550,7 +20856,6 @@
                         </w:rPr>
                         <w:t>.</w:t>
                       </w:r>
-                      <w:proofErr w:type="gramStart"/>
                       <w:r>
                         <w:rPr>
                           <w:rFonts w:ascii="Consolas"/>
@@ -21567,16 +20872,7 @@
                           <w:color w:val="777777"/>
                           <w:sz w:val="21"/>
                         </w:rPr>
-                        <w:t>(</w:t>
-                      </w:r>
-                      <w:proofErr w:type="gramEnd"/>
-                      <w:r>
-                        <w:rPr>
-                          <w:rFonts w:ascii="Consolas"/>
-                          <w:color w:val="777777"/>
-                          <w:sz w:val="21"/>
-                        </w:rPr>
-                        <w:t>))</w:t>
+                        <w:t>())</w:t>
                       </w:r>
                       <w:r>
                         <w:rPr>
@@ -21587,7 +20883,6 @@
                         </w:rPr>
                         <w:t xml:space="preserve"> </w:t>
                       </w:r>
-                      <w:proofErr w:type="gramStart"/>
                       <w:r>
                         <w:rPr>
                           <w:rFonts w:ascii="Consolas"/>
@@ -21604,7 +20899,6 @@
                         </w:rPr>
                         <w:t>binary</w:t>
                       </w:r>
-                      <w:proofErr w:type="gramEnd"/>
                       <w:r>
                         <w:rPr>
                           <w:rFonts w:ascii="Consolas"/>
@@ -21632,7 +20926,6 @@
                         <w:t xml:space="preserve"> </w:t>
                       </w:r>
                       <w:proofErr w:type="spellStart"/>
-                      <w:proofErr w:type="gramStart"/>
                       <w:r>
                         <w:rPr>
                           <w:rFonts w:ascii="Consolas"/>
@@ -21669,17 +20962,7 @@
                           <w:spacing w:val="-2"/>
                           <w:sz w:val="21"/>
                         </w:rPr>
-                        <w:t>(</w:t>
-                      </w:r>
-                      <w:proofErr w:type="gramEnd"/>
-                      <w:r>
-                        <w:rPr>
-                          <w:rFonts w:ascii="Consolas"/>
-                          <w:color w:val="777777"/>
-                          <w:spacing w:val="-2"/>
-                          <w:sz w:val="21"/>
-                        </w:rPr>
-                        <w:t>);</w:t>
+                        <w:t>();</w:t>
                       </w:r>
                     </w:p>
                     <w:p>
@@ -22172,7 +21455,6 @@
                               </w:rPr>
                               <w:t xml:space="preserve"> </w:t>
                             </w:r>
-                            <w:proofErr w:type="gramStart"/>
                             <w:r>
                               <w:rPr>
                                 <w:rFonts w:ascii="Consolas"/>
@@ -22189,7 +21471,6 @@
                               </w:rPr>
                               <w:t>int</w:t>
                             </w:r>
-                            <w:proofErr w:type="gramEnd"/>
                             <w:r>
                               <w:rPr>
                                 <w:rFonts w:ascii="Consolas"/>
@@ -22307,7 +21588,6 @@
                               <w:t xml:space="preserve">public </w:t>
                             </w:r>
                             <w:proofErr w:type="spellStart"/>
-                            <w:proofErr w:type="gramStart"/>
                             <w:r>
                               <w:rPr>
                                 <w:rFonts w:ascii="Consolas"/>
@@ -22324,25 +21604,7 @@
                                 <w:color w:val="777777"/>
                                 <w:sz w:val="21"/>
                               </w:rPr>
-                              <w:t>(</w:t>
-                            </w:r>
-                            <w:proofErr w:type="gramEnd"/>
-                            <w:r>
-                              <w:rPr>
-                                <w:rFonts w:ascii="Consolas"/>
-                                <w:color w:val="777777"/>
-                                <w:sz w:val="21"/>
-                              </w:rPr>
-                              <w:t xml:space="preserve">) </w:t>
-                            </w:r>
-                            <w:proofErr w:type="gramStart"/>
-                            <w:r>
-                              <w:rPr>
-                                <w:rFonts w:ascii="Consolas"/>
-                                <w:color w:val="777777"/>
-                                <w:sz w:val="21"/>
-                              </w:rPr>
-                              <w:t xml:space="preserve">{ </w:t>
+                              <w:t xml:space="preserve">() { </w:t>
                             </w:r>
                             <w:proofErr w:type="spellStart"/>
                             <w:r>
@@ -22353,7 +21615,6 @@
                               </w:rPr>
                               <w:t>this</w:t>
                             </w:r>
-                            <w:proofErr w:type="gramEnd"/>
                             <w:r>
                               <w:rPr>
                                 <w:rFonts w:ascii="Consolas"/>
@@ -22452,7 +21713,6 @@
                               </w:rPr>
                               <w:t xml:space="preserve"> </w:t>
                             </w:r>
-                            <w:proofErr w:type="gramStart"/>
                             <w:r>
                               <w:rPr>
                                 <w:rFonts w:ascii="Consolas"/>
@@ -22479,17 +21739,7 @@
                                 <w:color w:val="AAAAAA"/>
                                 <w:sz w:val="21"/>
                               </w:rPr>
-                              <w:t>bit</w:t>
-                            </w:r>
-                            <w:proofErr w:type="gramEnd"/>
-                            <w:r>
-                              <w:rPr>
-                                <w:rFonts w:ascii="Consolas"/>
-                                <w:i/>
-                                <w:color w:val="AAAAAA"/>
-                                <w:sz w:val="21"/>
-                              </w:rPr>
-                              <w:t xml:space="preserve"> </w:t>
+                              <w:t xml:space="preserve">bit </w:t>
                             </w:r>
                             <w:proofErr w:type="spellStart"/>
                             <w:r>
@@ -22657,7 +21907,6 @@
                               <w:t xml:space="preserve"> </w:t>
                             </w:r>
                             <w:proofErr w:type="spellStart"/>
-                            <w:proofErr w:type="gramStart"/>
                             <w:r>
                               <w:rPr>
                                 <w:rFonts w:ascii="Consolas"/>
@@ -22674,16 +21923,7 @@
                                 <w:color w:val="777777"/>
                                 <w:sz w:val="21"/>
                               </w:rPr>
-                              <w:t>(</w:t>
-                            </w:r>
-                            <w:proofErr w:type="gramEnd"/>
-                            <w:r>
-                              <w:rPr>
-                                <w:rFonts w:ascii="Consolas"/>
-                                <w:color w:val="777777"/>
-                                <w:sz w:val="21"/>
-                              </w:rPr>
-                              <w:t>)</w:t>
+                              <w:t>()</w:t>
                             </w:r>
                             <w:r>
                               <w:rPr>
@@ -22694,7 +21934,6 @@
                               </w:rPr>
                               <w:t xml:space="preserve"> </w:t>
                             </w:r>
-                            <w:proofErr w:type="gramStart"/>
                             <w:r>
                               <w:rPr>
                                 <w:rFonts w:ascii="Consolas"/>
@@ -22709,16 +21948,7 @@
                                 <w:color w:val="4A69C5"/>
                                 <w:sz w:val="21"/>
                               </w:rPr>
-                              <w:t>return</w:t>
-                            </w:r>
-                            <w:proofErr w:type="gramEnd"/>
-                            <w:r>
-                              <w:rPr>
-                                <w:rFonts w:ascii="Consolas"/>
-                                <w:color w:val="4A69C5"/>
-                                <w:sz w:val="21"/>
-                              </w:rPr>
-                              <w:t xml:space="preserve"> </w:t>
+                              <w:t xml:space="preserve">return </w:t>
                             </w:r>
                             <w:r>
                               <w:rPr>
@@ -22821,7 +22051,6 @@
                               <w:t xml:space="preserve"> </w:t>
                             </w:r>
                             <w:proofErr w:type="spellStart"/>
-                            <w:proofErr w:type="gramStart"/>
                             <w:r>
                               <w:rPr>
                                 <w:rFonts w:ascii="Consolas"/>
@@ -22838,25 +22067,7 @@
                                 <w:color w:val="777777"/>
                                 <w:sz w:val="21"/>
                               </w:rPr>
-                              <w:t>(</w:t>
-                            </w:r>
-                            <w:proofErr w:type="gramEnd"/>
-                            <w:r>
-                              <w:rPr>
-                                <w:rFonts w:ascii="Consolas"/>
-                                <w:color w:val="777777"/>
-                                <w:sz w:val="21"/>
-                              </w:rPr>
-                              <w:t xml:space="preserve">) </w:t>
-                            </w:r>
-                            <w:proofErr w:type="gramStart"/>
-                            <w:r>
-                              <w:rPr>
-                                <w:rFonts w:ascii="Consolas"/>
-                                <w:color w:val="777777"/>
-                                <w:sz w:val="21"/>
-                              </w:rPr>
-                              <w:t xml:space="preserve">{ </w:t>
+                              <w:t xml:space="preserve">() { </w:t>
                             </w:r>
                             <w:r>
                               <w:rPr>
@@ -22866,7 +22077,6 @@
                               </w:rPr>
                               <w:t>return</w:t>
                             </w:r>
-                            <w:proofErr w:type="gramEnd"/>
                             <w:r>
                               <w:rPr>
                                 <w:rFonts w:ascii="Consolas"/>
@@ -23062,7 +22272,6 @@
                         </w:rPr>
                         <w:t xml:space="preserve"> </w:t>
                       </w:r>
-                      <w:proofErr w:type="gramStart"/>
                       <w:r>
                         <w:rPr>
                           <w:rFonts w:ascii="Consolas"/>
@@ -23079,7 +22288,6 @@
                         </w:rPr>
                         <w:t>int</w:t>
                       </w:r>
-                      <w:proofErr w:type="gramEnd"/>
                       <w:r>
                         <w:rPr>
                           <w:rFonts w:ascii="Consolas"/>
@@ -23197,7 +22405,6 @@
                         <w:t xml:space="preserve">public </w:t>
                       </w:r>
                       <w:proofErr w:type="spellStart"/>
-                      <w:proofErr w:type="gramStart"/>
                       <w:r>
                         <w:rPr>
                           <w:rFonts w:ascii="Consolas"/>
@@ -23214,25 +22421,7 @@
                           <w:color w:val="777777"/>
                           <w:sz w:val="21"/>
                         </w:rPr>
-                        <w:t>(</w:t>
-                      </w:r>
-                      <w:proofErr w:type="gramEnd"/>
-                      <w:r>
-                        <w:rPr>
-                          <w:rFonts w:ascii="Consolas"/>
-                          <w:color w:val="777777"/>
-                          <w:sz w:val="21"/>
-                        </w:rPr>
-                        <w:t xml:space="preserve">) </w:t>
-                      </w:r>
-                      <w:proofErr w:type="gramStart"/>
-                      <w:r>
-                        <w:rPr>
-                          <w:rFonts w:ascii="Consolas"/>
-                          <w:color w:val="777777"/>
-                          <w:sz w:val="21"/>
-                        </w:rPr>
-                        <w:t xml:space="preserve">{ </w:t>
+                        <w:t xml:space="preserve">() { </w:t>
                       </w:r>
                       <w:proofErr w:type="spellStart"/>
                       <w:r>
@@ -23243,7 +22432,6 @@
                         </w:rPr>
                         <w:t>this</w:t>
                       </w:r>
-                      <w:proofErr w:type="gramEnd"/>
                       <w:r>
                         <w:rPr>
                           <w:rFonts w:ascii="Consolas"/>
@@ -23342,7 +22530,6 @@
                         </w:rPr>
                         <w:t xml:space="preserve"> </w:t>
                       </w:r>
-                      <w:proofErr w:type="gramStart"/>
                       <w:r>
                         <w:rPr>
                           <w:rFonts w:ascii="Consolas"/>
@@ -23369,17 +22556,7 @@
                           <w:color w:val="AAAAAA"/>
                           <w:sz w:val="21"/>
                         </w:rPr>
-                        <w:t>bit</w:t>
-                      </w:r>
-                      <w:proofErr w:type="gramEnd"/>
-                      <w:r>
-                        <w:rPr>
-                          <w:rFonts w:ascii="Consolas"/>
-                          <w:i/>
-                          <w:color w:val="AAAAAA"/>
-                          <w:sz w:val="21"/>
-                        </w:rPr>
-                        <w:t xml:space="preserve"> </w:t>
+                        <w:t xml:space="preserve">bit </w:t>
                       </w:r>
                       <w:proofErr w:type="spellStart"/>
                       <w:r>
@@ -23547,7 +22724,6 @@
                         <w:t xml:space="preserve"> </w:t>
                       </w:r>
                       <w:proofErr w:type="spellStart"/>
-                      <w:proofErr w:type="gramStart"/>
                       <w:r>
                         <w:rPr>
                           <w:rFonts w:ascii="Consolas"/>
@@ -23564,16 +22740,7 @@
                           <w:color w:val="777777"/>
                           <w:sz w:val="21"/>
                         </w:rPr>
-                        <w:t>(</w:t>
-                      </w:r>
-                      <w:proofErr w:type="gramEnd"/>
-                      <w:r>
-                        <w:rPr>
-                          <w:rFonts w:ascii="Consolas"/>
-                          <w:color w:val="777777"/>
-                          <w:sz w:val="21"/>
-                        </w:rPr>
-                        <w:t>)</w:t>
+                        <w:t>()</w:t>
                       </w:r>
                       <w:r>
                         <w:rPr>
@@ -23584,7 +22751,6 @@
                         </w:rPr>
                         <w:t xml:space="preserve"> </w:t>
                       </w:r>
-                      <w:proofErr w:type="gramStart"/>
                       <w:r>
                         <w:rPr>
                           <w:rFonts w:ascii="Consolas"/>
@@ -23599,16 +22765,7 @@
                           <w:color w:val="4A69C5"/>
                           <w:sz w:val="21"/>
                         </w:rPr>
-                        <w:t>return</w:t>
-                      </w:r>
-                      <w:proofErr w:type="gramEnd"/>
-                      <w:r>
-                        <w:rPr>
-                          <w:rFonts w:ascii="Consolas"/>
-                          <w:color w:val="4A69C5"/>
-                          <w:sz w:val="21"/>
-                        </w:rPr>
-                        <w:t xml:space="preserve"> </w:t>
+                        <w:t xml:space="preserve">return </w:t>
                       </w:r>
                       <w:r>
                         <w:rPr>
@@ -23711,7 +22868,6 @@
                         <w:t xml:space="preserve"> </w:t>
                       </w:r>
                       <w:proofErr w:type="spellStart"/>
-                      <w:proofErr w:type="gramStart"/>
                       <w:r>
                         <w:rPr>
                           <w:rFonts w:ascii="Consolas"/>
@@ -23728,25 +22884,7 @@
                           <w:color w:val="777777"/>
                           <w:sz w:val="21"/>
                         </w:rPr>
-                        <w:t>(</w:t>
-                      </w:r>
-                      <w:proofErr w:type="gramEnd"/>
-                      <w:r>
-                        <w:rPr>
-                          <w:rFonts w:ascii="Consolas"/>
-                          <w:color w:val="777777"/>
-                          <w:sz w:val="21"/>
-                        </w:rPr>
-                        <w:t xml:space="preserve">) </w:t>
-                      </w:r>
-                      <w:proofErr w:type="gramStart"/>
-                      <w:r>
-                        <w:rPr>
-                          <w:rFonts w:ascii="Consolas"/>
-                          <w:color w:val="777777"/>
-                          <w:sz w:val="21"/>
-                        </w:rPr>
-                        <w:t xml:space="preserve">{ </w:t>
+                        <w:t xml:space="preserve">() { </w:t>
                       </w:r>
                       <w:r>
                         <w:rPr>
@@ -23756,7 +22894,6 @@
                         </w:rPr>
                         <w:t>return</w:t>
                       </w:r>
-                      <w:proofErr w:type="gramEnd"/>
                       <w:r>
                         <w:rPr>
                           <w:rFonts w:ascii="Consolas"/>
@@ -24017,7 +23154,6 @@
                               </w:rPr>
                               <w:t xml:space="preserve"> </w:t>
                             </w:r>
-                            <w:proofErr w:type="gramStart"/>
                             <w:r>
                               <w:rPr>
                                 <w:rFonts w:ascii="Consolas"/>
@@ -24035,7 +23171,6 @@
                               </w:rPr>
                               <w:t>(</w:t>
                             </w:r>
-                            <w:proofErr w:type="gramEnd"/>
                             <w:r>
                               <w:rPr>
                                 <w:rFonts w:ascii="Consolas"/>
@@ -24078,7 +23213,6 @@
                               </w:rPr>
                               <w:t xml:space="preserve"> </w:t>
                             </w:r>
-                            <w:proofErr w:type="gramStart"/>
                             <w:r>
                               <w:rPr>
                                 <w:rFonts w:ascii="Consolas"/>
@@ -24093,16 +23227,7 @@
                                 <w:color w:val="4A69C5"/>
                                 <w:sz w:val="21"/>
                               </w:rPr>
-                              <w:t>if</w:t>
-                            </w:r>
-                            <w:proofErr w:type="gramEnd"/>
-                            <w:r>
-                              <w:rPr>
-                                <w:rFonts w:ascii="Consolas"/>
-                                <w:color w:val="4A69C5"/>
-                                <w:sz w:val="21"/>
-                              </w:rPr>
-                              <w:t xml:space="preserve"> </w:t>
+                              <w:t xml:space="preserve">if </w:t>
                             </w:r>
                             <w:r>
                               <w:rPr>
@@ -24113,7 +23238,6 @@
                               <w:t>(</w:t>
                             </w:r>
                             <w:proofErr w:type="spellStart"/>
-                            <w:proofErr w:type="gramStart"/>
                             <w:r>
                               <w:rPr>
                                 <w:rFonts w:ascii="Consolas"/>
@@ -24130,16 +23254,7 @@
                                 <w:color w:val="777777"/>
                                 <w:sz w:val="21"/>
                               </w:rPr>
-                              <w:t>(</w:t>
-                            </w:r>
-                            <w:proofErr w:type="gramEnd"/>
-                            <w:r>
-                              <w:rPr>
-                                <w:rFonts w:ascii="Consolas"/>
-                                <w:color w:val="777777"/>
-                                <w:sz w:val="21"/>
-                              </w:rPr>
-                              <w:t>)) {</w:t>
+                              <w:t>()) {</w:t>
                             </w:r>
                           </w:p>
                           <w:p>
@@ -24531,7 +23646,6 @@
                               </w:rPr>
                               <w:t xml:space="preserve">int </w:t>
                             </w:r>
-                            <w:proofErr w:type="gramStart"/>
                             <w:r>
                               <w:rPr>
                                 <w:rFonts w:ascii="Consolas"/>
@@ -24547,25 +23661,7 @@
                                 <w:color w:val="777777"/>
                                 <w:sz w:val="21"/>
                               </w:rPr>
-                              <w:t>(</w:t>
-                            </w:r>
-                            <w:proofErr w:type="gramEnd"/>
-                            <w:r>
-                              <w:rPr>
-                                <w:rFonts w:ascii="Consolas"/>
-                                <w:color w:val="777777"/>
-                                <w:sz w:val="21"/>
-                              </w:rPr>
-                              <w:t xml:space="preserve">) </w:t>
-                            </w:r>
-                            <w:proofErr w:type="gramStart"/>
-                            <w:r>
-                              <w:rPr>
-                                <w:rFonts w:ascii="Consolas"/>
-                                <w:color w:val="777777"/>
-                                <w:sz w:val="21"/>
-                              </w:rPr>
-                              <w:t xml:space="preserve">{ </w:t>
+                              <w:t xml:space="preserve">() { </w:t>
                             </w:r>
                             <w:r>
                               <w:rPr>
@@ -24575,7 +23671,6 @@
                               </w:rPr>
                               <w:t>if</w:t>
                             </w:r>
-                            <w:proofErr w:type="gramEnd"/>
                             <w:r>
                               <w:rPr>
                                 <w:rFonts w:ascii="Consolas"/>
@@ -24594,7 +23689,6 @@
                               <w:t>(</w:t>
                             </w:r>
                             <w:proofErr w:type="spellStart"/>
-                            <w:proofErr w:type="gramStart"/>
                             <w:r>
                               <w:rPr>
                                 <w:rFonts w:ascii="Consolas"/>
@@ -24611,16 +23705,7 @@
                                 <w:color w:val="777777"/>
                                 <w:sz w:val="21"/>
                               </w:rPr>
-                              <w:t>(</w:t>
-                            </w:r>
-                            <w:proofErr w:type="gramEnd"/>
-                            <w:r>
-                              <w:rPr>
-                                <w:rFonts w:ascii="Consolas"/>
-                                <w:color w:val="777777"/>
-                                <w:sz w:val="21"/>
-                              </w:rPr>
-                              <w:t>))</w:t>
+                              <w:t>())</w:t>
                             </w:r>
                             <w:r>
                               <w:rPr>
@@ -25147,7 +24232,6 @@
                         </w:rPr>
                         <w:t xml:space="preserve"> </w:t>
                       </w:r>
-                      <w:proofErr w:type="gramStart"/>
                       <w:r>
                         <w:rPr>
                           <w:rFonts w:ascii="Consolas"/>
@@ -25165,7 +24249,6 @@
                         </w:rPr>
                         <w:t>(</w:t>
                       </w:r>
-                      <w:proofErr w:type="gramEnd"/>
                       <w:r>
                         <w:rPr>
                           <w:rFonts w:ascii="Consolas"/>
@@ -25208,7 +24291,6 @@
                         </w:rPr>
                         <w:t xml:space="preserve"> </w:t>
                       </w:r>
-                      <w:proofErr w:type="gramStart"/>
                       <w:r>
                         <w:rPr>
                           <w:rFonts w:ascii="Consolas"/>
@@ -25223,16 +24305,7 @@
                           <w:color w:val="4A69C5"/>
                           <w:sz w:val="21"/>
                         </w:rPr>
-                        <w:t>if</w:t>
-                      </w:r>
-                      <w:proofErr w:type="gramEnd"/>
-                      <w:r>
-                        <w:rPr>
-                          <w:rFonts w:ascii="Consolas"/>
-                          <w:color w:val="4A69C5"/>
-                          <w:sz w:val="21"/>
-                        </w:rPr>
-                        <w:t xml:space="preserve"> </w:t>
+                        <w:t xml:space="preserve">if </w:t>
                       </w:r>
                       <w:r>
                         <w:rPr>
@@ -25243,7 +24316,6 @@
                         <w:t>(</w:t>
                       </w:r>
                       <w:proofErr w:type="spellStart"/>
-                      <w:proofErr w:type="gramStart"/>
                       <w:r>
                         <w:rPr>
                           <w:rFonts w:ascii="Consolas"/>
@@ -25260,16 +24332,7 @@
                           <w:color w:val="777777"/>
                           <w:sz w:val="21"/>
                         </w:rPr>
-                        <w:t>(</w:t>
-                      </w:r>
-                      <w:proofErr w:type="gramEnd"/>
-                      <w:r>
-                        <w:rPr>
-                          <w:rFonts w:ascii="Consolas"/>
-                          <w:color w:val="777777"/>
-                          <w:sz w:val="21"/>
-                        </w:rPr>
-                        <w:t>)) {</w:t>
+                        <w:t>()) {</w:t>
                       </w:r>
                     </w:p>
                     <w:p>
@@ -25661,7 +24724,6 @@
                         </w:rPr>
                         <w:t xml:space="preserve">int </w:t>
                       </w:r>
-                      <w:proofErr w:type="gramStart"/>
                       <w:r>
                         <w:rPr>
                           <w:rFonts w:ascii="Consolas"/>
@@ -25677,25 +24739,7 @@
                           <w:color w:val="777777"/>
                           <w:sz w:val="21"/>
                         </w:rPr>
-                        <w:t>(</w:t>
-                      </w:r>
-                      <w:proofErr w:type="gramEnd"/>
-                      <w:r>
-                        <w:rPr>
-                          <w:rFonts w:ascii="Consolas"/>
-                          <w:color w:val="777777"/>
-                          <w:sz w:val="21"/>
-                        </w:rPr>
-                        <w:t xml:space="preserve">) </w:t>
-                      </w:r>
-                      <w:proofErr w:type="gramStart"/>
-                      <w:r>
-                        <w:rPr>
-                          <w:rFonts w:ascii="Consolas"/>
-                          <w:color w:val="777777"/>
-                          <w:sz w:val="21"/>
-                        </w:rPr>
-                        <w:t xml:space="preserve">{ </w:t>
+                        <w:t xml:space="preserve">() { </w:t>
                       </w:r>
                       <w:r>
                         <w:rPr>
@@ -25705,7 +24749,6 @@
                         </w:rPr>
                         <w:t>if</w:t>
                       </w:r>
-                      <w:proofErr w:type="gramEnd"/>
                       <w:r>
                         <w:rPr>
                           <w:rFonts w:ascii="Consolas"/>
@@ -25724,7 +24767,6 @@
                         <w:t>(</w:t>
                       </w:r>
                       <w:proofErr w:type="spellStart"/>
-                      <w:proofErr w:type="gramStart"/>
                       <w:r>
                         <w:rPr>
                           <w:rFonts w:ascii="Consolas"/>
@@ -25741,16 +24783,7 @@
                           <w:color w:val="777777"/>
                           <w:sz w:val="21"/>
                         </w:rPr>
-                        <w:t>(</w:t>
-                      </w:r>
-                      <w:proofErr w:type="gramEnd"/>
-                      <w:r>
-                        <w:rPr>
-                          <w:rFonts w:ascii="Consolas"/>
-                          <w:color w:val="777777"/>
-                          <w:sz w:val="21"/>
-                        </w:rPr>
-                        <w:t>))</w:t>
+                        <w:t>())</w:t>
                       </w:r>
                       <w:r>
                         <w:rPr>
@@ -26610,7 +25643,6 @@
                                 <w:t xml:space="preserve"> </w:t>
                               </w:r>
                               <w:proofErr w:type="spellStart"/>
-                              <w:proofErr w:type="gramStart"/>
                               <w:r>
                                 <w:rPr>
                                   <w:rFonts w:ascii="Consolas"/>
@@ -26643,16 +25675,7 @@
                                   <w:color w:val="777777"/>
                                   <w:sz w:val="21"/>
                                 </w:rPr>
-                                <w:t>(</w:t>
-                              </w:r>
-                              <w:proofErr w:type="gramEnd"/>
-                              <w:r>
-                                <w:rPr>
-                                  <w:rFonts w:ascii="Consolas"/>
-                                  <w:color w:val="777777"/>
-                                  <w:sz w:val="21"/>
-                                </w:rPr>
-                                <w:t xml:space="preserve">); </w:t>
+                                <w:t xml:space="preserve">(); </w:t>
                               </w:r>
                               <w:r>
                                 <w:rPr>
@@ -26670,7 +25693,6 @@
                                 </w:rPr>
                                 <w:t>(</w:t>
                               </w:r>
-                              <w:proofErr w:type="gramStart"/>
                               <w:r>
                                 <w:rPr>
                                   <w:rFonts w:ascii="Consolas"/>
@@ -26685,16 +25707,7 @@
                                   <w:color w:val="777777"/>
                                   <w:sz w:val="21"/>
                                 </w:rPr>
-                                <w:t>!</w:t>
-                              </w:r>
-                              <w:proofErr w:type="gramEnd"/>
-                              <w:r>
-                                <w:rPr>
-                                  <w:rFonts w:ascii="Consolas"/>
-                                  <w:color w:val="777777"/>
-                                  <w:sz w:val="21"/>
-                                </w:rPr>
-                                <w:t xml:space="preserve">= </w:t>
+                                <w:t xml:space="preserve">!= </w:t>
                               </w:r>
                               <w:r>
                                 <w:rPr>
@@ -27033,7 +26046,6 @@
                                 <w:t xml:space="preserve">= </w:t>
                               </w:r>
                               <w:proofErr w:type="spellStart"/>
-                              <w:proofErr w:type="gramStart"/>
                               <w:r>
                                 <w:rPr>
                                   <w:rFonts w:ascii="Consolas"/>
@@ -27060,7 +26072,6 @@
                                 <w:t>nextInt</w:t>
                               </w:r>
                               <w:proofErr w:type="spellEnd"/>
-                              <w:proofErr w:type="gramEnd"/>
                               <w:r>
                                 <w:rPr>
                                   <w:rFonts w:ascii="Consolas"/>
@@ -27070,7 +26081,6 @@
                                 <w:t xml:space="preserve">(); </w:t>
                               </w:r>
                               <w:proofErr w:type="spellStart"/>
-                              <w:proofErr w:type="gramStart"/>
                               <w:r>
                                 <w:rPr>
                                   <w:rFonts w:ascii="Consolas"/>
@@ -27100,7 +26110,6 @@
                                 <w:t>grading</w:t>
                               </w:r>
                               <w:proofErr w:type="spellEnd"/>
-                              <w:proofErr w:type="gramEnd"/>
                               <w:r>
                                 <w:rPr>
                                   <w:rFonts w:ascii="Consolas"/>
@@ -27512,7 +26521,6 @@
                                 <w:t xml:space="preserve"> </w:t>
                               </w:r>
                               <w:proofErr w:type="spellStart"/>
-                              <w:proofErr w:type="gramStart"/>
                               <w:r>
                                 <w:rPr>
                                   <w:rFonts w:ascii="Consolas"/>
@@ -27542,7 +26550,6 @@
                                 <w:t>convertToBinary</w:t>
                               </w:r>
                               <w:proofErr w:type="spellEnd"/>
-                              <w:proofErr w:type="gramEnd"/>
                               <w:r>
                                 <w:rPr>
                                   <w:rFonts w:ascii="Consolas"/>
@@ -27893,7 +26900,6 @@
                           <w:t xml:space="preserve"> </w:t>
                         </w:r>
                         <w:proofErr w:type="spellStart"/>
-                        <w:proofErr w:type="gramStart"/>
                         <w:r>
                           <w:rPr>
                             <w:rFonts w:ascii="Consolas"/>
@@ -27926,16 +26932,7 @@
                             <w:color w:val="777777"/>
                             <w:sz w:val="21"/>
                           </w:rPr>
-                          <w:t>(</w:t>
-                        </w:r>
-                        <w:proofErr w:type="gramEnd"/>
-                        <w:r>
-                          <w:rPr>
-                            <w:rFonts w:ascii="Consolas"/>
-                            <w:color w:val="777777"/>
-                            <w:sz w:val="21"/>
-                          </w:rPr>
-                          <w:t xml:space="preserve">); </w:t>
+                          <w:t xml:space="preserve">(); </w:t>
                         </w:r>
                         <w:r>
                           <w:rPr>
@@ -27953,7 +26950,6 @@
                           </w:rPr>
                           <w:t>(</w:t>
                         </w:r>
-                        <w:proofErr w:type="gramStart"/>
                         <w:r>
                           <w:rPr>
                             <w:rFonts w:ascii="Consolas"/>
@@ -27968,16 +26964,7 @@
                             <w:color w:val="777777"/>
                             <w:sz w:val="21"/>
                           </w:rPr>
-                          <w:t>!</w:t>
-                        </w:r>
-                        <w:proofErr w:type="gramEnd"/>
-                        <w:r>
-                          <w:rPr>
-                            <w:rFonts w:ascii="Consolas"/>
-                            <w:color w:val="777777"/>
-                            <w:sz w:val="21"/>
-                          </w:rPr>
-                          <w:t xml:space="preserve">= </w:t>
+                          <w:t xml:space="preserve">!= </w:t>
                         </w:r>
                         <w:r>
                           <w:rPr>
@@ -28316,7 +27303,6 @@
                           <w:t xml:space="preserve">= </w:t>
                         </w:r>
                         <w:proofErr w:type="spellStart"/>
-                        <w:proofErr w:type="gramStart"/>
                         <w:r>
                           <w:rPr>
                             <w:rFonts w:ascii="Consolas"/>
@@ -28343,7 +27329,6 @@
                           <w:t>nextInt</w:t>
                         </w:r>
                         <w:proofErr w:type="spellEnd"/>
-                        <w:proofErr w:type="gramEnd"/>
                         <w:r>
                           <w:rPr>
                             <w:rFonts w:ascii="Consolas"/>
@@ -28353,7 +27338,6 @@
                           <w:t xml:space="preserve">(); </w:t>
                         </w:r>
                         <w:proofErr w:type="spellStart"/>
-                        <w:proofErr w:type="gramStart"/>
                         <w:r>
                           <w:rPr>
                             <w:rFonts w:ascii="Consolas"/>
@@ -28383,7 +27367,6 @@
                           <w:t>grading</w:t>
                         </w:r>
                         <w:proofErr w:type="spellEnd"/>
-                        <w:proofErr w:type="gramEnd"/>
                         <w:r>
                           <w:rPr>
                             <w:rFonts w:ascii="Consolas"/>
@@ -28767,7 +27750,6 @@
                           <w:t xml:space="preserve"> </w:t>
                         </w:r>
                         <w:proofErr w:type="spellStart"/>
-                        <w:proofErr w:type="gramStart"/>
                         <w:r>
                           <w:rPr>
                             <w:rFonts w:ascii="Consolas"/>
@@ -28797,7 +27779,6 @@
                           <w:t>convertToBinary</w:t>
                         </w:r>
                         <w:proofErr w:type="spellEnd"/>
-                        <w:proofErr w:type="gramEnd"/>
                         <w:r>
                           <w:rPr>
                             <w:rFonts w:ascii="Consolas"/>
@@ -30482,7 +29463,6 @@
         <w:t xml:space="preserve"> </w:t>
       </w:r>
       <w:proofErr w:type="spellStart"/>
-      <w:proofErr w:type="gramStart"/>
       <w:r>
         <w:rPr>
           <w:b/>
@@ -30494,14 +29474,7 @@
         <w:rPr>
           <w:b/>
         </w:rPr>
-        <w:t>(</w:t>
-      </w:r>
-      <w:proofErr w:type="gramEnd"/>
-      <w:r>
-        <w:rPr>
-          <w:b/>
-        </w:rPr>
-        <w:t>)</w:t>
+        <w:t>()</w:t>
       </w:r>
       <w:r>
         <w:rPr>
@@ -30771,7 +29744,6 @@
         <w:t xml:space="preserve">In the </w:t>
       </w:r>
       <w:proofErr w:type="spellStart"/>
-      <w:proofErr w:type="gramStart"/>
       <w:r>
         <w:rPr>
           <w:b/>
@@ -30783,37 +29755,16 @@
         <w:rPr>
           <w:b/>
         </w:rPr>
-        <w:t>(</w:t>
-      </w:r>
-      <w:proofErr w:type="gramEnd"/>
+        <w:t xml:space="preserve">() </w:t>
+      </w:r>
+      <w:r>
+        <w:t xml:space="preserve">method, change the loop condition to </w:t>
+      </w:r>
       <w:r>
         <w:rPr>
           <w:b/>
         </w:rPr>
-        <w:t xml:space="preserve">) </w:t>
-      </w:r>
-      <w:r>
-        <w:t xml:space="preserve">method, change the loop condition to </w:t>
-      </w:r>
-      <w:r>
-        <w:rPr>
-          <w:b/>
-        </w:rPr>
-        <w:t>while (</w:t>
-      </w:r>
-      <w:proofErr w:type="gramStart"/>
-      <w:r>
-        <w:rPr>
-          <w:b/>
-        </w:rPr>
-        <w:t>grade !</w:t>
-      </w:r>
-      <w:proofErr w:type="gramEnd"/>
-      <w:r>
-        <w:rPr>
-          <w:b/>
-        </w:rPr>
-        <w:t>= 0)</w:t>
+        <w:t>while (grade != 0)</w:t>
       </w:r>
       <w:r>
         <w:t>. What is the result? Explain the reason!</w:t>
@@ -30951,29 +29902,7 @@
           <w:sz w:val="20"/>
           <w:szCs w:val="20"/>
         </w:rPr>
-        <w:t>With while (</w:t>
-      </w:r>
-      <w:proofErr w:type="gramStart"/>
-      <w:r>
-        <w:rPr>
-          <w:rFonts w:ascii="Times New Roman" w:hAnsi="Times New Roman" w:cs="Times New Roman"/>
-          <w:i/>
-          <w:iCs/>
-          <w:sz w:val="20"/>
-          <w:szCs w:val="20"/>
-        </w:rPr>
-        <w:t>grade !</w:t>
-      </w:r>
-      <w:proofErr w:type="gramEnd"/>
-      <w:r>
-        <w:rPr>
-          <w:rFonts w:ascii="Times New Roman" w:hAnsi="Times New Roman" w:cs="Times New Roman"/>
-          <w:i/>
-          <w:iCs/>
-          <w:sz w:val="20"/>
-          <w:szCs w:val="20"/>
-        </w:rPr>
-        <w:t>= 0), the loop would also run for negative values, which is not intended in this context. Negative integers would cause an infinite loop because dividing by 2 never reaches exactly 0.</w:t>
+        <w:t>With while (grade != 0), the loop would also run for negative values, which is not intended in this context. Negative integers would cause an infinite loop because dividing by 2 never reaches exactly 0.</w:t>
       </w:r>
     </w:p>
     <w:p>
@@ -31020,11 +29949,9 @@
         </w:rPr>
         <w:t xml:space="preserve"> </w:t>
       </w:r>
-      <w:proofErr w:type="gramStart"/>
       <w:r>
         <w:t>Time :</w:t>
       </w:r>
-      <w:proofErr w:type="gramEnd"/>
       <w:r>
         <w:rPr>
           <w:spacing w:val="-4"/>
@@ -31394,7 +30321,6 @@
               <w:t>AttendanceNumber</w:t>
             </w:r>
             <w:proofErr w:type="spellEnd"/>
-            <w:proofErr w:type="gramStart"/>
             <w:r>
               <w:rPr>
                 <w:b/>
@@ -31407,14 +30333,7 @@
               <w:rPr>
                 <w:spacing w:val="-2"/>
               </w:rPr>
-              <w:t>(</w:t>
-            </w:r>
-            <w:proofErr w:type="gramEnd"/>
-            <w:r>
-              <w:rPr>
-                <w:spacing w:val="-2"/>
-              </w:rPr>
-              <w:t>)</w:t>
+              <w:t>()</w:t>
             </w:r>
           </w:p>
           <w:p>
@@ -31444,7 +30363,6 @@
               <w:t>AttendanceNumber</w:t>
             </w:r>
             <w:proofErr w:type="spellEnd"/>
-            <w:proofErr w:type="gramStart"/>
             <w:r>
               <w:rPr>
                 <w:b/>
@@ -31453,11 +30371,7 @@
               <w:t>&gt;</w:t>
             </w:r>
             <w:r>
-              <w:t>(</w:t>
-            </w:r>
-            <w:proofErr w:type="gramEnd"/>
-            <w:r>
-              <w:t>id:</w:t>
+              <w:t>(id:</w:t>
             </w:r>
             <w:r>
               <w:rPr>
@@ -33144,6 +32058,20 @@
           <w:szCs w:val="20"/>
         </w:rPr>
       </w:pPr>
+      <w:hyperlink r:id="rId49" w:history="1">
+        <w:r>
+          <w:rPr>
+            <w:rStyle w:val="Hyperlink"/>
+            <w:rFonts w:ascii="Times New Roman" w:hAnsi="Times New Roman" w:cs="Times New Roman"/>
+            <w:b/>
+            <w:i/>
+            <w:iCs/>
+            <w:sz w:val="20"/>
+            <w:szCs w:val="20"/>
+          </w:rPr>
+          <w:t>https://github.com/guramedadar/Praktikum-Algoritma-Struktur-Data/tree/main/src/com/jobsheet10</w:t>
+        </w:r>
+      </w:hyperlink>
     </w:p>
     <w:sectPr>
       <w:pgSz w:w="11910" w:h="16840"/>
@@ -33291,7 +32219,7 @@
         </mc:Choice>
         <mc:Fallback>
           <w:pict>
-            <v:group w14:anchorId="616AC2DC" id="Group 9" o:spid="_x0000_s1026" style="position:absolute;margin-left:85pt;margin-top:798.95pt;width:269.75pt;height:13.2pt;z-index:-16051712;mso-wrap-distance-left:0;mso-wrap-distance-right:0;mso-position-horizontal-relative:page;mso-position-vertical-relative:page" coordsize="34258,1676" o:gfxdata="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">
+            <v:group w14:anchorId="5FFBEBFA" id="Group 9" o:spid="_x0000_s1026" style="position:absolute;margin-left:85pt;margin-top:798.95pt;width:269.75pt;height:13.2pt;z-index:-16051712;mso-wrap-distance-left:0;mso-wrap-distance-right:0;mso-position-horizontal-relative:page;mso-position-vertical-relative:page" coordsize="34258,1676" o:gfxdata="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">
               <v:shapetype id="_x0000_t75" coordsize="21600,21600" o:spt="75" o:preferrelative="t" path="m@4@5l@4@11@9@11@9@5xe" filled="f" stroked="f">
                 <v:stroke joinstyle="miter"/>
                 <v:formulas>
@@ -33476,7 +32404,7 @@
         </mc:Choice>
         <mc:Fallback>
           <w:pict>
-            <v:group w14:anchorId="21EC955A" id="Group 13" o:spid="_x0000_s1026" style="position:absolute;margin-left:85pt;margin-top:779.15pt;width:256.5pt;height:13.2pt;z-index:-16051200;mso-wrap-distance-left:0;mso-wrap-distance-right:0;mso-position-horizontal-relative:page;mso-position-vertical-relative:page" coordsize="32575,1676" o:gfxdata="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">
+            <v:group w14:anchorId="1F776D79" id="Group 13" o:spid="_x0000_s1026" style="position:absolute;margin-left:85pt;margin-top:779.15pt;width:256.5pt;height:13.2pt;z-index:-16051200;mso-wrap-distance-left:0;mso-wrap-distance-right:0;mso-position-horizontal-relative:page;mso-position-vertical-relative:page" coordsize="32575,1676" o:gfxdata="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">
               <v:shape id="Image 14" o:spid="_x0000_s1027" type="#_x0000_t75" style="position:absolute;width:28753;height:1676;visibility:visible;mso-wrap-style:square" o:gfxdata="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">
                 <v:imagedata r:id="rId11" o:title=""/>
               </v:shape>
@@ -33872,7 +32800,7 @@
         </mc:Choice>
         <mc:Fallback>
           <w:pict>
-            <v:group w14:anchorId="03581FB0" id="Group 2" o:spid="_x0000_s1026" style="position:absolute;margin-left:73.4pt;margin-top:36pt;width:179.7pt;height:13.2pt;z-index:-16052736;mso-wrap-distance-left:0;mso-wrap-distance-right:0;mso-position-horizontal-relative:page;mso-position-vertical-relative:page" coordsize="22821,1676" o:gfxdata="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">
+            <v:group w14:anchorId="6107915E" id="Group 2" o:spid="_x0000_s1026" style="position:absolute;margin-left:73.4pt;margin-top:36pt;width:179.7pt;height:13.2pt;z-index:-16052736;mso-wrap-distance-left:0;mso-wrap-distance-right:0;mso-position-horizontal-relative:page;mso-position-vertical-relative:page" coordsize="22821,1676" o:gfxdata="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">
               <v:shapetype id="_x0000_t75" coordsize="21600,21600" o:spt="75" o:preferrelative="t" path="m@4@5l@4@11@9@11@9@5xe" filled="f" stroked="f">
                 <v:stroke joinstyle="miter"/>
                 <v:formulas>
@@ -33985,7 +32913,7 @@
         </mc:Choice>
         <mc:Fallback>
           <w:pict>
-            <v:shape w14:anchorId="32B83DAA" id="Graphic 8" o:spid="_x0000_s1026" style="position:absolute;margin-left:73.45pt;margin-top:66pt;width:454.5pt;height:1.5pt;z-index:-16052224;visibility:visible;mso-wrap-style:square;mso-wrap-distance-left:0;mso-wrap-distance-top:0;mso-wrap-distance-right:0;mso-wrap-distance-bottom:0;mso-position-horizontal:absolute;mso-position-horizontal-relative:page;mso-position-vertical:absolute;mso-position-vertical-relative:page;v-text-anchor:top" coordsize="5772150,19050" o:gfxdata="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" path="m,l5772150,19050e" filled="f" strokeweight="2.5pt">
+            <v:shape w14:anchorId="5DB6009D" id="Graphic 8" o:spid="_x0000_s1026" style="position:absolute;margin-left:73.45pt;margin-top:66pt;width:454.5pt;height:1.5pt;z-index:-16052224;visibility:visible;mso-wrap-style:square;mso-wrap-distance-left:0;mso-wrap-distance-top:0;mso-wrap-distance-right:0;mso-wrap-distance-bottom:0;mso-position-horizontal:absolute;mso-position-horizontal-relative:page;mso-position-vertical:absolute;mso-position-vertical-relative:page;v-text-anchor:top" coordsize="5772150,19050" o:gfxdata="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" path="m,l5772150,19050e" filled="f" strokeweight="2.5pt">
               <v:path arrowok="t"/>
               <w10:wrap anchorx="page" anchory="page"/>
             </v:shape>
